--- a/livrables/Lippens_Charles_2_cahier_des_charges_092026.docx
+++ b/livrables/Lippens_Charles_2_cahier_des_charges_092026.docx
@@ -58,7 +58,7 @@
           <w:color w:val="1F2937"/>
           <w:sz w:val="20"/>
         </w:rPr>
-        <w:t xml:space="preserve">Auteur : </w:t>
+        <w:t xml:space="preserve">Auteur : </w:t>
       </w:r>
       <w:r>
         <w:rPr>
@@ -80,7 +80,7 @@
           <w:color w:val="1F2937"/>
           <w:sz w:val="20"/>
         </w:rPr>
-        <w:t xml:space="preserve">Commanditaire : </w:t>
+        <w:t xml:space="preserve">Commanditaire : </w:t>
       </w:r>
       <w:r>
         <w:rPr>
@@ -88,7 +88,7 @@
           <w:color w:val="333333"/>
           <w:sz w:val="20"/>
         </w:rPr>
-        <w:t xml:space="preserve">Nicolas, responsable des ventes de BottleNeck, pour la direction et les services (scénario du projet 6) ; utilisateurs au quotidien : ceux qui passent les commandes de réassort, appelés ici le service achats (voir 1.2)</w:t>
+        <w:t xml:space="preserve">Nicolas, responsable des ventes de BottleNeck, pour la direction et les services (scénario du projet 6) ; utilisateurs au quotidien : ceux qui passent les commandes de réassort, appelés ici le service achats (voir 1.2)</w:t>
       </w:r>
     </w:p>
     <w:p>
@@ -102,7 +102,7 @@
           <w:color w:val="1F2937"/>
           <w:sz w:val="20"/>
         </w:rPr>
-        <w:t xml:space="preserve">Objectif : </w:t>
+        <w:t xml:space="preserve">Objectif : </w:t>
       </w:r>
       <w:r>
         <w:rPr>
@@ -124,7 +124,7 @@
           <w:color w:val="1F2937"/>
           <w:sz w:val="20"/>
         </w:rPr>
-        <w:t xml:space="preserve">Date : </w:t>
+        <w:t xml:space="preserve">Date : </w:t>
       </w:r>
       <w:r>
         <w:rPr>
@@ -132,7 +132,7 @@
           <w:color w:val="333333"/>
           <w:sz w:val="20"/>
         </w:rPr>
-        <w:t xml:space="preserve">Septembre 2026, dépôt du projet (première version en juillet 2026)</w:t>
+        <w:t xml:space="preserve">Octobre 2026, dépôt du projet (première version en juillet 2026)</w:t>
       </w:r>
     </w:p>
     <w:p>
@@ -146,7 +146,7 @@
           <w:color w:val="1F2937"/>
           <w:sz w:val="20"/>
         </w:rPr>
-        <w:t xml:space="preserve">Version : </w:t>
+        <w:t xml:space="preserve">Version : </w:t>
       </w:r>
       <w:r>
         <w:rPr>
@@ -154,7 +154,7 @@
           <w:color w:val="333333"/>
           <w:sz w:val="20"/>
         </w:rPr>
-        <w:t xml:space="preserve">2.8, fonctionnalité F8 (listes de réassort) et stabilité du modèle mesurée (essais C et D du notebook complémentaire), puis relecture finale (couverture de stock, annexe A), le 25 septembre 2026, et mise à jour du 28 septembre 2026 (jalons validés et soutenance, problématique, performance datée, reproductibilité, texte allégé) ; 2.7, relecture après l'audit de l'énoncé : chronologie des seuils, portée du contrat de qualité, facteurs de performance, temps de travail, rédaction allégée, puis relecture indépendante (portée de la cellule d'audit, stabilité en partiel), le 25 septembre 2026 ; 2.6, structure calée sur l'étape 2 de l'énoncé (décisions des parties prenantes, périmètre par dimension, valeurs manquantes et stabilité), le 25 septembre 2026 ; 2.5, problématique et besoins métier reformulés plus simplement, commanditaire et période précisés, le 24 septembre 2026 ; 2.4, dates réelles des séances de mentorat et de la soutenance reportées le 17 septembre 2026 ; 2.3, cadrage en une page et fonctionnalités avec critères d'acceptation ; 2.2, corrigée après les deux passages d'audit</w:t>
+        <w:t xml:space="preserve">2.9, mise à jour du 1er octobre 2026 (jalon J4 réussi le 30 septembre, reproductibilité, date du dépôt, typographie) ; 2.8, fonctionnalité F8 (listes de réassort) et stabilité du modèle mesurée (essais C et D du notebook complémentaire), puis relecture finale (couverture de stock, annexe A), le 25 septembre 2026, et mise à jour du 28 septembre 2026 (jalons validés et soutenance, problématique, performance datée, reproductibilité, texte allégé) ; 2.7, relecture après l'audit de l'énoncé : chronologie des seuils, portée du contrat de qualité, facteurs de performance, temps de travail, rédaction allégée, puis relecture indépendante (portée de la cellule d'audit, stabilité en partiel), le 25 septembre 2026 ; 2.6, structure calée sur l'étape 2 de l'énoncé (décisions des parties prenantes, périmètre par dimension, valeurs manquantes et stabilité), le 25 septembre 2026 ; 2.5, problématique et besoins métier reformulés plus simplement, commanditaire et période précisés, le 24 septembre 2026 ; 2.4, dates réelles des séances de mentorat et de la soutenance reportées le 17 septembre 2026 ; 2.3, cadrage en une page et fonctionnalités avec critères d'acceptation ; 2.2, corrigée après les deux passages d'audit</w:t>
       </w:r>
     </w:p>
     <w:p>
@@ -321,7 +321,7 @@
                 <w:color w:val="333333"/>
                 <w:sz w:val="18"/>
               </w:rPr>
-              <w:t xml:space="preserve">Chaque mois, des chiffres fiables de ventes, de marges et de stocks, tirés de l'ERP et du site. La direction et les services de BottleNeck y décident quelles références réassortir en priorité et quelles erreurs faire corriger dans ces deux outils. Concrètement : un tableau unique par produit, contrôlé à chaque extraction, et une analyse rejouable, même avec plus de produits ou de ventes</w:t>
+              <w:t xml:space="preserve">Chaque mois, des chiffres fiables de ventes, de marges et de stocks, tirés de l'ERP et du site. La direction et les services de BottleNeck y décident quelles références réassortir en priorité et quelles erreurs faire corriger dans ces deux outils. Concrètement : un tableau unique par produit, contrôlé à chaque extraction, et une analyse rejouable, même avec plus de produits ou de ventes</w:t>
             </w:r>
           </w:p>
         </w:tc>
@@ -363,7 +363,7 @@
                 <w:color w:val="333333"/>
                 <w:sz w:val="18"/>
               </w:rPr>
-              <w:t xml:space="preserve">Nicolas, responsable des ventes : commande l'analyse, que je présente à la direction. Comité de direction : décide chaque mois du réassort et des corrections. Service achats : commande le réassort. Équipe commerce en ligne : corrige les fiches du site. Direction des systèmes d'information : support. Les trois derniers rôles sont supposés (voir 1.2)</w:t>
+              <w:t xml:space="preserve">Nicolas, responsable des ventes : commande l'analyse, que je présente à la direction. Comité de direction : décide chaque mois du réassort et des corrections. Service achats : commande le réassort. Équipe commerce en ligne : corrige les fiches du site. Direction des systèmes d'information : support. Les trois derniers rôles sont supposés (voir 1.2)</w:t>
             </w:r>
           </w:p>
         </w:tc>
@@ -404,7 +404,7 @@
                 <w:color w:val="333333"/>
                 <w:sz w:val="18"/>
               </w:rPr>
-              <w:t xml:space="preserve">Stocks et prix au 31 octobre, ventes du 1er au 31 octobre. Nettoyage et validation des trois sources, jointure (714 produits), chiffre d'affaires, marges, stocks et concentration, anomalies univariées et multivariées, explication des ventes, documentation et accompagnement. Hors périmètre : refonte des systèmes, données personnelles, prévision en production, correction automatique, interface temps réel, formation longue, industrialisation</w:t>
+              <w:t xml:space="preserve">Stocks et prix au 31 octobre, ventes du 1er au 31 octobre. Nettoyage et validation des trois sources, jointure (714 produits), chiffre d'affaires, marges, stocks et concentration, anomalies univariées et multivariées, explication des ventes, documentation et accompagnement. Hors périmètre : refonte des systèmes, données personnelles, prévision en production, correction automatique, interface temps réel, formation longue, industrialisation</w:t>
             </w:r>
           </w:p>
         </w:tc>
@@ -487,7 +487,7 @@
                 <w:color w:val="333333"/>
                 <w:sz w:val="18"/>
               </w:rPr>
-              <w:t xml:space="preserve">Au moins 8 types d'anomalies (9). Lignes en infraction signalées (9 sur 825). Contrat rejouable. Anomalies multivariées en plus (26). Pouvoir explicatif supérieur à 0,60 (0,72 sur le jeu de test ; 0,53 à 0,76 selon le découpage, 0,67 en moyenne). Erreur moyenne inférieure à 3 unités (1,54). Exécution en moins d'une seconde (moins de 40 ms). Accélération d'au moins 3 à gros volume (Polars : 4,1 le 4 août, 8,1 sur mon poste). Résultats rejouables. Restitution lisible par un non-technicien</w:t>
+              <w:t xml:space="preserve">Au moins 8 types d'anomalies (9). Lignes en infraction signalées (9 sur 825). Contrat rejouable. Anomalies multivariées en plus (26). Pouvoir explicatif supérieur à 0,60 (0,72 sur le jeu de test ; 0,53 à 0,76 selon le découpage, 0,67 en moyenne). Erreur moyenne inférieure à 3 unités (1,54). Exécution en moins d'une seconde (moins de 40 ms). Accélération d'au moins 3 à gros volume (Polars : 4,1 le 4 août, 8,1 sur mon poste). Résultats rejouables. Restitution lisible par un non-technicien</w:t>
             </w:r>
           </w:p>
         </w:tc>
@@ -529,7 +529,7 @@
                 <w:color w:val="333333"/>
                 <w:sz w:val="18"/>
               </w:rPr>
-              <w:t xml:space="preserve">J1 cadrage : validé en séance 1, vendredi 18 septembre 2026. J2 audit qualité et J3 analyse augmentée : validés en séance 2, vendredi 25 septembre. J4 documentation : à valider en séance 3, vendredi 2 octobre. J5 restitution : à la soutenance, la semaine du 12 octobre 2026, après une répétition chronométrée</w:t>
+              <w:t xml:space="preserve">J1 cadrage : validé en séance 1, vendredi 18 septembre 2026. J2 audit qualité et J3 analyse augmentée : validés en séance 2, vendredi 25 septembre. J4 documentation : réussi sur mon poste le 30 septembre, à valider en séance 3, vendredi 2 octobre. J5 restitution : à la soutenance, la semaine du 12 octobre 2026, après une répétition chronométrée</w:t>
             </w:r>
           </w:p>
         </w:tc>
@@ -611,7 +611,7 @@
                 <w:color w:val="333333"/>
                 <w:sz w:val="18"/>
               </w:rPr>
-              <w:t xml:space="preserve">Notebook exécuté intégralement sur un poste vierge ; indicateurs de la section 5 atteints ; service achats autonome sur la lecture des résultats, vérifié par une mise en situation</w:t>
+              <w:t xml:space="preserve">Notebook exécuté intégralement sur un poste vierge ; indicateurs de la section 5 atteints ; service achats autonome sur la lecture des résultats, vérifié par une mise en situation</w:t>
             </w:r>
           </w:p>
         </w:tc>
@@ -644,7 +644,7 @@
           <w:color w:val="333333"/>
           <w:sz w:val="21"/>
         </w:rPr>
-        <w:t xml:space="preserve">BottleNeck est un marchand de vins. Il a deux systèmes qui ne se parlent pas : un ERP, qui tient les produits, les prix et les stocks, et un site de vente sous WordPress, qui enregistre les ventes. Une table de liaison fait le pont entre les deux, avec des identifiants différents de chaque côté. Le projet 6 a produit un notebook qui rapproche ces sources, détecte des anomalies et reconstitue le chiffre d'affaires.</w:t>
+        <w:t xml:space="preserve">BottleNeck est un marchand de vins. Il a deux systèmes qui ne se parlent pas : un ERP, qui tient les produits, les prix et les stocks, et un site de vente sous WordPress, qui enregistre les ventes. Une table de liaison fait le pont entre les deux, avec des identifiants différents de chaque côté. Le projet 6 a produit un notebook qui rapproche ces sources, détecte des anomalies et reconstitue le chiffre d'affaires.</w:t>
       </w:r>
     </w:p>
     <w:p>
@@ -666,7 +666,7 @@
           <w:color w:val="333333"/>
           <w:sz w:val="21"/>
         </w:rPr>
-        <w:t xml:space="preserve"> L'existant, c'est le notebook du projet 6. Il s'exécute et produit un chiffre d'affaires. Mais ses contrôles de qualité sont écrits à la main et ne se rejouent pas, son moteur de calcul n'a jamais été questionné, sa détection d'anomalies ne regarde qu'une variable, et rien n'explique les ventes. L'ERP et le site restent en place : le projet ne les modifie pas.</w:t>
+        <w:t xml:space="preserve"> L'existant, c'est le notebook du projet 6. Il s'exécute et produit un chiffre d'affaires. Mais ses contrôles de qualité sont écrits à la main et ne se rejouent pas, son moteur de calcul n'a jamais été questionné, sa détection d'anomalies ne regarde qu'une variable, et rien n'explique les ventes. L'ERP et le site restent en place : le projet ne les modifie pas.</w:t>
       </w:r>
     </w:p>
     <w:p>
@@ -1347,7 +1347,7 @@
                 <w:color w:val="333333"/>
                 <w:sz w:val="17"/>
               </w:rPr>
-              <w:t xml:space="preserve">Commande l'analyse ; je la présente à la direction</w:t>
+              <w:t xml:space="preserve">Commande l'analyse ; je la présente à la direction</w:t>
             </w:r>
           </w:p>
         </w:tc>
@@ -1367,7 +1367,7 @@
                 <w:color w:val="333333"/>
                 <w:sz w:val="17"/>
               </w:rPr>
-              <w:t xml:space="preserve">Choisit les corrections à demander dans l'ERP, sur le site et dans la table de liaison ; reprend le rapport pour le futur projet de data visualisation</w:t>
+              <w:t xml:space="preserve">Choisit les corrections à demander dans l'ERP, sur le site et dans la table de liaison ; reprend le rapport pour le futur projet de data visualisation</w:t>
             </w:r>
           </w:p>
         </w:tc>
@@ -1622,7 +1622,7 @@
                 <w:color w:val="333333"/>
                 <w:sz w:val="17"/>
               </w:rPr>
-              <w:t xml:space="preserve">Corrige les fiches du site signalées : prix, identifiants, mise en ligne</w:t>
+              <w:t xml:space="preserve">Corrige les fiches du site signalées : prix, identifiants, mise en ligne</w:t>
             </w:r>
           </w:p>
         </w:tc>
@@ -1707,7 +1707,7 @@
                 <w:color w:val="333333"/>
                 <w:sz w:val="17"/>
               </w:rPr>
-              <w:t xml:space="preserve">Complète les identifiants manquants : 91 lignes sans identifiant du site</w:t>
+              <w:t xml:space="preserve">Complète les identifiants manquants : 91 lignes sans identifiant du site</w:t>
             </w:r>
           </w:p>
         </w:tc>
@@ -1925,7 +1925,7 @@
           <w:color w:val="333333"/>
           <w:sz w:val="21"/>
         </w:rPr>
-        <w:t xml:space="preserve"> Le projet 6 nomme Nicolas, responsable des ventes, l'équipe de son service, le comité de direction et le stagiaire qui a mis à jour la table de liaison. Il annonce aussi un futur projet de data visualisation. Il ne dit pas qui passe les commandes, qui tient le site ni qui assure le support : j'appelle ces rôles service achats, équipe commerce en ligne et direction des systèmes d'information. Ce sont des hypothèses de cadrage : dans une mission réelle, je les ferais valider par Nicolas. Si c'est son équipe qui passe les commandes, elle prend la place du service achats et rien d'autre ne change.</w:t>
+        <w:t xml:space="preserve"> Le projet 6 nomme Nicolas, responsable des ventes, l'équipe de son service, le comité de direction et le stagiaire qui a mis à jour la table de liaison. Il annonce aussi un futur projet de data visualisation. Il ne dit pas qui passe les commandes, qui tient le site ni qui assure le support : j'appelle ces rôles service achats, équipe commerce en ligne et direction des systèmes d'information. Ce sont des hypothèses de cadrage : dans une mission réelle, je les ferais valider par Nicolas. Si c'est son équipe qui passe les commandes, elle prend la place du service achats et rien d'autre ne change.</w:t>
       </w:r>
     </w:p>
     <w:p>
@@ -1963,7 +1963,7 @@
           <w:color w:val="333333"/>
           <w:sz w:val="20"/>
         </w:rPr>
-        <w:t xml:space="preserve"> « Comment donner chaque mois à la direction et aux services de BottleNeck des chiffres fiables de ventes, de marges et de stocks, tirés de l'ERP et du site, pour décider quelles références réassortir en priorité et quelles erreurs faire corriger dans ces deux outils ? »</w:t>
+        <w:t xml:space="preserve"> « Comment donner chaque mois à la direction et aux services de BottleNeck des chiffres fiables de ventes, de marges et de stocks, tirés de l'ERP et du site, pour décider quelles références réassortir en priorité et quelles erreurs faire corriger dans ces deux outils ? »</w:t>
       </w:r>
     </w:p>
     <w:p>
@@ -2005,7 +2005,7 @@
           <w:color w:val="333333"/>
           <w:sz w:val="21"/>
         </w:rPr>
-        <w:t xml:space="preserve">Un notebook technique est réussi s'il s'exécute sans erreur. Ici, il faut en plus que la direction puisse décider sur ses chiffres. Je mesure donc la fiabilité, la reproductibilité et la clarté de la restitution, pas seulement l'exactitude du calcul. Le rythme mensuel est mon choix ; dans une mission réelle, Nicolas le validerait.</w:t>
+        <w:t xml:space="preserve">Un notebook technique est réussi s'il s'exécute sans erreur. Ici, il faut en plus que la direction puisse décider sur ses chiffres. Je mesure donc la fiabilité, la reproductibilité et la clarté de la restitution, pas seulement l'exactitude du calcul. Le rythme mensuel est mon choix ; dans une mission réelle, Nicolas le validerait.</w:t>
       </w:r>
     </w:p>
     <w:p>
@@ -2017,7 +2017,7 @@
           <w:color w:val="333333"/>
           <w:sz w:val="21"/>
         </w:rPr>
-        <w:t xml:space="preserve">Ce que « fiable » veut dire ici.</w:t>
+        <w:t xml:space="preserve">Ce que « fiable » veut dire ici.</w:t>
       </w:r>
       <w:r>
         <w:rPr>
@@ -2027,7 +2027,7 @@
           <w:color w:val="333333"/>
           <w:sz w:val="21"/>
         </w:rPr>
-        <w:t xml:space="preserve"> Un chiffre est fiable s'il remplit trois conditions. Il passe le contrôle de qualité : 9 lignes signalées, dont 2 restent dans les 714 produits, pour 356 euros de chiffre d'affaires. Il vient d'un rapprochement tracé entre l'ERP et le site. Et une nouvelle exécution le redonne à l'identique, graine fixée et versions listées.</w:t>
+        <w:t xml:space="preserve"> Un chiffre est fiable s'il remplit trois conditions. Il passe le contrôle de qualité : 9 lignes signalées, dont 2 restent dans les 714 produits, pour 356 euros de chiffre d'affaires. Il vient d'un rapprochement tracé entre l'ERP et le site. Et une nouvelle exécution le redonne à l'identique, graine fixée et versions listées.</w:t>
       </w:r>
     </w:p>
     <w:p>
@@ -2049,7 +2049,7 @@
           <w:color w:val="333333"/>
           <w:sz w:val="21"/>
         </w:rPr>
-        <w:t xml:space="preserve"> C'est la demande de Nicolas au projet 6, rendue mesurable et rejouable. C'est aussi le seul besoin étudié qui améliore le notebook, sert ceux qui décident, se mesure et tient avec les données disponibles. Les autres pistes ont été comparées sur les mêmes critères. La couverture de stock est désormais outillée (fonctionnalité F8, essai C) ; la politique de prix et l'enrichissement du catalogue par l'open data se branchent sur le même tableau et restent des pistes d'évolution. Un chatbot pour les clients ou la collecte d'avis de concurrents visent les clients plutôt que la direction, ou demandent des données dont BottleNeck ne dispose pas. Quant aux avis du site, ils sont désactivés : il n'y en a aucun à analyser.</w:t>
+        <w:t xml:space="preserve"> C'est la demande de Nicolas au projet 6, rendue mesurable et rejouable. C'est aussi le seul besoin étudié qui améliore le notebook, sert ceux qui décident, se mesure et tient avec les données disponibles. Les autres pistes ont été comparées sur les mêmes critères. La couverture de stock est désormais outillée (fonctionnalité F8, essai C) ; la politique de prix et l'enrichissement du catalogue par l'open data se branchent sur le même tableau et restent des pistes d'évolution. Un chatbot pour les clients ou la collecte d'avis de concurrents visent les clients plutôt que la direction, ou demandent des données dont BottleNeck ne dispose pas. Quant aux avis du site, ils sont désactivés : il n'y en a aucun à analyser.</w:t>
       </w:r>
     </w:p>
     <w:p>
@@ -2506,7 +2506,7 @@
           <w:color w:val="333333"/>
           <w:sz w:val="21"/>
         </w:rPr>
-        <w:t xml:space="preserve">Par ordre de priorité décroissante. Cet ordre, proposé au cadrage et validé en séance 1 le 18 septembre, fixe l'ordre de réalisation ; dans une mission réelle, Nicolas le validerait.</w:t>
+        <w:t xml:space="preserve">Par ordre de priorité décroissante. Cet ordre, proposé au cadrage et validé en séance 1 le 18 septembre, fixe l'ordre de réalisation ; dans une mission réelle, Nicolas le validerait.</w:t>
       </w:r>
     </w:p>
     <w:tbl>
@@ -2794,7 +2794,7 @@
                 <w:color w:val="333333"/>
                 <w:sz w:val="18"/>
               </w:rPr>
-              <w:t xml:space="preserve">Dernier contrôle avant la restitution : les cas douteux sont signalés avant que les chiffres partent.</w:t>
+              <w:t xml:space="preserve">Dernier contrôle avant la restitution : les cas douteux sont signalés avant que les chiffres partent.</w:t>
             </w:r>
           </w:p>
         </w:tc>
@@ -2927,7 +2927,7 @@
                 <w:color w:val="333333"/>
                 <w:sz w:val="18"/>
               </w:rPr>
-              <w:t>Utile mais non urgent : à activer selon la volumétrie réelle, pas par anticipation.</w:t>
+              <w:t>Utile mais non urgent : à activer selon la volumétrie réelle, pas par anticipation.</w:t>
             </w:r>
           </w:p>
         </w:tc>
@@ -2958,7 +2958,7 @@
           <w:color w:val="333333"/>
           <w:sz w:val="21"/>
         </w:rPr>
-        <w:t xml:space="preserve">Le périmètre, dimension par dimension :</w:t>
+        <w:t xml:space="preserve">Le périmètre, dimension par dimension :</w:t>
       </w:r>
     </w:p>
     <w:tbl>
@@ -3093,7 +3093,7 @@
                 <w:color w:val="333333"/>
                 <w:sz w:val="17"/>
               </w:rPr>
-              <w:t xml:space="preserve">Trois extractions figées. L'ERP : 825 références (prix, prix d'achat, stock). L'export du site : 1 513 lignes, dont 716 fiches produit (ventes et fiches). La table de liaison : 825 lignes, dont 91 sans identifiant du site</w:t>
+              <w:t xml:space="preserve">Trois extractions figées. L'ERP : 825 références (prix, prix d'achat, stock). L'export du site : 1 513 lignes, dont 716 fiches produit (ventes et fiches). La table de liaison : 825 lignes, dont 91 sans identifiant du site</w:t>
             </w:r>
           </w:p>
         </w:tc>
@@ -3113,7 +3113,7 @@
                 <w:color w:val="333333"/>
                 <w:sz w:val="17"/>
               </w:rPr>
-              <w:t xml:space="preserve">Données clients ou personnelles ; historique des ventes, qui n'existe pas ; données externes (avis de concurrents, open data), gardées en pistes</w:t>
+              <w:t xml:space="preserve">Données clients ou personnelles ; historique des ventes, qui n'existe pas ; données externes (avis de concurrents, open data), gardées en pistes</w:t>
             </w:r>
           </w:p>
         </w:tc>
@@ -3178,7 +3178,7 @@
                 <w:color w:val="333333"/>
                 <w:sz w:val="17"/>
               </w:rPr>
-              <w:t xml:space="preserve">Les 111 références de l'ERP sans correspondance sur le site (91 sans identifiant, 20 introuvables sur le site) : comptées et signalées, pas analysées</w:t>
+              <w:t xml:space="preserve">Les 111 références de l'ERP sans correspondance sur le site (91 sans identifiant, 20 introuvables sur le site) : comptées et signalées, pas analysées</w:t>
             </w:r>
           </w:p>
         </w:tc>
@@ -3243,7 +3243,7 @@
                 <w:color w:val="333333"/>
                 <w:sz w:val="17"/>
               </w:rPr>
-              <w:t xml:space="preserve">Les autres mois : ni saisonnalité ni tendance mesurables</w:t>
+              <w:t xml:space="preserve">Les autres mois : ni saisonnalité ni tendance mesurables</w:t>
             </w:r>
           </w:p>
         </w:tc>
@@ -3288,7 +3288,7 @@
                 <w:color w:val="333333"/>
                 <w:sz w:val="17"/>
               </w:rPr>
-              <w:t xml:space="preserve">Préparer le comité mensuel ; choisir les références à réassortir en premier ; faire corriger les erreurs de l'ERP, du site et de la table de liaison</w:t>
+              <w:t xml:space="preserve">Préparer le comité mensuel ; choisir les références à réassortir en premier ; faire corriger les erreurs de l'ERP, du site et de la table de liaison</w:t>
             </w:r>
           </w:p>
         </w:tc>
@@ -3308,7 +3308,7 @@
                 <w:color w:val="333333"/>
                 <w:sz w:val="17"/>
               </w:rPr>
-              <w:t xml:space="preserve">Prévoir la demande, fixer les prix, conseiller les clients du site : autres projets ou pistes d'évolution</w:t>
+              <w:t xml:space="preserve">Prévoir la demande, fixer les prix, conseiller les clients du site : autres projets ou pistes d'évolution</w:t>
             </w:r>
           </w:p>
         </w:tc>
@@ -3326,7 +3326,7 @@
           <w:color w:val="333333"/>
           <w:sz w:val="21"/>
         </w:rPr>
-        <w:t xml:space="preserve">Les traitements prévus, et ceux qui restent hors du projet :</w:t>
+        <w:t xml:space="preserve">Les traitements prévus, et ceux qui restent hors du projet :</w:t>
       </w:r>
     </w:p>
     <w:tbl>
@@ -3736,7 +3736,7 @@
           <w:color w:val="333333"/>
           <w:sz w:val="21"/>
         </w:rPr>
-        <w:t xml:space="preserve">Chaque exclusion est écrite, pour que le projet ne s'étende pas sans décision ; les pistes d'évolution sont reprises dans la documentation de la démarche, section 10.</w:t>
+        <w:t xml:space="preserve">Chaque exclusion est écrite, pour que le projet ne s'étende pas sans décision ; les pistes d'évolution sont reprises dans la documentation de la démarche, section 10.</w:t>
       </w:r>
     </w:p>
     <w:p>
@@ -3908,7 +3908,7 @@
                 <w:color w:val="333333"/>
                 <w:sz w:val="18"/>
               </w:rPr>
-              <w:t xml:space="preserve">Contrat de qualité des données : règles déclaratives sur l'ERP (prix, stocks, marges), rapport des lignes en infraction</w:t>
+              <w:t xml:space="preserve">Contrat de qualité des données : règles déclaratives sur l'ERP (prix, stocks, marges), rapport des lignes en infraction</w:t>
             </w:r>
           </w:p>
         </w:tc>
@@ -3927,7 +3927,7 @@
                 <w:color w:val="333333"/>
                 <w:sz w:val="18"/>
               </w:rPr>
-              <w:t xml:space="preserve">Le contrat contrôle les trois règles de l'ERP (prix, stocks, marges) : 9 lignes sur 825 en infraction. La cellule d'audit compte les autres types (site, table de liaison), sauf les 3 formats non standard, saisis à la main. Deux statuts de stock contraires à la quantité, relevés le 25 septembre, restent à ajouter au contrat. Tout se rejoue à chaque extraction</w:t>
+              <w:t xml:space="preserve">Le contrat contrôle les trois règles de l'ERP (prix, stocks, marges) : 9 lignes sur 825 en infraction. La cellule d'audit compte les autres types (site, table de liaison), sauf les 3 formats non standard, saisis à la main. Deux statuts de stock contraires à la quantité, relevés le 25 septembre, restent à ajouter au contrat. Tout se rejoue à chaque extraction</w:t>
             </w:r>
           </w:p>
         </w:tc>
@@ -3986,7 +3986,7 @@
                 <w:color w:val="333333"/>
                 <w:sz w:val="18"/>
               </w:rPr>
-              <w:t xml:space="preserve">Vue produit unifiée : jointure de l'ERP, de la table de liaison et du site, taux de rapprochement documenté</w:t>
+              <w:t xml:space="preserve">Vue produit unifiée : jointure de l'ERP, de la table de liaison et du site, taux de rapprochement documenté</w:t>
             </w:r>
           </w:p>
         </w:tc>
@@ -4063,7 +4063,7 @@
                 <w:color w:val="333333"/>
                 <w:sz w:val="18"/>
               </w:rPr>
-              <w:t xml:space="preserve">Indicateurs de vente : chiffre d'affaires reconstitué, unités, marges, concentration</w:t>
+              <w:t xml:space="preserve">Indicateurs de vente : chiffre d'affaires reconstitué, unités, marges, concentration</w:t>
             </w:r>
           </w:p>
         </w:tc>
@@ -4294,7 +4294,7 @@
                 <w:color w:val="333333"/>
                 <w:sz w:val="18"/>
               </w:rPr>
-              <w:t xml:space="preserve">Restitution et accompagnement : synthèse pour la direction, guide sans jargon, plan de formation</w:t>
+              <w:t xml:space="preserve">Restitution et accompagnement : synthèse pour la direction, guide sans jargon, plan de formation</w:t>
             </w:r>
           </w:p>
         </w:tc>
@@ -4389,7 +4389,7 @@
                 <w:color w:val="333333"/>
                 <w:sz w:val="18"/>
               </w:rPr>
-              <w:t xml:space="preserve">Exécution complète sur un poste vierge, versions listées, graine fixée, chemins relatifs. Deux moteurs alternatifs mesurés, dont au moins un avec un facteur d'au moins 3, et une condition de bascule écrite ; le seuil chiffré reste à mesurer</w:t>
+              <w:t xml:space="preserve">Exécution complète sur un poste vierge, versions listées, graine fixée, chemins relatifs. Deux moteurs alternatifs mesurés, dont au moins un avec un facteur d'au moins 3, et une condition de bascule écrite ; le seuil chiffré reste à mesurer</w:t>
             </w:r>
           </w:p>
         </w:tc>
@@ -4450,7 +4450,7 @@
                 <w:color w:val="333333"/>
                 <w:sz w:val="18"/>
               </w:rPr>
-              <w:t xml:space="preserve">Listes de réassort : références clés en rupture et stock à écouler, recalculées chaque mois</w:t>
+              <w:t xml:space="preserve">Listes de réassort : références clés en rupture et stock à écouler, recalculées chaque mois</w:t>
             </w:r>
           </w:p>
         </w:tc>
@@ -4469,7 +4469,7 @@
                 <w:color w:val="333333"/>
                 <w:sz w:val="18"/>
               </w:rPr>
-              <w:t xml:space="preserve">Les 435 références qui font 80 % du chiffre d'affaires sont croisées avec le stock : 14 ont un stock nul, pour 5 434 euros de ventes en octobre. Les références à plus d'un an de stock au rythme du mois sont listées avec leur valeur au prix d'achat : 24 références, environ 95 000 euros. Calcul rejouable dans le notebook complémentaire (essai C)</w:t>
+              <w:t xml:space="preserve">Les 435 références qui font 80 % du chiffre d'affaires sont croisées avec le stock : 14 ont un stock nul, pour 5 434 euros de ventes en octobre. Les références à plus d'un an de stock au rythme du mois sont listées avec leur valeur au prix d'achat : 24 références, environ 95 000 euros. Calcul rejouable dans le notebook complémentaire (essai C)</w:t>
             </w:r>
           </w:p>
         </w:tc>
@@ -4860,7 +4860,7 @@
                 <w:color w:val="333333"/>
                 <w:sz w:val="17"/>
               </w:rPr>
-              <w:t xml:space="preserve">Demandes aux assistants limitées au code, aux schémas et aux noms de colonnes ; jeu sans donnée personnelle. Chaque fois que les fichiers ont été confiés à l'environnement d'un assistant, c'est noté au journal. Avec des données personnelles, travail sur un extrait anonymisé</w:t>
+              <w:t xml:space="preserve">Demandes aux assistants limitées au code, aux schémas et aux noms de colonnes ; jeu sans donnée personnelle. Chaque fois que les fichiers ont été confiés à l'environnement d'un assistant, c'est noté au journal. Avec des données personnelles, travail sur un extrait anonymisé</w:t>
             </w:r>
           </w:p>
         </w:tc>
@@ -4972,7 +4972,7 @@
                 <w:color w:val="333333"/>
                 <w:sz w:val="17"/>
               </w:rPr>
-              <w:t xml:space="preserve">Quatre semaines de travail, du 14 septembre au 9 octobre 2026, puis la soutenance, la semaine du 12 octobre ; environ 70 heures de travail supervisé, plus autant de travail personnel</w:t>
+              <w:t xml:space="preserve">Quatre semaines de travail, du 14 septembre au 9 octobre 2026, puis la soutenance, la semaine du 12 octobre ; environ 70 heures de travail supervisé, plus autant de travail personnel</w:t>
             </w:r>
           </w:p>
         </w:tc>
@@ -5219,7 +5219,7 @@
           <w:color w:val="333333"/>
           <w:sz w:val="21"/>
         </w:rPr>
-        <w:t xml:space="preserve">Les indicateurs suivent les trois familles de l'énoncé : données, modèle et analyse, opérationnel. Chacun a un seuil et une valeur mesurée. J'ai posé les seuils pendant la phase préparatoire (26 juin au 4 août 2026), avec les premiers essais. Ils ne sont donc pas indépendants des premières mesures ; ils servent pour les prochaines extractions. Le 25 septembre, j'ai ajouté les valeurs manquantes et la stabilité, pour couvrir les exemples de l'énoncé. Les valeurs viennent de l'exécution livrée du 4 août 2026 et du notebook complémentaire (17 et 25 septembre).</w:t>
+        <w:t xml:space="preserve">Les indicateurs suivent les trois familles de l'énoncé : données, modèle et analyse, opérationnel. Chacun a un seuil et une valeur mesurée. J'ai posé les seuils pendant la phase préparatoire (26 juin au 4 août 2026), avec les premiers essais. Ils ne sont donc pas indépendants des premières mesures ; ils servent pour les prochaines extractions. Le 25 septembre, j'ai ajouté les valeurs manquantes et la stabilité, pour couvrir les exemples de l'énoncé. Les valeurs viennent de l'exécution livrée du 4 août 2026 et du notebook complémentaire (17 et 25 septembre).</w:t>
       </w:r>
     </w:p>
     <w:p>
@@ -5665,7 +5665,7 @@
                 <w:color w:val="333333"/>
                 <w:sz w:val="18"/>
               </w:rPr>
-              <w:t xml:space="preserve">714 sur 825 références de l'ERP, soit 86,5 % ; les 111 autres sont listées</w:t>
+              <w:t xml:space="preserve">714 sur 825 références de l'ERP, soit 86,5 % ; les 111 autres sont listées</w:t>
             </w:r>
           </w:p>
         </w:tc>
@@ -5754,7 +5754,7 @@
                 <w:color w:val="333333"/>
                 <w:sz w:val="18"/>
               </w:rPr>
-              <w:t xml:space="preserve">2 SKU manquants sur 716 fiches produit du site (0,3 %) ; 91 identifiants du site manquants sur 825 lignes de la table de liaison (11 %), comptés à l'audit de l'étape 2 et signalés. 83 lignes de l'export du site sans type (5,5 %), écartées au filtrage des fiches produit (comptées le 25 septembre)</w:t>
+              <w:t xml:space="preserve">2 SKU manquants sur 716 fiches produit du site (0,3 %) ; 91 identifiants du site manquants sur 825 lignes de la table de liaison (11 %), comptés à l'audit de l'étape 2 et signalés. 83 lignes de l'export du site sans type (5,5 %), écartées au filtrage des fiches produit (comptées le 25 septembre)</w:t>
             </w:r>
           </w:p>
         </w:tc>
@@ -6140,7 +6140,7 @@
                 <w:color w:val="333333"/>
                 <w:sz w:val="18"/>
               </w:rPr>
-              <w:t xml:space="preserve">0,72 sur le jeu de test ; 0,67 en moyenne en validation croisée, de 0,53 à 0,76 selon le pli</w:t>
+              <w:t xml:space="preserve">0,72 sur le jeu de test ; 0,67 en moyenne en validation croisée, de 0,53 à 0,76 selon le pli</w:t>
             </w:r>
           </w:p>
         </w:tc>
@@ -6161,7 +6161,7 @@
                 <w:color w:val="333333"/>
                 <w:sz w:val="18"/>
               </w:rPr>
-              <w:t xml:space="preserve">Oui en moyenne ; un pli sur cinq en dessous</w:t>
+              <w:t xml:space="preserve">Oui en moyenne ; un pli sur cinq en dessous</w:t>
             </w:r>
           </w:p>
         </w:tc>
@@ -6382,7 +6382,7 @@
                 <w:color w:val="333333"/>
                 <w:sz w:val="18"/>
               </w:rPr>
-              <w:t xml:space="preserve">Même classement des facteurs quelle que soit la méthode ; détection d'anomalies stable quand la graine change</w:t>
+              <w:t xml:space="preserve">Même classement des facteurs quelle que soit la méthode ; détection d'anomalies stable quand la graine change</w:t>
             </w:r>
           </w:p>
         </w:tc>
@@ -6403,7 +6403,7 @@
                 <w:color w:val="333333"/>
                 <w:sz w:val="18"/>
               </w:rPr>
-              <w:t xml:space="preserve">Même classement par l'importance du modèle, la permutation et Shapley (stock, prix d'achat, taux de marge, prix) ; stock premier sur les cinq plis. Isolation Forest : Jaccard de 0,80 à 0,85 quand la graine change. Local Outlier Factor : 0,41 entre 20 et 35 voisins (0,67 à 1,00 ailleurs), d'où son abandon. Pouvoir explicatif : 0,53 à 0,76 selon la partition (essai D)</w:t>
+              <w:t xml:space="preserve">Même classement par l'importance du modèle, la permutation et Shapley (stock, prix d'achat, taux de marge, prix) ; stock premier sur les cinq plis. Isolation Forest : Jaccard de 0,80 à 0,85 quand la graine change. Local Outlier Factor : 0,41 entre 20 et 35 voisins (0,67 à 1,00 ailleurs), d'où son abandon. Pouvoir explicatif : 0,53 à 0,76 selon la partition (essai D)</w:t>
             </w:r>
           </w:p>
         </w:tc>
@@ -6489,7 +6489,7 @@
                 <w:color w:val="333333"/>
                 <w:sz w:val="18"/>
               </w:rPr>
-              <w:t xml:space="preserve">435 références sur les 689 qui vendent, soit 63 %, font 80 % du chiffre d'affaires : une concentration faible</w:t>
+              <w:t xml:space="preserve">435 références sur les 689 qui vendent, soit 63 %, font 80 % du chiffre d'affaires : une concentration faible</w:t>
             </w:r>
           </w:p>
         </w:tc>
@@ -6789,7 +6789,7 @@
                 <w:color w:val="333333"/>
                 <w:sz w:val="18"/>
               </w:rPr>
-              <w:t xml:space="preserve">À deux millions de lignes, Polars 4,1 fois et DuckDB 2,9 fois plus rapides que pandas le 4 août (exécution livrée) ; 8,1 et 5,7 fois sur mon poste le 25 septembre. Le gain dépend de la machine</w:t>
+              <w:t xml:space="preserve">À deux millions de lignes, Polars 4,1 fois et DuckDB 2,9 fois plus rapides que pandas le 4 août (exécution livrée) ; 8,1 et 5,7 fois sur mon poste le 25 septembre. Le gain dépend de la machine</w:t>
             </w:r>
           </w:p>
         </w:tc>
@@ -6875,7 +6875,7 @@
                 <w:color w:val="333333"/>
                 <w:sz w:val="18"/>
               </w:rPr>
-              <w:t xml:space="preserve">Versions listées, graine fixée à 42, chemins relatifs ; mêmes résultats sur mon poste le 25 septembre, avec d'autres versions, et dans un environnement neuf installé avec le requirements.txt le 28 septembre</w:t>
+              <w:t xml:space="preserve">Versions listées, graine fixée à 42, chemins relatifs ; mêmes résultats sur mon poste le 25 septembre, avec d'autres versions, puis dans un environnement neuf installé avec le requirements.txt, le 28 septembre chez l'assistant et le 30 septembre sur mon poste (jalon J4)</w:t>
             </w:r>
           </w:p>
         </w:tc>
@@ -6963,7 +6963,7 @@
                 <w:color w:val="333333"/>
                 <w:sz w:val="18"/>
               </w:rPr>
-              <w:t xml:space="preserve">Notebook narratif, guide de prise en main, glossaire ; à vérifier par la mise en situation de la séquence 4</w:t>
+              <w:t xml:space="preserve">Notebook narratif, guide de prise en main, glossaire ; à vérifier par la mise en situation de la séquence 4</w:t>
             </w:r>
           </w:p>
         </w:tc>
@@ -7012,7 +7012,7 @@
           <w:color w:val="333333"/>
           <w:sz w:val="21"/>
         </w:rPr>
-        <w:t xml:space="preserve">Cinq jalons sur quatre semaines de travail, du 14 septembre au 9 octobre 2026. Les séances de mentorat ont lieu en fin de semaines 1, 2 et 3, les vendredis 18 septembre, 25 septembre et 2 octobre ; la soutenance, la semaine du 12 octobre. Aucun jalon n'est validé avant le précédent : J1 l'a été en séance 1, J2 et J3 en séance 2 ; J4 est présenté en séance 3 et J5 à la soutenance. La gestion de projet reprend cette numérotation (frise, figure 3).</w:t>
+        <w:t xml:space="preserve">Cinq jalons sur quatre semaines de travail, du 14 septembre au 9 octobre 2026. Les séances de mentorat ont lieu en fin de semaines 1, 2 et 3, les vendredis 18 septembre, 25 septembre et 2 octobre ; la soutenance, la semaine du 12 octobre. Aucun jalon n'est validé avant le précédent : J1 l'a été en séance 1, J2 et J3 en séance 2. J4, réussi sur mon poste le 30 septembre, est présenté en séance 3 ; J5 le sera à la soutenance. La gestion de projet reprend cette numérotation (frise, figure 3).</w:t>
       </w:r>
     </w:p>
     <w:tbl>
@@ -7471,7 +7471,7 @@
                 <w:color w:val="333333"/>
                 <w:sz w:val="18"/>
               </w:rPr>
-              <w:t xml:space="preserve">2 et 3, à valider en séance le 2 octobre</w:t>
+              <w:t xml:space="preserve">2 et 3, réussi le 30 septembre, à valider en séance le 2 octobre</w:t>
             </w:r>
           </w:p>
         </w:tc>
@@ -7584,7 +7584,7 @@
           <w:color w:val="333333"/>
           <w:sz w:val="21"/>
         </w:rPr>
-        <w:t xml:space="preserve">L'accompagnement fait partie du cahier des charges. Sans lui, les utilisateurs non techniques ne sauront pas lire les résultats. Le but : les rendre autonomes sur la lecture des résultats, sans en faire des analystes.</w:t>
+        <w:t xml:space="preserve">L'accompagnement fait partie du cahier des charges. Sans lui, les utilisateurs non techniques ne sauront pas lire les résultats. Le but : les rendre autonomes sur la lecture des résultats, sans en faire des analystes.</w:t>
       </w:r>
     </w:p>
     <w:p>
@@ -7788,7 +7788,7 @@
                 <w:color w:val="333333"/>
                 <w:sz w:val="17"/>
               </w:rPr>
-              <w:t xml:space="preserve">Le mot « anomalie » sera compris comme une erreur avérée alors qu'il signale un doute</w:t>
+              <w:t xml:space="preserve">Le mot « anomalie » sera compris comme une erreur avérée alors qu'il signale un doute</w:t>
             </w:r>
           </w:p>
         </w:tc>
@@ -9253,7 +9253,7 @@
           <w:color w:val="333333"/>
           <w:sz w:val="21"/>
         </w:rPr>
-        <w:t xml:space="preserve">Énoncés des projets 13 et 6. Les trois extractions sources (erp.xlsx, web.xlsx, liaison.xlsx). Le notebook amélioré et le notebook complémentaire (essais C et D). Le document de veille, section 4, pour les sources. La gestion de projet, figure 3, pour la frise des jalons et le rétroplanning.</w:t>
+        <w:t xml:space="preserve">Énoncés des projets 13 et 6. Les trois extractions sources (erp.xlsx, web.xlsx, liaison.xlsx). Le notebook amélioré et le notebook complémentaire (essais A à D). Le document de veille, section 4, pour les sources. La gestion de projet, figure 3, pour la frise des jalons et le rétroplanning.</w:t>
       </w:r>
     </w:p>
     <w:p>
@@ -9552,7 +9552,7 @@
         <w:rFonts w:asciiTheme="minorHAnsi" w:eastAsiaTheme="minorEastAsia" w:hAnsiTheme="minorHAnsi" w:cstheme="minorBidi"/>
         <w:sz w:val="22"/>
         <w:szCs w:val="22"/>
-        <w:lang w:val="en-US" w:eastAsia="en-US" w:bidi="ar-SA"/>
+        <w:lang w:val="fr-FR" w:eastAsia="en-US" w:bidi="ar-SA"/>
       </w:rPr>
     </w:rPrDefault>
     <w:pPrDefault>

--- a/livrables/Lippens_Charles_2_cahier_des_charges_092026.docx
+++ b/livrables/Lippens_Charles_2_cahier_des_charges_092026.docx
@@ -143,7 +143,7 @@
         <w:rPr>
           <w:rFonts w:ascii="Calibri" w:hAnsi="Calibri"/>
           <w:b/>
-          <w:color w:val="1F2937"/>
+          <w:color w:val="333333"/>
           <w:sz w:val="20"/>
         </w:rPr>
         <w:t xml:space="preserve">Version : </w:t>
@@ -151,10 +151,11 @@
       <w:r>
         <w:rPr>
           <w:rFonts w:ascii="Calibri" w:hAnsi="Calibri"/>
+          <w:b w:val="0"/>
           <w:color w:val="333333"/>
           <w:sz w:val="20"/>
         </w:rPr>
-        <w:t xml:space="preserve">2.9, mise à jour du 1er octobre 2026 (jalon J4 réussi le 30 septembre, reproductibilité, date du dépôt, typographie) ; 2.8, fonctionnalité F8 (listes de réassort) et stabilité du modèle mesurée (essais C et D du notebook complémentaire), puis relecture finale (couverture de stock, annexe A), le 25 septembre 2026, et mise à jour du 28 septembre 2026 (jalons validés et soutenance, problématique, performance datée, reproductibilité, texte allégé) ; 2.7, relecture après l'audit de l'énoncé : chronologie des seuils, portée du contrat de qualité, facteurs de performance, temps de travail, rédaction allégée, puis relecture indépendante (portée de la cellule d'audit, stabilité en partiel), le 25 septembre 2026 ; 2.6, structure calée sur l'étape 2 de l'énoncé (décisions des parties prenantes, périmètre par dimension, valeurs manquantes et stabilité), le 25 septembre 2026 ; 2.5, problématique et besoins métier reformulés plus simplement, commanditaire et période précisés, le 24 septembre 2026 ; 2.4, dates réelles des séances de mentorat et de la soutenance reportées le 17 septembre 2026 ; 2.3, cadrage en une page et fonctionnalités avec critères d'acceptation ; 2.2, corrigée après les deux passages d'audit</w:t>
+        <w:t xml:space="preserve">2.10, jalon J4 validé en séance 3, le 2 octobre 2026 ; 2.9, mise à jour du 1er octobre 2026 (jalon J4 réussi le 30 septembre, reproductibilité, date du dépôt, typographie) ; 2.8, fonctionnalité F8 (listes de réassort) et stabilité du modèle mesurée (essais C et D du notebook complémentaire), puis relecture finale (couverture de stock, annexe A), le 25 septembre 2026, et mise à jour du 28 septembre 2026 (jalons validés et soutenance, problématique, performance datée, reproductibilité, texte allégé) ; 2.7, relecture après l'audit de l'énoncé : chronologie des seuils, portée du contrat de qualité, facteurs de performance, temps de travail, rédaction allégée, puis relecture indépendante (portée de la cellule d'audit, stabilité en partiel), le 25 septembre 2026 ; 2.6, structure calée sur l'étape 2 de l'énoncé (décisions des parties prenantes, périmètre par dimension, valeurs manquantes et stabilité), le 25 septembre 2026 ; 2.5, problématique et besoins métier reformulés plus simplement, commanditaire et période précisés, le 24 septembre 2026 ; 2.4, dates réelles des séances de mentorat et de la soutenance reportées le 17 septembre 2026 ; 2.3, cadrage en une page et fonctionnalités avec critères d'acceptation ; 2.2, corrigée après les deux passages d'audit</w:t>
       </w:r>
     </w:p>
     <w:p>
@@ -177,19 +178,713 @@
       </w:r>
     </w:p>
     <w:p>
+      <w:pPr>
+        <w:tabs>
+          <w:tab w:val="right" w:leader="dot" w:pos="9298"/>
+        </w:tabs>
+        <w:spacing w:after="40"/>
+        <w:ind w:left="0"/>
+      </w:pPr>
       <w:r>
-        <w:fldChar w:fldCharType="begin" w:dirty="true"/>
+        <w:fldChar w:fldCharType="begin"/>
+      </w:r>
+      <w:r>
         <w:instrText xml:space="preserve">TOC \o "1-3" \h \z \u</w:instrText>
+      </w:r>
+      <w:r>
         <w:fldChar w:fldCharType="separate"/>
       </w:r>
-      <w:r>
-        <w:rPr>
-          <w:i/>
-          <w:color w:val="64748B"/>
-          <w:sz w:val="18"/>
-        </w:rPr>
-        <w:t>Ouvrez le document dans Word puis appuyez sur F9 pour actualiser le sommaire.</w:t>
-      </w:r>
+      <w:hyperlink w:anchor="_TocP130001" w:history="1">
+        <w:r>
+          <w:rPr>
+            <w:rFonts w:ascii="Calibri" w:hAnsi="Calibri"/>
+            <w:color w:val="1F2937"/>
+            <w:sz w:val="21"/>
+          </w:rPr>
+          <w:t xml:space="preserve">1. Contexte, état actuel et parties prenantes</w:t>
+        </w:r>
+        <w:r>
+          <w:rPr>
+            <w:rFonts w:ascii="Calibri" w:hAnsi="Calibri"/>
+            <w:color w:val="1F2937"/>
+            <w:sz w:val="21"/>
+          </w:rPr>
+          <w:tab/>
+        </w:r>
+        <w:r>
+          <w:rPr>
+            <w:rFonts w:ascii="Calibri" w:hAnsi="Calibri"/>
+            <w:color w:val="1F2937"/>
+            <w:sz w:val="21"/>
+          </w:rPr>
+          <w:t>4</w:t>
+        </w:r>
+      </w:hyperlink>
+    </w:p>
+    <w:p>
+      <w:pPr>
+        <w:tabs>
+          <w:tab w:val="right" w:leader="dot" w:pos="9298"/>
+        </w:tabs>
+        <w:spacing w:after="40"/>
+        <w:ind w:left="340"/>
+      </w:pPr>
+      <w:hyperlink w:anchor="_TocP130002" w:history="1">
+        <w:r>
+          <w:rPr>
+            <w:rFonts w:ascii="Calibri" w:hAnsi="Calibri"/>
+            <w:color w:val="1F2937"/>
+            <w:sz w:val="21"/>
+          </w:rPr>
+          <w:t xml:space="preserve">1.1 Un environnement complexe et changeant</w:t>
+        </w:r>
+        <w:r>
+          <w:rPr>
+            <w:rFonts w:ascii="Calibri" w:hAnsi="Calibri"/>
+            <w:color w:val="1F2937"/>
+            <w:sz w:val="21"/>
+          </w:rPr>
+          <w:tab/>
+        </w:r>
+        <w:r>
+          <w:rPr>
+            <w:rFonts w:ascii="Calibri" w:hAnsi="Calibri"/>
+            <w:color w:val="1F2937"/>
+            <w:sz w:val="21"/>
+          </w:rPr>
+          <w:t>4</w:t>
+        </w:r>
+      </w:hyperlink>
+    </w:p>
+    <w:p>
+      <w:pPr>
+        <w:tabs>
+          <w:tab w:val="right" w:leader="dot" w:pos="9298"/>
+        </w:tabs>
+        <w:spacing w:after="40"/>
+        <w:ind w:left="340"/>
+      </w:pPr>
+      <w:hyperlink w:anchor="_TocP130003" w:history="1">
+        <w:r>
+          <w:rPr>
+            <w:rFonts w:ascii="Calibri" w:hAnsi="Calibri"/>
+            <w:color w:val="1F2937"/>
+            <w:sz w:val="21"/>
+          </w:rPr>
+          <w:t xml:space="preserve">1.2 Parties prenantes</w:t>
+        </w:r>
+        <w:r>
+          <w:rPr>
+            <w:rFonts w:ascii="Calibri" w:hAnsi="Calibri"/>
+            <w:color w:val="1F2937"/>
+            <w:sz w:val="21"/>
+          </w:rPr>
+          <w:tab/>
+        </w:r>
+        <w:r>
+          <w:rPr>
+            <w:rFonts w:ascii="Calibri" w:hAnsi="Calibri"/>
+            <w:color w:val="1F2937"/>
+            <w:sz w:val="21"/>
+          </w:rPr>
+          <w:t>4</w:t>
+        </w:r>
+      </w:hyperlink>
+    </w:p>
+    <w:p>
+      <w:pPr>
+        <w:tabs>
+          <w:tab w:val="right" w:leader="dot" w:pos="9298"/>
+        </w:tabs>
+        <w:spacing w:after="40"/>
+        <w:ind w:left="0"/>
+      </w:pPr>
+      <w:hyperlink w:anchor="_TocP130004" w:history="1">
+        <w:r>
+          <w:rPr>
+            <w:rFonts w:ascii="Calibri" w:hAnsi="Calibri"/>
+            <w:color w:val="1F2937"/>
+            <w:sz w:val="21"/>
+          </w:rPr>
+          <w:t xml:space="preserve">2. Problématique métier reformulée</w:t>
+        </w:r>
+        <w:r>
+          <w:rPr>
+            <w:rFonts w:ascii="Calibri" w:hAnsi="Calibri"/>
+            <w:color w:val="1F2937"/>
+            <w:sz w:val="21"/>
+          </w:rPr>
+          <w:tab/>
+        </w:r>
+        <w:r>
+          <w:rPr>
+            <w:rFonts w:ascii="Calibri" w:hAnsi="Calibri"/>
+            <w:color w:val="1F2937"/>
+            <w:sz w:val="21"/>
+          </w:rPr>
+          <w:t>5</w:t>
+        </w:r>
+      </w:hyperlink>
+    </w:p>
+    <w:p>
+      <w:pPr>
+        <w:tabs>
+          <w:tab w:val="right" w:leader="dot" w:pos="9298"/>
+        </w:tabs>
+        <w:spacing w:after="40"/>
+        <w:ind w:left="340"/>
+      </w:pPr>
+      <w:hyperlink w:anchor="_TocP130005" w:history="1">
+        <w:r>
+          <w:rPr>
+            <w:rFonts w:ascii="Calibri" w:hAnsi="Calibri"/>
+            <w:color w:val="1F2937"/>
+            <w:sz w:val="21"/>
+          </w:rPr>
+          <w:t xml:space="preserve">2.1 Objectifs et enjeux</w:t>
+        </w:r>
+        <w:r>
+          <w:rPr>
+            <w:rFonts w:ascii="Calibri" w:hAnsi="Calibri"/>
+            <w:color w:val="1F2937"/>
+            <w:sz w:val="21"/>
+          </w:rPr>
+          <w:tab/>
+        </w:r>
+        <w:r>
+          <w:rPr>
+            <w:rFonts w:ascii="Calibri" w:hAnsi="Calibri"/>
+            <w:color w:val="1F2937"/>
+            <w:sz w:val="21"/>
+          </w:rPr>
+          <w:t>5</w:t>
+        </w:r>
+      </w:hyperlink>
+    </w:p>
+    <w:p>
+      <w:pPr>
+        <w:tabs>
+          <w:tab w:val="right" w:leader="dot" w:pos="9298"/>
+        </w:tabs>
+        <w:spacing w:after="40"/>
+        <w:ind w:left="340"/>
+      </w:pPr>
+      <w:hyperlink w:anchor="_TocP130006" w:history="1">
+        <w:r>
+          <w:rPr>
+            <w:rFonts w:ascii="Calibri" w:hAnsi="Calibri"/>
+            <w:color w:val="1F2937"/>
+            <w:sz w:val="21"/>
+          </w:rPr>
+          <w:t xml:space="preserve">2.2 Éléments prioritaires</w:t>
+        </w:r>
+        <w:r>
+          <w:rPr>
+            <w:rFonts w:ascii="Calibri" w:hAnsi="Calibri"/>
+            <w:color w:val="1F2937"/>
+            <w:sz w:val="21"/>
+          </w:rPr>
+          <w:tab/>
+        </w:r>
+        <w:r>
+          <w:rPr>
+            <w:rFonts w:ascii="Calibri" w:hAnsi="Calibri"/>
+            <w:color w:val="1F2937"/>
+            <w:sz w:val="21"/>
+          </w:rPr>
+          <w:t>6</w:t>
+        </w:r>
+      </w:hyperlink>
+    </w:p>
+    <w:p>
+      <w:pPr>
+        <w:tabs>
+          <w:tab w:val="right" w:leader="dot" w:pos="9298"/>
+        </w:tabs>
+        <w:spacing w:after="40"/>
+        <w:ind w:left="0"/>
+      </w:pPr>
+      <w:hyperlink w:anchor="_TocP130007" w:history="1">
+        <w:r>
+          <w:rPr>
+            <w:rFonts w:ascii="Calibri" w:hAnsi="Calibri"/>
+            <w:color w:val="1F2937"/>
+            <w:sz w:val="21"/>
+          </w:rPr>
+          <w:t xml:space="preserve">3. Périmètre du projet</w:t>
+        </w:r>
+        <w:r>
+          <w:rPr>
+            <w:rFonts w:ascii="Calibri" w:hAnsi="Calibri"/>
+            <w:color w:val="1F2937"/>
+            <w:sz w:val="21"/>
+          </w:rPr>
+          <w:tab/>
+        </w:r>
+        <w:r>
+          <w:rPr>
+            <w:rFonts w:ascii="Calibri" w:hAnsi="Calibri"/>
+            <w:color w:val="1F2937"/>
+            <w:sz w:val="21"/>
+          </w:rPr>
+          <w:t>6</w:t>
+        </w:r>
+      </w:hyperlink>
+    </w:p>
+    <w:p>
+      <w:pPr>
+        <w:tabs>
+          <w:tab w:val="right" w:leader="dot" w:pos="9298"/>
+        </w:tabs>
+        <w:spacing w:after="40"/>
+        <w:ind w:left="340"/>
+      </w:pPr>
+      <w:hyperlink w:anchor="_TocP130008" w:history="1">
+        <w:r>
+          <w:rPr>
+            <w:rFonts w:ascii="Calibri" w:hAnsi="Calibri"/>
+            <w:color w:val="1F2937"/>
+            <w:sz w:val="21"/>
+          </w:rPr>
+          <w:t xml:space="preserve">3.1 Fonctionnalités attendues et critères d'acceptation</w:t>
+        </w:r>
+        <w:r>
+          <w:rPr>
+            <w:rFonts w:ascii="Calibri" w:hAnsi="Calibri"/>
+            <w:color w:val="1F2937"/>
+            <w:sz w:val="21"/>
+          </w:rPr>
+          <w:tab/>
+        </w:r>
+        <w:r>
+          <w:rPr>
+            <w:rFonts w:ascii="Calibri" w:hAnsi="Calibri"/>
+            <w:color w:val="1F2937"/>
+            <w:sz w:val="21"/>
+          </w:rPr>
+          <w:t>7</w:t>
+        </w:r>
+      </w:hyperlink>
+    </w:p>
+    <w:p>
+      <w:pPr>
+        <w:tabs>
+          <w:tab w:val="right" w:leader="dot" w:pos="9298"/>
+        </w:tabs>
+        <w:spacing w:after="40"/>
+        <w:ind w:left="0"/>
+      </w:pPr>
+      <w:hyperlink w:anchor="_TocP130009" w:history="1">
+        <w:r>
+          <w:rPr>
+            <w:rFonts w:ascii="Calibri" w:hAnsi="Calibri"/>
+            <w:color w:val="1F2937"/>
+            <w:sz w:val="21"/>
+          </w:rPr>
+          <w:t xml:space="preserve">4. Contraintes et réponses apportées</w:t>
+        </w:r>
+        <w:r>
+          <w:rPr>
+            <w:rFonts w:ascii="Calibri" w:hAnsi="Calibri"/>
+            <w:color w:val="1F2937"/>
+            <w:sz w:val="21"/>
+          </w:rPr>
+          <w:tab/>
+        </w:r>
+        <w:r>
+          <w:rPr>
+            <w:rFonts w:ascii="Calibri" w:hAnsi="Calibri"/>
+            <w:color w:val="1F2937"/>
+            <w:sz w:val="21"/>
+          </w:rPr>
+          <w:t>8</w:t>
+        </w:r>
+      </w:hyperlink>
+    </w:p>
+    <w:p>
+      <w:pPr>
+        <w:tabs>
+          <w:tab w:val="right" w:leader="dot" w:pos="9298"/>
+        </w:tabs>
+        <w:spacing w:after="40"/>
+        <w:ind w:left="0"/>
+      </w:pPr>
+      <w:hyperlink w:anchor="_TocP130010" w:history="1">
+        <w:r>
+          <w:rPr>
+            <w:rFonts w:ascii="Calibri" w:hAnsi="Calibri"/>
+            <w:color w:val="1F2937"/>
+            <w:sz w:val="21"/>
+          </w:rPr>
+          <w:t xml:space="preserve">5. Critères de réussite et indicateurs (KPI)</w:t>
+        </w:r>
+        <w:r>
+          <w:rPr>
+            <w:rFonts w:ascii="Calibri" w:hAnsi="Calibri"/>
+            <w:color w:val="1F2937"/>
+            <w:sz w:val="21"/>
+          </w:rPr>
+          <w:tab/>
+        </w:r>
+        <w:r>
+          <w:rPr>
+            <w:rFonts w:ascii="Calibri" w:hAnsi="Calibri"/>
+            <w:color w:val="1F2937"/>
+            <w:sz w:val="21"/>
+          </w:rPr>
+          <w:t>8</w:t>
+        </w:r>
+      </w:hyperlink>
+    </w:p>
+    <w:p>
+      <w:pPr>
+        <w:tabs>
+          <w:tab w:val="right" w:leader="dot" w:pos="9298"/>
+        </w:tabs>
+        <w:spacing w:after="40"/>
+        <w:ind w:left="340"/>
+      </w:pPr>
+      <w:hyperlink w:anchor="_TocP130011" w:history="1">
+        <w:r>
+          <w:rPr>
+            <w:rFonts w:ascii="Calibri" w:hAnsi="Calibri"/>
+            <w:color w:val="1F2937"/>
+            <w:sz w:val="21"/>
+          </w:rPr>
+          <w:t xml:space="preserve">5.1 Indicateurs de qualité des données</w:t>
+        </w:r>
+        <w:r>
+          <w:rPr>
+            <w:rFonts w:ascii="Calibri" w:hAnsi="Calibri"/>
+            <w:color w:val="1F2937"/>
+            <w:sz w:val="21"/>
+          </w:rPr>
+          <w:tab/>
+        </w:r>
+        <w:r>
+          <w:rPr>
+            <w:rFonts w:ascii="Calibri" w:hAnsi="Calibri"/>
+            <w:color w:val="1F2937"/>
+            <w:sz w:val="21"/>
+          </w:rPr>
+          <w:t>9</w:t>
+        </w:r>
+      </w:hyperlink>
+    </w:p>
+    <w:p>
+      <w:pPr>
+        <w:tabs>
+          <w:tab w:val="right" w:leader="dot" w:pos="9298"/>
+        </w:tabs>
+        <w:spacing w:after="40"/>
+        <w:ind w:left="340"/>
+      </w:pPr>
+      <w:hyperlink w:anchor="_TocP130012" w:history="1">
+        <w:r>
+          <w:rPr>
+            <w:rFonts w:ascii="Calibri" w:hAnsi="Calibri"/>
+            <w:color w:val="1F2937"/>
+            <w:sz w:val="21"/>
+          </w:rPr>
+          <w:t xml:space="preserve">5.2 Indicateurs de modèle et d'analyse</w:t>
+        </w:r>
+        <w:r>
+          <w:rPr>
+            <w:rFonts w:ascii="Calibri" w:hAnsi="Calibri"/>
+            <w:color w:val="1F2937"/>
+            <w:sz w:val="21"/>
+          </w:rPr>
+          <w:tab/>
+        </w:r>
+        <w:r>
+          <w:rPr>
+            <w:rFonts w:ascii="Calibri" w:hAnsi="Calibri"/>
+            <w:color w:val="1F2937"/>
+            <w:sz w:val="21"/>
+          </w:rPr>
+          <w:t>9</w:t>
+        </w:r>
+      </w:hyperlink>
+    </w:p>
+    <w:p>
+      <w:pPr>
+        <w:tabs>
+          <w:tab w:val="right" w:leader="dot" w:pos="9298"/>
+        </w:tabs>
+        <w:spacing w:after="40"/>
+        <w:ind w:left="340"/>
+      </w:pPr>
+      <w:hyperlink w:anchor="_TocP130013" w:history="1">
+        <w:r>
+          <w:rPr>
+            <w:rFonts w:ascii="Calibri" w:hAnsi="Calibri"/>
+            <w:color w:val="1F2937"/>
+            <w:sz w:val="21"/>
+          </w:rPr>
+          <w:t xml:space="preserve">5.3 Indicateurs opérationnels</w:t>
+        </w:r>
+        <w:r>
+          <w:rPr>
+            <w:rFonts w:ascii="Calibri" w:hAnsi="Calibri"/>
+            <w:color w:val="1F2937"/>
+            <w:sz w:val="21"/>
+          </w:rPr>
+          <w:tab/>
+        </w:r>
+        <w:r>
+          <w:rPr>
+            <w:rFonts w:ascii="Calibri" w:hAnsi="Calibri"/>
+            <w:color w:val="1F2937"/>
+            <w:sz w:val="21"/>
+          </w:rPr>
+          <w:t>10</w:t>
+        </w:r>
+      </w:hyperlink>
+    </w:p>
+    <w:p>
+      <w:pPr>
+        <w:tabs>
+          <w:tab w:val="right" w:leader="dot" w:pos="9298"/>
+        </w:tabs>
+        <w:spacing w:after="40"/>
+        <w:ind w:left="0"/>
+      </w:pPr>
+      <w:hyperlink w:anchor="_TocP130014" w:history="1">
+        <w:r>
+          <w:rPr>
+            <w:rFonts w:ascii="Calibri" w:hAnsi="Calibri"/>
+            <w:color w:val="1F2937"/>
+            <w:sz w:val="21"/>
+          </w:rPr>
+          <w:t xml:space="preserve">6. Livrables et jalons</w:t>
+        </w:r>
+        <w:r>
+          <w:rPr>
+            <w:rFonts w:ascii="Calibri" w:hAnsi="Calibri"/>
+            <w:color w:val="1F2937"/>
+            <w:sz w:val="21"/>
+          </w:rPr>
+          <w:tab/>
+        </w:r>
+        <w:r>
+          <w:rPr>
+            <w:rFonts w:ascii="Calibri" w:hAnsi="Calibri"/>
+            <w:color w:val="1F2937"/>
+            <w:sz w:val="21"/>
+          </w:rPr>
+          <w:t>10</w:t>
+        </w:r>
+      </w:hyperlink>
+    </w:p>
+    <w:p>
+      <w:pPr>
+        <w:tabs>
+          <w:tab w:val="right" w:leader="dot" w:pos="9298"/>
+        </w:tabs>
+        <w:spacing w:after="40"/>
+        <w:ind w:left="0"/>
+      </w:pPr>
+      <w:hyperlink w:anchor="_TocP130015" w:history="1">
+        <w:r>
+          <w:rPr>
+            <w:rFonts w:ascii="Calibri" w:hAnsi="Calibri"/>
+            <w:color w:val="1F2937"/>
+            <w:sz w:val="21"/>
+          </w:rPr>
+          <w:t xml:space="preserve">7. Mini-plan de formation et accompagnement des utilisateurs</w:t>
+        </w:r>
+        <w:r>
+          <w:rPr>
+            <w:rFonts w:ascii="Calibri" w:hAnsi="Calibri"/>
+            <w:color w:val="1F2937"/>
+            <w:sz w:val="21"/>
+          </w:rPr>
+          <w:tab/>
+        </w:r>
+        <w:r>
+          <w:rPr>
+            <w:rFonts w:ascii="Calibri" w:hAnsi="Calibri"/>
+            <w:color w:val="1F2937"/>
+            <w:sz w:val="21"/>
+          </w:rPr>
+          <w:t>11</w:t>
+        </w:r>
+      </w:hyperlink>
+    </w:p>
+    <w:p>
+      <w:pPr>
+        <w:tabs>
+          <w:tab w:val="right" w:leader="dot" w:pos="9298"/>
+        </w:tabs>
+        <w:spacing w:after="40"/>
+        <w:ind w:left="340"/>
+      </w:pPr>
+      <w:hyperlink w:anchor="_TocP130016" w:history="1">
+        <w:r>
+          <w:rPr>
+            <w:rFonts w:ascii="Calibri" w:hAnsi="Calibri"/>
+            <w:color w:val="1F2937"/>
+            <w:sz w:val="21"/>
+          </w:rPr>
+          <w:t xml:space="preserve">7.1 Identification des besoins de formation</w:t>
+        </w:r>
+        <w:r>
+          <w:rPr>
+            <w:rFonts w:ascii="Calibri" w:hAnsi="Calibri"/>
+            <w:color w:val="1F2937"/>
+            <w:sz w:val="21"/>
+          </w:rPr>
+          <w:tab/>
+        </w:r>
+        <w:r>
+          <w:rPr>
+            <w:rFonts w:ascii="Calibri" w:hAnsi="Calibri"/>
+            <w:color w:val="1F2937"/>
+            <w:sz w:val="21"/>
+          </w:rPr>
+          <w:t>11</w:t>
+        </w:r>
+      </w:hyperlink>
+    </w:p>
+    <w:p>
+      <w:pPr>
+        <w:tabs>
+          <w:tab w:val="right" w:leader="dot" w:pos="9298"/>
+        </w:tabs>
+        <w:spacing w:after="40"/>
+        <w:ind w:left="340"/>
+      </w:pPr>
+      <w:hyperlink w:anchor="_TocP130017" w:history="1">
+        <w:r>
+          <w:rPr>
+            <w:rFonts w:ascii="Calibri" w:hAnsi="Calibri"/>
+            <w:color w:val="1F2937"/>
+            <w:sz w:val="21"/>
+          </w:rPr>
+          <w:t xml:space="preserve">7.2 Mini-plan de formation en quatre séquences</w:t>
+        </w:r>
+        <w:r>
+          <w:rPr>
+            <w:rFonts w:ascii="Calibri" w:hAnsi="Calibri"/>
+            <w:color w:val="1F2937"/>
+            <w:sz w:val="21"/>
+          </w:rPr>
+          <w:tab/>
+        </w:r>
+        <w:r>
+          <w:rPr>
+            <w:rFonts w:ascii="Calibri" w:hAnsi="Calibri"/>
+            <w:color w:val="1F2937"/>
+            <w:sz w:val="21"/>
+          </w:rPr>
+          <w:t>11</w:t>
+        </w:r>
+      </w:hyperlink>
+    </w:p>
+    <w:p>
+      <w:pPr>
+        <w:tabs>
+          <w:tab w:val="right" w:leader="dot" w:pos="9298"/>
+        </w:tabs>
+        <w:spacing w:after="40"/>
+        <w:ind w:left="340"/>
+      </w:pPr>
+      <w:hyperlink w:anchor="_TocP130018" w:history="1">
+        <w:r>
+          <w:rPr>
+            <w:rFonts w:ascii="Calibri" w:hAnsi="Calibri"/>
+            <w:color w:val="1F2937"/>
+            <w:sz w:val="21"/>
+          </w:rPr>
+          <w:t xml:space="preserve">7.3 Principe d'accessibilité retenu</w:t>
+        </w:r>
+        <w:r>
+          <w:rPr>
+            <w:rFonts w:ascii="Calibri" w:hAnsi="Calibri"/>
+            <w:color w:val="1F2937"/>
+            <w:sz w:val="21"/>
+          </w:rPr>
+          <w:tab/>
+        </w:r>
+        <w:r>
+          <w:rPr>
+            <w:rFonts w:ascii="Calibri" w:hAnsi="Calibri"/>
+            <w:color w:val="1F2937"/>
+            <w:sz w:val="21"/>
+          </w:rPr>
+          <w:t>12</w:t>
+        </w:r>
+      </w:hyperlink>
+    </w:p>
+    <w:p>
+      <w:pPr>
+        <w:tabs>
+          <w:tab w:val="right" w:leader="dot" w:pos="9298"/>
+        </w:tabs>
+        <w:spacing w:after="40"/>
+        <w:ind w:left="0"/>
+      </w:pPr>
+      <w:hyperlink w:anchor="_TocP130019" w:history="1">
+        <w:r>
+          <w:rPr>
+            <w:rFonts w:ascii="Calibri" w:hAnsi="Calibri"/>
+            <w:color w:val="1F2937"/>
+            <w:sz w:val="21"/>
+          </w:rPr>
+          <w:t xml:space="preserve">8. Ressources et budget indicatif</w:t>
+        </w:r>
+        <w:r>
+          <w:rPr>
+            <w:rFonts w:ascii="Calibri" w:hAnsi="Calibri"/>
+            <w:color w:val="1F2937"/>
+            <w:sz w:val="21"/>
+          </w:rPr>
+          <w:tab/>
+        </w:r>
+        <w:r>
+          <w:rPr>
+            <w:rFonts w:ascii="Calibri" w:hAnsi="Calibri"/>
+            <w:color w:val="1F2937"/>
+            <w:sz w:val="21"/>
+          </w:rPr>
+          <w:t>12</w:t>
+        </w:r>
+      </w:hyperlink>
+    </w:p>
+    <w:p>
+      <w:pPr>
+        <w:tabs>
+          <w:tab w:val="right" w:leader="dot" w:pos="9298"/>
+        </w:tabs>
+        <w:spacing w:after="40"/>
+        <w:ind w:left="0"/>
+      </w:pPr>
+      <w:hyperlink w:anchor="_TocP130020" w:history="1">
+        <w:r>
+          <w:rPr>
+            <w:rFonts w:ascii="Calibri" w:hAnsi="Calibri"/>
+            <w:color w:val="1F2937"/>
+            <w:sz w:val="21"/>
+          </w:rPr>
+          <w:t xml:space="preserve">Annexe A. Documents de référence</w:t>
+        </w:r>
+        <w:r>
+          <w:rPr>
+            <w:rFonts w:ascii="Calibri" w:hAnsi="Calibri"/>
+            <w:color w:val="1F2937"/>
+            <w:sz w:val="21"/>
+          </w:rPr>
+          <w:tab/>
+        </w:r>
+        <w:r>
+          <w:rPr>
+            <w:rFonts w:ascii="Calibri" w:hAnsi="Calibri"/>
+            <w:color w:val="1F2937"/>
+            <w:sz w:val="21"/>
+          </w:rPr>
+          <w:t>12</w:t>
+        </w:r>
+      </w:hyperlink>
       <w:r>
         <w:fldChar w:fldCharType="end"/>
       </w:r>
@@ -529,7 +1224,7 @@
                 <w:color w:val="333333"/>
                 <w:sz w:val="18"/>
               </w:rPr>
-              <w:t xml:space="preserve">J1 cadrage : validé en séance 1, vendredi 18 septembre 2026. J2 audit qualité et J3 analyse augmentée : validés en séance 2, vendredi 25 septembre. J4 documentation : réussi sur mon poste le 30 septembre, à valider en séance 3, vendredi 2 octobre. J5 restitution : à la soutenance, la semaine du 12 octobre 2026, après une répétition chronométrée</w:t>
+              <w:t xml:space="preserve">J1 cadrage : validé en séance 1, vendredi 18 septembre 2026. J2 audit qualité et J3 analyse augmentée : validés en séance 2, vendredi 25 septembre. J4 documentation : réussi sur mon poste le 30 septembre, validé en séance 3, vendredi 2 octobre. J5 restitution : à la soutenance, la semaine du 12 octobre 2026, après une répétition chronométrée</w:t>
             </w:r>
           </w:p>
         </w:tc>
@@ -631,9 +1326,11 @@
       <w:pPr>
         <w:pStyle w:val="Heading1"/>
       </w:pPr>
+      <w:bookmarkStart w:id="7001" w:name="_TocP130001"/>
       <w:r>
         <w:t xml:space="preserve">1. Contexte, état actuel et parties prenantes</w:t>
       </w:r>
+      <w:bookmarkEnd w:id="7001"/>
     </w:p>
     <w:p>
       <w:r>
@@ -673,9 +1370,11 @@
       <w:pPr>
         <w:pStyle w:val="Heading2"/>
       </w:pPr>
+      <w:bookmarkStart w:id="7002" w:name="_TocP130002"/>
       <w:r>
         <w:t>1.1 Un environnement complexe et changeant</w:t>
       </w:r>
+      <w:bookmarkEnd w:id="7002"/>
     </w:p>
     <w:tbl>
       <w:tblPr>
@@ -1190,9 +1889,11 @@
       <w:pPr>
         <w:pStyle w:val="Heading2"/>
       </w:pPr>
+      <w:bookmarkStart w:id="7003" w:name="_TocP130003"/>
       <w:r>
         <w:t>1.2 Parties prenantes</w:t>
       </w:r>
+      <w:bookmarkEnd w:id="7003"/>
     </w:p>
     <w:tbl>
       <w:tblPr>
@@ -1937,9 +2638,11 @@
       <w:pPr>
         <w:pStyle w:val="Heading1"/>
       </w:pPr>
+      <w:bookmarkStart w:id="7004" w:name="_TocP130004"/>
       <w:r>
         <w:t>2. Problématique métier reformulée</w:t>
       </w:r>
+      <w:bookmarkEnd w:id="7004"/>
     </w:p>
     <w:p>
       <w:pPr>
@@ -2056,9 +2759,11 @@
       <w:pPr>
         <w:pStyle w:val="Heading2"/>
       </w:pPr>
+      <w:bookmarkStart w:id="7005" w:name="_TocP130005"/>
       <w:r>
         <w:t>2.1 Objectifs et enjeux</w:t>
       </w:r>
+      <w:bookmarkEnd w:id="7005"/>
     </w:p>
     <w:tbl>
       <w:tblPr>
@@ -2493,9 +3198,11 @@
       <w:pPr>
         <w:pStyle w:val="Heading2"/>
       </w:pPr>
+      <w:bookmarkStart w:id="7006" w:name="_TocP130006"/>
       <w:r>
         <w:t>2.2 Éléments prioritaires</w:t>
       </w:r>
+      <w:bookmarkEnd w:id="7006"/>
     </w:p>
     <w:p>
       <w:r>
@@ -2942,9 +3649,11 @@
       <w:pPr>
         <w:pStyle w:val="Heading1"/>
       </w:pPr>
+      <w:bookmarkStart w:id="7007" w:name="_TocP130007"/>
       <w:r>
         <w:t>3. Périmètre du projet</w:t>
       </w:r>
+      <w:bookmarkEnd w:id="7007"/>
     </w:p>
     <w:p>
       <w:pPr>
@@ -3743,9 +4452,11 @@
       <w:pPr>
         <w:pStyle w:val="Heading2"/>
       </w:pPr>
+      <w:bookmarkStart w:id="7008" w:name="_TocP130008"/>
       <w:r>
         <w:t xml:space="preserve">3.1 Fonctionnalités attendues et critères d'acceptation</w:t>
       </w:r>
+      <w:bookmarkEnd w:id="7008"/>
     </w:p>
     <w:p>
       <w:r>
@@ -4503,9 +5214,11 @@
       <w:pPr>
         <w:pStyle w:val="Heading1"/>
       </w:pPr>
+      <w:bookmarkStart w:id="7009" w:name="_TocP130009"/>
       <w:r>
         <w:t>4. Contraintes et réponses apportées</w:t>
       </w:r>
+      <w:bookmarkEnd w:id="7009"/>
     </w:p>
     <w:tbl>
       <w:tblPr>
@@ -5206,9 +5919,11 @@
       <w:pPr>
         <w:pStyle w:val="Heading1"/>
       </w:pPr>
+      <w:bookmarkStart w:id="7010" w:name="_TocP130010"/>
       <w:r>
         <w:t xml:space="preserve">5. Critères de réussite et indicateurs (KPI)</w:t>
       </w:r>
+      <w:bookmarkEnd w:id="7010"/>
     </w:p>
     <w:p>
       <w:r>
@@ -5226,8 +5941,1801 @@
       <w:pPr>
         <w:pStyle w:val="Heading2"/>
       </w:pPr>
+      <w:bookmarkStart w:id="7011" w:name="_TocP130011"/>
       <w:r>
         <w:t>5.1 Indicateurs de qualité des données</w:t>
+      </w:r>
+      <w:bookmarkEnd w:id="7011"/>
+    </w:p>
+    <w:tbl>
+      <w:tblPr>
+        <w:tblW w:type="auto" w:w="0"/>
+        <w:jc w:val="left"/>
+        <w:tblBorders>
+          <w:top w:val="single" w:sz="4" w:space="0" w:color="D6DEE8"/>
+          <w:left w:val="single" w:sz="4" w:space="0" w:color="D6DEE8"/>
+          <w:bottom w:val="single" w:sz="4" w:space="0" w:color="D6DEE8"/>
+          <w:right w:val="single" w:sz="4" w:space="0" w:color="D6DEE8"/>
+          <w:insideH w:val="single" w:sz="4" w:space="0" w:color="D6DEE8"/>
+          <w:insideV w:val="single" w:sz="4" w:space="0" w:color="D6DEE8"/>
+        </w:tblBorders>
+        <w:tblLayout w:type="fixed"/>
+        <w:tblCellMar>
+          <w:top w:w="60" w:type="dxa"/>
+          <w:left w:w="100" w:type="dxa"/>
+          <w:bottom w:w="60" w:type="dxa"/>
+          <w:right w:w="100" w:type="dxa"/>
+        </w:tblCellMar>
+        <w:tblLook w:firstColumn="1" w:firstRow="1" w:lastColumn="0" w:lastRow="0" w:noHBand="0" w:noVBand="1" w:val="04A0"/>
+      </w:tblPr>
+      <w:tblGrid>
+        <w:gridCol w:w="2324"/>
+        <w:gridCol w:w="2324"/>
+        <w:gridCol w:w="2324"/>
+        <w:gridCol w:w="2324"/>
+      </w:tblGrid>
+      <w:tr>
+        <w:trPr>
+          <w:cantSplit/>
+          <w:tblHeader w:val="true"/>
+        </w:trPr>
+        <w:tc>
+          <w:tcPr>
+            <w:tcW w:type="dxa" w:w="3061"/>
+            <w:shd w:val="clear" w:color="auto" w:fill="1F2937"/>
+          </w:tcPr>
+          <w:p>
+            <w:pPr>
+              <w:spacing w:after="0"/>
+            </w:pPr>
+            <w:r>
+              <w:rPr>
+                <w:rFonts w:ascii="Calibri" w:hAnsi="Calibri"/>
+                <w:b/>
+                <w:color w:val="FFFFFF"/>
+                <w:sz w:val="18"/>
+              </w:rPr>
+              <w:t>Indicateur</w:t>
+            </w:r>
+          </w:p>
+        </w:tc>
+        <w:tc>
+          <w:tcPr>
+            <w:tcW w:type="dxa" w:w="2494"/>
+            <w:shd w:val="clear" w:color="auto" w:fill="1F2937"/>
+          </w:tcPr>
+          <w:p>
+            <w:pPr>
+              <w:spacing w:after="0"/>
+            </w:pPr>
+            <w:r>
+              <w:rPr>
+                <w:rFonts w:ascii="Calibri" w:hAnsi="Calibri"/>
+                <w:b/>
+                <w:color w:val="FFFFFF"/>
+                <w:sz w:val="18"/>
+              </w:rPr>
+              <w:t>Seuil d'acceptation</w:t>
+            </w:r>
+          </w:p>
+        </w:tc>
+        <w:tc>
+          <w:tcPr>
+            <w:tcW w:type="dxa" w:w="2721"/>
+            <w:shd w:val="clear" w:color="auto" w:fill="1F2937"/>
+          </w:tcPr>
+          <w:p>
+            <w:pPr>
+              <w:spacing w:after="0"/>
+            </w:pPr>
+            <w:r>
+              <w:rPr>
+                <w:rFonts w:ascii="Calibri" w:hAnsi="Calibri"/>
+                <w:b/>
+                <w:color w:val="FFFFFF"/>
+                <w:sz w:val="18"/>
+              </w:rPr>
+              <w:t>Valeur mesurée</w:t>
+            </w:r>
+          </w:p>
+        </w:tc>
+        <w:tc>
+          <w:tcPr>
+            <w:tcW w:type="dxa" w:w="1020"/>
+            <w:shd w:val="clear" w:color="auto" w:fill="1F2937"/>
+          </w:tcPr>
+          <w:p>
+            <w:pPr>
+              <w:spacing w:after="0"/>
+            </w:pPr>
+            <w:r>
+              <w:rPr>
+                <w:rFonts w:ascii="Calibri" w:hAnsi="Calibri"/>
+                <w:b/>
+                <w:color w:val="FFFFFF"/>
+                <w:sz w:val="18"/>
+              </w:rPr>
+              <w:t>Atteint</w:t>
+            </w:r>
+          </w:p>
+        </w:tc>
+      </w:tr>
+      <w:tr>
+        <w:trPr>
+          <w:cantSplit/>
+        </w:trPr>
+        <w:tc>
+          <w:tcPr>
+            <w:tcW w:type="dxa" w:w="3061"/>
+          </w:tcPr>
+          <w:p>
+            <w:pPr>
+              <w:spacing w:after="0" w:line="252" w:lineRule="auto"/>
+            </w:pPr>
+            <w:r>
+              <w:rPr>
+                <w:rFonts w:ascii="Calibri" w:hAnsi="Calibri"/>
+                <w:b w:val="0"/>
+                <w:i w:val="0"/>
+                <w:color w:val="333333"/>
+                <w:sz w:val="18"/>
+              </w:rPr>
+              <w:t>Types d'anomalies identifiés à l'audit initial</w:t>
+            </w:r>
+          </w:p>
+        </w:tc>
+        <w:tc>
+          <w:tcPr>
+            <w:tcW w:type="dxa" w:w="2494"/>
+          </w:tcPr>
+          <w:p>
+            <w:pPr>
+              <w:spacing w:after="0" w:line="252" w:lineRule="auto"/>
+            </w:pPr>
+            <w:r>
+              <w:rPr>
+                <w:rFonts w:ascii="Calibri" w:hAnsi="Calibri"/>
+                <w:b w:val="0"/>
+                <w:i w:val="0"/>
+                <w:color w:val="333333"/>
+                <w:sz w:val="18"/>
+              </w:rPr>
+              <w:t>Au moins 8</w:t>
+            </w:r>
+          </w:p>
+        </w:tc>
+        <w:tc>
+          <w:tcPr>
+            <w:tcW w:type="dxa" w:w="2721"/>
+          </w:tcPr>
+          <w:p>
+            <w:pPr>
+              <w:spacing w:after="0" w:line="252" w:lineRule="auto"/>
+            </w:pPr>
+            <w:r>
+              <w:rPr>
+                <w:rFonts w:ascii="Calibri" w:hAnsi="Calibri"/>
+                <w:b w:val="0"/>
+                <w:i w:val="0"/>
+                <w:color w:val="333333"/>
+                <w:sz w:val="18"/>
+              </w:rPr>
+              <w:t>9</w:t>
+            </w:r>
+          </w:p>
+        </w:tc>
+        <w:tc>
+          <w:tcPr>
+            <w:tcW w:type="dxa" w:w="1020"/>
+          </w:tcPr>
+          <w:p>
+            <w:pPr>
+              <w:spacing w:after="0" w:line="252" w:lineRule="auto"/>
+            </w:pPr>
+            <w:r>
+              <w:rPr>
+                <w:rFonts w:ascii="Calibri" w:hAnsi="Calibri"/>
+                <w:b w:val="0"/>
+                <w:i w:val="0"/>
+                <w:color w:val="333333"/>
+                <w:sz w:val="18"/>
+              </w:rPr>
+              <w:t>Oui</w:t>
+            </w:r>
+          </w:p>
+        </w:tc>
+      </w:tr>
+      <w:tr>
+        <w:trPr>
+          <w:cantSplit/>
+        </w:trPr>
+        <w:tc>
+          <w:tcPr>
+            <w:tcW w:type="dxa" w:w="3061"/>
+            <w:shd w:val="clear" w:color="auto" w:fill="F1F5F9"/>
+          </w:tcPr>
+          <w:p>
+            <w:pPr>
+              <w:spacing w:after="0" w:line="252" w:lineRule="auto"/>
+            </w:pPr>
+            <w:r>
+              <w:rPr>
+                <w:rFonts w:ascii="Calibri" w:hAnsi="Calibri"/>
+                <w:b w:val="0"/>
+                <w:i w:val="0"/>
+                <w:color w:val="333333"/>
+                <w:sz w:val="18"/>
+              </w:rPr>
+              <w:t xml:space="preserve">Lignes ERP en infraction au contrat de qualité</w:t>
+            </w:r>
+          </w:p>
+        </w:tc>
+        <w:tc>
+          <w:tcPr>
+            <w:tcW w:type="dxa" w:w="2494"/>
+            <w:shd w:val="clear" w:color="auto" w:fill="F1F5F9"/>
+          </w:tcPr>
+          <w:p>
+            <w:pPr>
+              <w:spacing w:after="0" w:line="252" w:lineRule="auto"/>
+            </w:pPr>
+            <w:r>
+              <w:rPr>
+                <w:rFonts w:ascii="Calibri" w:hAnsi="Calibri"/>
+                <w:b w:val="0"/>
+                <w:i w:val="0"/>
+                <w:color w:val="333333"/>
+                <w:sz w:val="18"/>
+              </w:rPr>
+              <w:t>Identifiées et signalées</w:t>
+            </w:r>
+          </w:p>
+        </w:tc>
+        <w:tc>
+          <w:tcPr>
+            <w:tcW w:type="dxa" w:w="2721"/>
+            <w:shd w:val="clear" w:color="auto" w:fill="F1F5F9"/>
+          </w:tcPr>
+          <w:p>
+            <w:pPr>
+              <w:spacing w:after="0" w:line="252" w:lineRule="auto"/>
+            </w:pPr>
+            <w:r>
+              <w:rPr>
+                <w:rFonts w:ascii="Calibri" w:hAnsi="Calibri"/>
+                <w:b w:val="0"/>
+                <w:i w:val="0"/>
+                <w:color w:val="333333"/>
+                <w:sz w:val="18"/>
+              </w:rPr>
+              <w:t>9 lignes sur 825, soit 1,1 %</w:t>
+            </w:r>
+          </w:p>
+        </w:tc>
+        <w:tc>
+          <w:tcPr>
+            <w:tcW w:type="dxa" w:w="1020"/>
+            <w:shd w:val="clear" w:color="auto" w:fill="F1F5F9"/>
+          </w:tcPr>
+          <w:p>
+            <w:pPr>
+              <w:spacing w:after="0" w:line="252" w:lineRule="auto"/>
+            </w:pPr>
+            <w:r>
+              <w:rPr>
+                <w:rFonts w:ascii="Calibri" w:hAnsi="Calibri"/>
+                <w:b w:val="0"/>
+                <w:i w:val="0"/>
+                <w:color w:val="333333"/>
+                <w:sz w:val="18"/>
+              </w:rPr>
+              <w:t>Oui</w:t>
+            </w:r>
+          </w:p>
+        </w:tc>
+      </w:tr>
+      <w:tr>
+        <w:trPr>
+          <w:cantSplit/>
+        </w:trPr>
+        <w:tc>
+          <w:tcPr>
+            <w:tcW w:type="dxa" w:w="3061"/>
+          </w:tcPr>
+          <w:p>
+            <w:pPr>
+              <w:spacing w:after="0" w:line="252" w:lineRule="auto"/>
+            </w:pPr>
+            <w:r>
+              <w:rPr>
+                <w:rFonts w:ascii="Calibri" w:hAnsi="Calibri"/>
+                <w:b w:val="0"/>
+                <w:i w:val="0"/>
+                <w:color w:val="333333"/>
+                <w:sz w:val="18"/>
+              </w:rPr>
+              <w:t xml:space="preserve">Détail des infractions</w:t>
+            </w:r>
+          </w:p>
+        </w:tc>
+        <w:tc>
+          <w:tcPr>
+            <w:tcW w:type="dxa" w:w="2494"/>
+          </w:tcPr>
+          <w:p>
+            <w:pPr>
+              <w:spacing w:after="0" w:line="252" w:lineRule="auto"/>
+            </w:pPr>
+            <w:r>
+              <w:rPr>
+                <w:rFonts w:ascii="Calibri" w:hAnsi="Calibri"/>
+                <w:b w:val="0"/>
+                <w:i w:val="0"/>
+                <w:color w:val="333333"/>
+                <w:sz w:val="18"/>
+              </w:rPr>
+              <w:t>Documenté règle par règle</w:t>
+            </w:r>
+          </w:p>
+        </w:tc>
+        <w:tc>
+          <w:tcPr>
+            <w:tcW w:type="dxa" w:w="2721"/>
+          </w:tcPr>
+          <w:p>
+            <w:pPr>
+              <w:spacing w:after="0" w:line="252" w:lineRule="auto"/>
+            </w:pPr>
+            <w:r>
+              <w:rPr>
+                <w:rFonts w:ascii="Calibri" w:hAnsi="Calibri"/>
+                <w:b w:val="0"/>
+                <w:i w:val="0"/>
+                <w:color w:val="333333"/>
+                <w:sz w:val="18"/>
+              </w:rPr>
+              <w:t>3 prix nuls ou négatifs, 2 stocks négatifs, 7 marges négatives, avec chevauchements</w:t>
+            </w:r>
+          </w:p>
+        </w:tc>
+        <w:tc>
+          <w:tcPr>
+            <w:tcW w:type="dxa" w:w="1020"/>
+          </w:tcPr>
+          <w:p>
+            <w:pPr>
+              <w:spacing w:after="0" w:line="252" w:lineRule="auto"/>
+            </w:pPr>
+            <w:r>
+              <w:rPr>
+                <w:rFonts w:ascii="Calibri" w:hAnsi="Calibri"/>
+                <w:b w:val="0"/>
+                <w:i w:val="0"/>
+                <w:color w:val="333333"/>
+                <w:sz w:val="18"/>
+              </w:rPr>
+              <w:t>Oui</w:t>
+            </w:r>
+          </w:p>
+        </w:tc>
+      </w:tr>
+      <w:tr>
+        <w:trPr>
+          <w:cantSplit/>
+        </w:trPr>
+        <w:tc>
+          <w:tcPr>
+            <w:tcW w:type="dxa" w:w="3061"/>
+            <w:shd w:val="clear" w:color="auto" w:fill="F1F5F9"/>
+          </w:tcPr>
+          <w:p>
+            <w:pPr>
+              <w:spacing w:after="0" w:line="252" w:lineRule="auto"/>
+            </w:pPr>
+            <w:r>
+              <w:rPr>
+                <w:rFonts w:ascii="Calibri" w:hAnsi="Calibri"/>
+                <w:b w:val="0"/>
+                <w:i w:val="0"/>
+                <w:color w:val="333333"/>
+                <w:sz w:val="18"/>
+              </w:rPr>
+              <w:t>Produits analysables après jointure</w:t>
+            </w:r>
+          </w:p>
+        </w:tc>
+        <w:tc>
+          <w:tcPr>
+            <w:tcW w:type="dxa" w:w="2494"/>
+            <w:shd w:val="clear" w:color="auto" w:fill="F1F5F9"/>
+          </w:tcPr>
+          <w:p>
+            <w:pPr>
+              <w:spacing w:after="0" w:line="252" w:lineRule="auto"/>
+            </w:pPr>
+            <w:r>
+              <w:rPr>
+                <w:rFonts w:ascii="Calibri" w:hAnsi="Calibri"/>
+                <w:b w:val="0"/>
+                <w:i w:val="0"/>
+                <w:color w:val="333333"/>
+                <w:sz w:val="18"/>
+              </w:rPr>
+              <w:t xml:space="preserve">Taux de rapprochement publié, références non rapprochées listées</w:t>
+            </w:r>
+          </w:p>
+        </w:tc>
+        <w:tc>
+          <w:tcPr>
+            <w:tcW w:type="dxa" w:w="2721"/>
+            <w:shd w:val="clear" w:color="auto" w:fill="F1F5F9"/>
+          </w:tcPr>
+          <w:p>
+            <w:pPr>
+              <w:spacing w:after="0" w:line="252" w:lineRule="auto"/>
+            </w:pPr>
+            <w:r>
+              <w:rPr>
+                <w:rFonts w:ascii="Calibri" w:hAnsi="Calibri"/>
+                <w:b w:val="0"/>
+                <w:i w:val="0"/>
+                <w:color w:val="333333"/>
+                <w:sz w:val="18"/>
+              </w:rPr>
+              <w:t xml:space="preserve">714 sur 825 références de l'ERP, soit 86,5 % ; les 111 autres sont listées</w:t>
+            </w:r>
+          </w:p>
+        </w:tc>
+        <w:tc>
+          <w:tcPr>
+            <w:tcW w:type="dxa" w:w="1020"/>
+            <w:shd w:val="clear" w:color="auto" w:fill="F1F5F9"/>
+          </w:tcPr>
+          <w:p>
+            <w:pPr>
+              <w:spacing w:after="0" w:line="252" w:lineRule="auto"/>
+            </w:pPr>
+            <w:r>
+              <w:rPr>
+                <w:rFonts w:ascii="Calibri" w:hAnsi="Calibri"/>
+                <w:b w:val="0"/>
+                <w:i w:val="0"/>
+                <w:color w:val="333333"/>
+                <w:sz w:val="18"/>
+              </w:rPr>
+              <w:t>Oui</w:t>
+            </w:r>
+          </w:p>
+        </w:tc>
+      </w:tr>
+      <w:tr>
+        <w:trPr>
+          <w:cantSplit/>
+        </w:trPr>
+        <w:tc>
+          <w:tcPr>
+            <w:tcW w:type="dxa" w:w="3061"/>
+            <w:shd w:val="clear" w:color="auto" w:fill="F1F5F9"/>
+          </w:tcPr>
+          <w:p>
+            <w:pPr>
+              <w:spacing w:after="0" w:line="252" w:lineRule="auto"/>
+            </w:pPr>
+            <w:r>
+              <w:rPr>
+                <w:rFonts w:ascii="Calibri" w:hAnsi="Calibri"/>
+                <w:b w:val="0"/>
+                <w:i w:val="0"/>
+                <w:color w:val="333333"/>
+                <w:sz w:val="18"/>
+              </w:rPr>
+              <w:t xml:space="preserve">Valeurs manquantes</w:t>
+            </w:r>
+          </w:p>
+        </w:tc>
+        <w:tc>
+          <w:tcPr>
+            <w:tcW w:type="dxa" w:w="2494"/>
+            <w:shd w:val="clear" w:color="auto" w:fill="F1F5F9"/>
+          </w:tcPr>
+          <w:p>
+            <w:pPr>
+              <w:spacing w:after="0" w:line="252" w:lineRule="auto"/>
+            </w:pPr>
+            <w:r>
+              <w:rPr>
+                <w:rFonts w:ascii="Calibri" w:hAnsi="Calibri"/>
+                <w:b w:val="0"/>
+                <w:i w:val="0"/>
+                <w:color w:val="333333"/>
+                <w:sz w:val="18"/>
+              </w:rPr>
+              <w:t xml:space="preserve">Tolérées si elles sont comptées, expliquées et écartées de la jointure</w:t>
+            </w:r>
+          </w:p>
+        </w:tc>
+        <w:tc>
+          <w:tcPr>
+            <w:tcW w:type="dxa" w:w="2721"/>
+            <w:shd w:val="clear" w:color="auto" w:fill="F1F5F9"/>
+          </w:tcPr>
+          <w:p>
+            <w:pPr>
+              <w:spacing w:after="0" w:line="252" w:lineRule="auto"/>
+            </w:pPr>
+            <w:r>
+              <w:rPr>
+                <w:rFonts w:ascii="Calibri" w:hAnsi="Calibri"/>
+                <w:b w:val="0"/>
+                <w:i w:val="0"/>
+                <w:color w:val="333333"/>
+                <w:sz w:val="18"/>
+              </w:rPr>
+              <w:t xml:space="preserve">2 SKU manquants sur 716 fiches produit du site (0,3 %) ; 91 identifiants du site manquants sur 825 lignes de la table de liaison (11 %), comptés à l'audit de l'étape 2 et signalés. 83 lignes de l'export du site sans type (5,5 %), écartées au filtrage des fiches produit (comptées le 25 septembre)</w:t>
+            </w:r>
+          </w:p>
+        </w:tc>
+        <w:tc>
+          <w:tcPr>
+            <w:tcW w:type="dxa" w:w="1020"/>
+            <w:shd w:val="clear" w:color="auto" w:fill="F1F5F9"/>
+          </w:tcPr>
+          <w:p>
+            <w:pPr>
+              <w:spacing w:after="0" w:line="252" w:lineRule="auto"/>
+            </w:pPr>
+            <w:r>
+              <w:rPr>
+                <w:rFonts w:ascii="Calibri" w:hAnsi="Calibri"/>
+                <w:b w:val="0"/>
+                <w:i w:val="0"/>
+                <w:color w:val="333333"/>
+                <w:sz w:val="18"/>
+              </w:rPr>
+              <w:t xml:space="preserve">Oui</w:t>
+            </w:r>
+          </w:p>
+        </w:tc>
+      </w:tr>
+      <w:tr>
+        <w:trPr>
+          <w:cantSplit/>
+        </w:trPr>
+        <w:tc>
+          <w:tcPr>
+            <w:tcW w:type="dxa" w:w="3061"/>
+          </w:tcPr>
+          <w:p>
+            <w:pPr>
+              <w:spacing w:after="0" w:line="252" w:lineRule="auto"/>
+            </w:pPr>
+            <w:r>
+              <w:rPr>
+                <w:rFonts w:ascii="Calibri" w:hAnsi="Calibri"/>
+                <w:b w:val="0"/>
+                <w:i w:val="0"/>
+                <w:color w:val="333333"/>
+                <w:sz w:val="18"/>
+              </w:rPr>
+              <w:t>Contrat de qualité rejouable</w:t>
+            </w:r>
+          </w:p>
+        </w:tc>
+        <w:tc>
+          <w:tcPr>
+            <w:tcW w:type="dxa" w:w="2494"/>
+          </w:tcPr>
+          <w:p>
+            <w:pPr>
+              <w:spacing w:after="0" w:line="252" w:lineRule="auto"/>
+            </w:pPr>
+            <w:r>
+              <w:rPr>
+                <w:rFonts w:ascii="Calibri" w:hAnsi="Calibri"/>
+                <w:b w:val="0"/>
+                <w:i w:val="0"/>
+                <w:color w:val="333333"/>
+                <w:sz w:val="18"/>
+              </w:rPr>
+              <w:t>Oui</w:t>
+            </w:r>
+          </w:p>
+        </w:tc>
+        <w:tc>
+          <w:tcPr>
+            <w:tcW w:type="dxa" w:w="2721"/>
+          </w:tcPr>
+          <w:p>
+            <w:pPr>
+              <w:spacing w:after="0" w:line="252" w:lineRule="auto"/>
+            </w:pPr>
+            <w:r>
+              <w:rPr>
+                <w:rFonts w:ascii="Calibri" w:hAnsi="Calibri"/>
+                <w:b w:val="0"/>
+                <w:i w:val="0"/>
+                <w:color w:val="333333"/>
+                <w:sz w:val="18"/>
+              </w:rPr>
+              <w:t>14 lignes déclaratives, rapport automatique</w:t>
+            </w:r>
+          </w:p>
+        </w:tc>
+        <w:tc>
+          <w:tcPr>
+            <w:tcW w:type="dxa" w:w="1020"/>
+          </w:tcPr>
+          <w:p>
+            <w:pPr>
+              <w:spacing w:after="0" w:line="252" w:lineRule="auto"/>
+            </w:pPr>
+            <w:r>
+              <w:rPr>
+                <w:rFonts w:ascii="Calibri" w:hAnsi="Calibri"/>
+                <w:b w:val="0"/>
+                <w:i w:val="0"/>
+                <w:color w:val="333333"/>
+                <w:sz w:val="18"/>
+              </w:rPr>
+              <w:t>Oui</w:t>
+            </w:r>
+          </w:p>
+        </w:tc>
+      </w:tr>
+    </w:tbl>
+    <w:p>
+      <w:pPr>
+        <w:spacing w:after="40"/>
+      </w:pPr>
+    </w:p>
+    <w:p>
+      <w:pPr>
+        <w:pStyle w:val="Heading2"/>
+      </w:pPr>
+      <w:bookmarkStart w:id="7012" w:name="_TocP130012"/>
+      <w:r>
+        <w:t>5.2 Indicateurs de modèle et d'analyse</w:t>
+      </w:r>
+      <w:bookmarkEnd w:id="7012"/>
+    </w:p>
+    <w:tbl>
+      <w:tblPr>
+        <w:tblW w:type="auto" w:w="0"/>
+        <w:jc w:val="left"/>
+        <w:tblBorders>
+          <w:top w:val="single" w:sz="4" w:space="0" w:color="D6DEE8"/>
+          <w:left w:val="single" w:sz="4" w:space="0" w:color="D6DEE8"/>
+          <w:bottom w:val="single" w:sz="4" w:space="0" w:color="D6DEE8"/>
+          <w:right w:val="single" w:sz="4" w:space="0" w:color="D6DEE8"/>
+          <w:insideH w:val="single" w:sz="4" w:space="0" w:color="D6DEE8"/>
+          <w:insideV w:val="single" w:sz="4" w:space="0" w:color="D6DEE8"/>
+        </w:tblBorders>
+        <w:tblLayout w:type="fixed"/>
+        <w:tblCellMar>
+          <w:top w:w="60" w:type="dxa"/>
+          <w:left w:w="100" w:type="dxa"/>
+          <w:bottom w:w="60" w:type="dxa"/>
+          <w:right w:w="100" w:type="dxa"/>
+        </w:tblCellMar>
+        <w:tblLook w:firstColumn="1" w:firstRow="1" w:lastColumn="0" w:lastRow="0" w:noHBand="0" w:noVBand="1" w:val="04A0"/>
+      </w:tblPr>
+      <w:tblGrid>
+        <w:gridCol w:w="2324"/>
+        <w:gridCol w:w="2324"/>
+        <w:gridCol w:w="2324"/>
+        <w:gridCol w:w="2324"/>
+      </w:tblGrid>
+      <w:tr>
+        <w:trPr>
+          <w:cantSplit/>
+          <w:tblHeader w:val="true"/>
+        </w:trPr>
+        <w:tc>
+          <w:tcPr>
+            <w:tcW w:type="dxa" w:w="3061"/>
+            <w:shd w:val="clear" w:color="auto" w:fill="1F2937"/>
+          </w:tcPr>
+          <w:p>
+            <w:pPr>
+              <w:spacing w:after="0"/>
+            </w:pPr>
+            <w:r>
+              <w:rPr>
+                <w:rFonts w:ascii="Calibri" w:hAnsi="Calibri"/>
+                <w:b/>
+                <w:color w:val="FFFFFF"/>
+                <w:sz w:val="18"/>
+              </w:rPr>
+              <w:t>Indicateur</w:t>
+            </w:r>
+          </w:p>
+        </w:tc>
+        <w:tc>
+          <w:tcPr>
+            <w:tcW w:type="dxa" w:w="2494"/>
+            <w:shd w:val="clear" w:color="auto" w:fill="1F2937"/>
+          </w:tcPr>
+          <w:p>
+            <w:pPr>
+              <w:spacing w:after="0"/>
+            </w:pPr>
+            <w:r>
+              <w:rPr>
+                <w:rFonts w:ascii="Calibri" w:hAnsi="Calibri"/>
+                <w:b/>
+                <w:color w:val="FFFFFF"/>
+                <w:sz w:val="18"/>
+              </w:rPr>
+              <w:t>Seuil d'acceptation</w:t>
+            </w:r>
+          </w:p>
+        </w:tc>
+        <w:tc>
+          <w:tcPr>
+            <w:tcW w:type="dxa" w:w="2721"/>
+            <w:shd w:val="clear" w:color="auto" w:fill="1F2937"/>
+          </w:tcPr>
+          <w:p>
+            <w:pPr>
+              <w:spacing w:after="0"/>
+            </w:pPr>
+            <w:r>
+              <w:rPr>
+                <w:rFonts w:ascii="Calibri" w:hAnsi="Calibri"/>
+                <w:b/>
+                <w:color w:val="FFFFFF"/>
+                <w:sz w:val="18"/>
+              </w:rPr>
+              <w:t>Valeur mesurée</w:t>
+            </w:r>
+          </w:p>
+        </w:tc>
+        <w:tc>
+          <w:tcPr>
+            <w:tcW w:type="dxa" w:w="1020"/>
+            <w:shd w:val="clear" w:color="auto" w:fill="1F2937"/>
+          </w:tcPr>
+          <w:p>
+            <w:pPr>
+              <w:spacing w:after="0"/>
+            </w:pPr>
+            <w:r>
+              <w:rPr>
+                <w:rFonts w:ascii="Calibri" w:hAnsi="Calibri"/>
+                <w:b/>
+                <w:color w:val="FFFFFF"/>
+                <w:sz w:val="18"/>
+              </w:rPr>
+              <w:t>Atteint</w:t>
+            </w:r>
+          </w:p>
+        </w:tc>
+      </w:tr>
+      <w:tr>
+        <w:trPr>
+          <w:cantSplit/>
+        </w:trPr>
+        <w:tc>
+          <w:tcPr>
+            <w:tcW w:type="dxa" w:w="3061"/>
+          </w:tcPr>
+          <w:p>
+            <w:pPr>
+              <w:spacing w:after="0" w:line="252" w:lineRule="auto"/>
+            </w:pPr>
+            <w:r>
+              <w:rPr>
+                <w:rFonts w:ascii="Calibri" w:hAnsi="Calibri"/>
+                <w:b w:val="0"/>
+                <w:i w:val="0"/>
+                <w:color w:val="333333"/>
+                <w:sz w:val="18"/>
+              </w:rPr>
+              <w:t>Anomalies multivariées captées en plus</w:t>
+            </w:r>
+          </w:p>
+        </w:tc>
+        <w:tc>
+          <w:tcPr>
+            <w:tcW w:type="dxa" w:w="2494"/>
+          </w:tcPr>
+          <w:p>
+            <w:pPr>
+              <w:spacing w:after="0" w:line="252" w:lineRule="auto"/>
+            </w:pPr>
+            <w:r>
+              <w:rPr>
+                <w:rFonts w:ascii="Calibri" w:hAnsi="Calibri"/>
+                <w:b w:val="0"/>
+                <w:i w:val="0"/>
+                <w:color w:val="333333"/>
+                <w:sz w:val="18"/>
+              </w:rPr>
+              <w:t>Strictement positif</w:t>
+            </w:r>
+          </w:p>
+        </w:tc>
+        <w:tc>
+          <w:tcPr>
+            <w:tcW w:type="dxa" w:w="2721"/>
+          </w:tcPr>
+          <w:p>
+            <w:pPr>
+              <w:spacing w:after="0" w:line="252" w:lineRule="auto"/>
+            </w:pPr>
+            <w:r>
+              <w:rPr>
+                <w:rFonts w:ascii="Calibri" w:hAnsi="Calibri"/>
+                <w:b w:val="0"/>
+                <w:i w:val="0"/>
+                <w:color w:val="333333"/>
+                <w:sz w:val="18"/>
+              </w:rPr>
+              <w:t>26</w:t>
+            </w:r>
+          </w:p>
+        </w:tc>
+        <w:tc>
+          <w:tcPr>
+            <w:tcW w:type="dxa" w:w="1020"/>
+          </w:tcPr>
+          <w:p>
+            <w:pPr>
+              <w:spacing w:after="0" w:line="252" w:lineRule="auto"/>
+            </w:pPr>
+            <w:r>
+              <w:rPr>
+                <w:rFonts w:ascii="Calibri" w:hAnsi="Calibri"/>
+                <w:b w:val="0"/>
+                <w:i w:val="0"/>
+                <w:color w:val="333333"/>
+                <w:sz w:val="18"/>
+              </w:rPr>
+              <w:t>Oui</w:t>
+            </w:r>
+          </w:p>
+        </w:tc>
+      </w:tr>
+      <w:tr>
+        <w:trPr>
+          <w:cantSplit/>
+        </w:trPr>
+        <w:tc>
+          <w:tcPr>
+            <w:tcW w:type="dxa" w:w="3061"/>
+            <w:shd w:val="clear" w:color="auto" w:fill="F1F5F9"/>
+          </w:tcPr>
+          <w:p>
+            <w:pPr>
+              <w:spacing w:after="0" w:line="252" w:lineRule="auto"/>
+            </w:pPr>
+            <w:r>
+              <w:rPr>
+                <w:rFonts w:ascii="Calibri" w:hAnsi="Calibri"/>
+                <w:b w:val="0"/>
+                <w:i w:val="0"/>
+                <w:color w:val="333333"/>
+                <w:sz w:val="18"/>
+              </w:rPr>
+              <w:t>Pouvoir explicatif du modèle de ventes</w:t>
+            </w:r>
+          </w:p>
+        </w:tc>
+        <w:tc>
+          <w:tcPr>
+            <w:tcW w:type="dxa" w:w="2494"/>
+            <w:shd w:val="clear" w:color="auto" w:fill="F1F5F9"/>
+          </w:tcPr>
+          <w:p>
+            <w:pPr>
+              <w:spacing w:after="0" w:line="252" w:lineRule="auto"/>
+            </w:pPr>
+            <w:r>
+              <w:rPr>
+                <w:rFonts w:ascii="Calibri" w:hAnsi="Calibri"/>
+                <w:b w:val="0"/>
+                <w:i w:val="0"/>
+                <w:color w:val="333333"/>
+                <w:sz w:val="18"/>
+              </w:rPr>
+              <w:t>Supérieur à 0,60</w:t>
+            </w:r>
+          </w:p>
+        </w:tc>
+        <w:tc>
+          <w:tcPr>
+            <w:tcW w:type="dxa" w:w="2721"/>
+            <w:shd w:val="clear" w:color="auto" w:fill="F1F5F9"/>
+          </w:tcPr>
+          <w:p>
+            <w:pPr>
+              <w:spacing w:after="0" w:line="252" w:lineRule="auto"/>
+            </w:pPr>
+            <w:r>
+              <w:rPr>
+                <w:rFonts w:ascii="Calibri" w:hAnsi="Calibri"/>
+                <w:b w:val="0"/>
+                <w:i w:val="0"/>
+                <w:color w:val="333333"/>
+                <w:sz w:val="18"/>
+              </w:rPr>
+              <w:t xml:space="preserve">0,72 sur le jeu de test ; 0,67 en moyenne en validation croisée, de 0,53 à 0,76 selon le pli</w:t>
+            </w:r>
+          </w:p>
+        </w:tc>
+        <w:tc>
+          <w:tcPr>
+            <w:tcW w:type="dxa" w:w="1020"/>
+            <w:shd w:val="clear" w:color="auto" w:fill="F1F5F9"/>
+          </w:tcPr>
+          <w:p>
+            <w:pPr>
+              <w:spacing w:after="0" w:line="252" w:lineRule="auto"/>
+            </w:pPr>
+            <w:r>
+              <w:rPr>
+                <w:rFonts w:ascii="Calibri" w:hAnsi="Calibri"/>
+                <w:b w:val="0"/>
+                <w:i w:val="0"/>
+                <w:color w:val="333333"/>
+                <w:sz w:val="18"/>
+              </w:rPr>
+              <w:t xml:space="preserve">Oui en moyenne ; un pli sur cinq en dessous</w:t>
+            </w:r>
+          </w:p>
+        </w:tc>
+      </w:tr>
+      <w:tr>
+        <w:trPr>
+          <w:cantSplit/>
+        </w:trPr>
+        <w:tc>
+          <w:tcPr>
+            <w:tcW w:type="dxa" w:w="3061"/>
+          </w:tcPr>
+          <w:p>
+            <w:pPr>
+              <w:spacing w:after="0" w:line="252" w:lineRule="auto"/>
+            </w:pPr>
+            <w:r>
+              <w:rPr>
+                <w:rFonts w:ascii="Calibri" w:hAnsi="Calibri"/>
+                <w:b w:val="0"/>
+                <w:i w:val="0"/>
+                <w:color w:val="333333"/>
+                <w:sz w:val="18"/>
+              </w:rPr>
+              <w:t>Erreur absolue moyenne</w:t>
+            </w:r>
+          </w:p>
+        </w:tc>
+        <w:tc>
+          <w:tcPr>
+            <w:tcW w:type="dxa" w:w="2494"/>
+          </w:tcPr>
+          <w:p>
+            <w:pPr>
+              <w:spacing w:after="0" w:line="252" w:lineRule="auto"/>
+            </w:pPr>
+            <w:r>
+              <w:rPr>
+                <w:rFonts w:ascii="Calibri" w:hAnsi="Calibri"/>
+                <w:b w:val="0"/>
+                <w:i w:val="0"/>
+                <w:color w:val="333333"/>
+                <w:sz w:val="18"/>
+              </w:rPr>
+              <w:t>Inférieure à 3 unités</w:t>
+            </w:r>
+          </w:p>
+        </w:tc>
+        <w:tc>
+          <w:tcPr>
+            <w:tcW w:type="dxa" w:w="2721"/>
+          </w:tcPr>
+          <w:p>
+            <w:pPr>
+              <w:spacing w:after="0" w:line="252" w:lineRule="auto"/>
+            </w:pPr>
+            <w:r>
+              <w:rPr>
+                <w:rFonts w:ascii="Calibri" w:hAnsi="Calibri"/>
+                <w:b w:val="0"/>
+                <w:i w:val="0"/>
+                <w:color w:val="333333"/>
+                <w:sz w:val="18"/>
+              </w:rPr>
+              <w:t xml:space="preserve">1,54 unité sur le jeu de test, contre 3,46 pour une prédiction naïve</w:t>
+            </w:r>
+          </w:p>
+        </w:tc>
+        <w:tc>
+          <w:tcPr>
+            <w:tcW w:type="dxa" w:w="1020"/>
+          </w:tcPr>
+          <w:p>
+            <w:pPr>
+              <w:spacing w:after="0" w:line="252" w:lineRule="auto"/>
+            </w:pPr>
+            <w:r>
+              <w:rPr>
+                <w:rFonts w:ascii="Calibri" w:hAnsi="Calibri"/>
+                <w:b w:val="0"/>
+                <w:i w:val="0"/>
+                <w:color w:val="333333"/>
+                <w:sz w:val="18"/>
+              </w:rPr>
+              <w:t>Oui</w:t>
+            </w:r>
+          </w:p>
+        </w:tc>
+      </w:tr>
+      <w:tr>
+        <w:trPr>
+          <w:cantSplit/>
+        </w:trPr>
+        <w:tc>
+          <w:tcPr>
+            <w:tcW w:type="dxa" w:w="3061"/>
+            <w:shd w:val="clear" w:color="auto" w:fill="F1F5F9"/>
+          </w:tcPr>
+          <w:p>
+            <w:pPr>
+              <w:spacing w:after="0" w:line="252" w:lineRule="auto"/>
+            </w:pPr>
+            <w:r>
+              <w:rPr>
+                <w:rFonts w:ascii="Calibri" w:hAnsi="Calibri"/>
+                <w:b w:val="0"/>
+                <w:i w:val="0"/>
+                <w:color w:val="333333"/>
+                <w:sz w:val="18"/>
+              </w:rPr>
+              <w:t>Interprétabilité</w:t>
+            </w:r>
+          </w:p>
+        </w:tc>
+        <w:tc>
+          <w:tcPr>
+            <w:tcW w:type="dxa" w:w="2494"/>
+            <w:shd w:val="clear" w:color="auto" w:fill="F1F5F9"/>
+          </w:tcPr>
+          <w:p>
+            <w:pPr>
+              <w:spacing w:after="0" w:line="252" w:lineRule="auto"/>
+            </w:pPr>
+            <w:r>
+              <w:rPr>
+                <w:rFonts w:ascii="Calibri" w:hAnsi="Calibri"/>
+                <w:b w:val="0"/>
+                <w:i w:val="0"/>
+                <w:color w:val="333333"/>
+                <w:sz w:val="18"/>
+              </w:rPr>
+              <w:t>Explication auditable, locale et globale</w:t>
+            </w:r>
+          </w:p>
+        </w:tc>
+        <w:tc>
+          <w:tcPr>
+            <w:tcW w:type="dxa" w:w="2721"/>
+            <w:shd w:val="clear" w:color="auto" w:fill="F1F5F9"/>
+          </w:tcPr>
+          <w:p>
+            <w:pPr>
+              <w:spacing w:after="0" w:line="252" w:lineRule="auto"/>
+            </w:pPr>
+            <w:r>
+              <w:rPr>
+                <w:rFonts w:ascii="Calibri" w:hAnsi="Calibri"/>
+                <w:b w:val="0"/>
+                <w:i w:val="0"/>
+                <w:color w:val="333333"/>
+                <w:sz w:val="18"/>
+              </w:rPr>
+              <w:t>Valeurs de Shapley, contribution par référence</w:t>
+            </w:r>
+          </w:p>
+        </w:tc>
+        <w:tc>
+          <w:tcPr>
+            <w:tcW w:type="dxa" w:w="1020"/>
+            <w:shd w:val="clear" w:color="auto" w:fill="F1F5F9"/>
+          </w:tcPr>
+          <w:p>
+            <w:pPr>
+              <w:spacing w:after="0" w:line="252" w:lineRule="auto"/>
+            </w:pPr>
+            <w:r>
+              <w:rPr>
+                <w:rFonts w:ascii="Calibri" w:hAnsi="Calibri"/>
+                <w:b w:val="0"/>
+                <w:i w:val="0"/>
+                <w:color w:val="333333"/>
+                <w:sz w:val="18"/>
+              </w:rPr>
+              <w:t>Oui</w:t>
+            </w:r>
+          </w:p>
+        </w:tc>
+      </w:tr>
+      <w:tr>
+        <w:trPr>
+          <w:cantSplit/>
+        </w:trPr>
+        <w:tc>
+          <w:tcPr>
+            <w:tcW w:type="dxa" w:w="3061"/>
+            <w:shd w:val="clear" w:color="auto" w:fill="F1F5F9"/>
+          </w:tcPr>
+          <w:p>
+            <w:pPr>
+              <w:spacing w:after="0" w:line="252" w:lineRule="auto"/>
+            </w:pPr>
+            <w:r>
+              <w:rPr>
+                <w:rFonts w:ascii="Calibri" w:hAnsi="Calibri"/>
+                <w:b w:val="0"/>
+                <w:i w:val="0"/>
+                <w:color w:val="333333"/>
+                <w:sz w:val="18"/>
+              </w:rPr>
+              <w:t xml:space="preserve">Stabilité</w:t>
+            </w:r>
+          </w:p>
+        </w:tc>
+        <w:tc>
+          <w:tcPr>
+            <w:tcW w:type="dxa" w:w="2494"/>
+            <w:shd w:val="clear" w:color="auto" w:fill="F1F5F9"/>
+          </w:tcPr>
+          <w:p>
+            <w:pPr>
+              <w:spacing w:after="0" w:line="252" w:lineRule="auto"/>
+            </w:pPr>
+            <w:r>
+              <w:rPr>
+                <w:rFonts w:ascii="Calibri" w:hAnsi="Calibri"/>
+                <w:b w:val="0"/>
+                <w:i w:val="0"/>
+                <w:color w:val="333333"/>
+                <w:sz w:val="18"/>
+              </w:rPr>
+              <w:t xml:space="preserve">Même classement des facteurs quelle que soit la méthode ; détection d'anomalies stable quand la graine change</w:t>
+            </w:r>
+          </w:p>
+        </w:tc>
+        <w:tc>
+          <w:tcPr>
+            <w:tcW w:type="dxa" w:w="2721"/>
+            <w:shd w:val="clear" w:color="auto" w:fill="F1F5F9"/>
+          </w:tcPr>
+          <w:p>
+            <w:pPr>
+              <w:spacing w:after="0" w:line="252" w:lineRule="auto"/>
+            </w:pPr>
+            <w:r>
+              <w:rPr>
+                <w:rFonts w:ascii="Calibri" w:hAnsi="Calibri"/>
+                <w:b w:val="0"/>
+                <w:i w:val="0"/>
+                <w:color w:val="333333"/>
+                <w:sz w:val="18"/>
+              </w:rPr>
+              <w:t xml:space="preserve">Même classement par l'importance du modèle, la permutation et Shapley (stock, prix d'achat, taux de marge, prix) ; stock premier sur les cinq plis. Isolation Forest : Jaccard de 0,80 à 0,85 quand la graine change. Local Outlier Factor : 0,41 entre 20 et 35 voisins (0,67 à 1,00 ailleurs), d'où son abandon. Pouvoir explicatif : 0,53 à 0,76 selon la partition (essai D)</w:t>
+            </w:r>
+          </w:p>
+        </w:tc>
+        <w:tc>
+          <w:tcPr>
+            <w:tcW w:type="dxa" w:w="1020"/>
+            <w:shd w:val="clear" w:color="auto" w:fill="F1F5F9"/>
+          </w:tcPr>
+          <w:p>
+            <w:pPr>
+              <w:spacing w:after="0" w:line="252" w:lineRule="auto"/>
+            </w:pPr>
+            <w:r>
+              <w:rPr>
+                <w:rFonts w:ascii="Calibri" w:hAnsi="Calibri"/>
+                <w:b w:val="0"/>
+                <w:i w:val="0"/>
+                <w:color w:val="333333"/>
+                <w:sz w:val="18"/>
+              </w:rPr>
+              <w:t xml:space="preserve">Oui, avec cette fourchette</w:t>
+            </w:r>
+          </w:p>
+        </w:tc>
+      </w:tr>
+      <w:tr>
+        <w:trPr>
+          <w:cantSplit/>
+        </w:trPr>
+        <w:tc>
+          <w:tcPr>
+            <w:tcW w:type="dxa" w:w="3061"/>
+          </w:tcPr>
+          <w:p>
+            <w:pPr>
+              <w:spacing w:after="0" w:line="252" w:lineRule="auto"/>
+            </w:pPr>
+            <w:r>
+              <w:rPr>
+                <w:rFonts w:ascii="Calibri" w:hAnsi="Calibri"/>
+                <w:b w:val="0"/>
+                <w:i w:val="0"/>
+                <w:color w:val="333333"/>
+                <w:sz w:val="18"/>
+              </w:rPr>
+              <w:t>Concentration du chiffre d'affaires</w:t>
+            </w:r>
+          </w:p>
+        </w:tc>
+        <w:tc>
+          <w:tcPr>
+            <w:tcW w:type="dxa" w:w="2494"/>
+          </w:tcPr>
+          <w:p>
+            <w:pPr>
+              <w:spacing w:after="0" w:line="252" w:lineRule="auto"/>
+            </w:pPr>
+            <w:r>
+              <w:rPr>
+                <w:rFonts w:ascii="Calibri" w:hAnsi="Calibri"/>
+                <w:b w:val="0"/>
+                <w:i w:val="0"/>
+                <w:color w:val="333333"/>
+                <w:sz w:val="18"/>
+              </w:rPr>
+              <w:t>Identifiée et chiffrée</w:t>
+            </w:r>
+          </w:p>
+        </w:tc>
+        <w:tc>
+          <w:tcPr>
+            <w:tcW w:type="dxa" w:w="2721"/>
+          </w:tcPr>
+          <w:p>
+            <w:pPr>
+              <w:spacing w:after="0" w:line="252" w:lineRule="auto"/>
+            </w:pPr>
+            <w:r>
+              <w:rPr>
+                <w:rFonts w:ascii="Calibri" w:hAnsi="Calibri"/>
+                <w:b w:val="0"/>
+                <w:i w:val="0"/>
+                <w:color w:val="333333"/>
+                <w:sz w:val="18"/>
+              </w:rPr>
+              <w:t xml:space="preserve">435 références sur les 689 qui vendent, soit 63 %, font 80 % du chiffre d'affaires : une concentration faible</w:t>
+            </w:r>
+          </w:p>
+        </w:tc>
+        <w:tc>
+          <w:tcPr>
+            <w:tcW w:type="dxa" w:w="1020"/>
+          </w:tcPr>
+          <w:p>
+            <w:pPr>
+              <w:spacing w:after="0" w:line="252" w:lineRule="auto"/>
+            </w:pPr>
+            <w:r>
+              <w:rPr>
+                <w:rFonts w:ascii="Calibri" w:hAnsi="Calibri"/>
+                <w:b w:val="0"/>
+                <w:i w:val="0"/>
+                <w:color w:val="333333"/>
+                <w:sz w:val="18"/>
+              </w:rPr>
+              <w:t>Oui</w:t>
+            </w:r>
+          </w:p>
+        </w:tc>
+      </w:tr>
+    </w:tbl>
+    <w:p>
+      <w:pPr>
+        <w:spacing w:after="40"/>
+      </w:pPr>
+    </w:p>
+    <w:p>
+      <w:pPr>
+        <w:pStyle w:val="Heading2"/>
+      </w:pPr>
+      <w:bookmarkStart w:id="7013" w:name="_TocP130013"/>
+      <w:r>
+        <w:t>5.3 Indicateurs opérationnels</w:t>
+      </w:r>
+      <w:bookmarkEnd w:id="7013"/>
+    </w:p>
+    <w:tbl>
+      <w:tblPr>
+        <w:tblW w:type="auto" w:w="0"/>
+        <w:jc w:val="left"/>
+        <w:tblBorders>
+          <w:top w:val="single" w:sz="4" w:space="0" w:color="D6DEE8"/>
+          <w:left w:val="single" w:sz="4" w:space="0" w:color="D6DEE8"/>
+          <w:bottom w:val="single" w:sz="4" w:space="0" w:color="D6DEE8"/>
+          <w:right w:val="single" w:sz="4" w:space="0" w:color="D6DEE8"/>
+          <w:insideH w:val="single" w:sz="4" w:space="0" w:color="D6DEE8"/>
+          <w:insideV w:val="single" w:sz="4" w:space="0" w:color="D6DEE8"/>
+        </w:tblBorders>
+        <w:tblLayout w:type="fixed"/>
+        <w:tblCellMar>
+          <w:top w:w="60" w:type="dxa"/>
+          <w:left w:w="100" w:type="dxa"/>
+          <w:bottom w:w="60" w:type="dxa"/>
+          <w:right w:w="100" w:type="dxa"/>
+        </w:tblCellMar>
+        <w:tblLook w:firstColumn="1" w:firstRow="1" w:lastColumn="0" w:lastRow="0" w:noHBand="0" w:noVBand="1" w:val="04A0"/>
+      </w:tblPr>
+      <w:tblGrid>
+        <w:gridCol w:w="2324"/>
+        <w:gridCol w:w="2324"/>
+        <w:gridCol w:w="2324"/>
+        <w:gridCol w:w="2324"/>
+      </w:tblGrid>
+      <w:tr>
+        <w:trPr>
+          <w:cantSplit/>
+          <w:tblHeader w:val="true"/>
+        </w:trPr>
+        <w:tc>
+          <w:tcPr>
+            <w:tcW w:type="dxa" w:w="3061"/>
+            <w:shd w:val="clear" w:color="auto" w:fill="1F2937"/>
+          </w:tcPr>
+          <w:p>
+            <w:pPr>
+              <w:spacing w:after="0"/>
+            </w:pPr>
+            <w:r>
+              <w:rPr>
+                <w:rFonts w:ascii="Calibri" w:hAnsi="Calibri"/>
+                <w:b/>
+                <w:color w:val="FFFFFF"/>
+                <w:sz w:val="18"/>
+              </w:rPr>
+              <w:t>Indicateur</w:t>
+            </w:r>
+          </w:p>
+        </w:tc>
+        <w:tc>
+          <w:tcPr>
+            <w:tcW w:type="dxa" w:w="2494"/>
+            <w:shd w:val="clear" w:color="auto" w:fill="1F2937"/>
+          </w:tcPr>
+          <w:p>
+            <w:pPr>
+              <w:spacing w:after="0"/>
+            </w:pPr>
+            <w:r>
+              <w:rPr>
+                <w:rFonts w:ascii="Calibri" w:hAnsi="Calibri"/>
+                <w:b/>
+                <w:color w:val="FFFFFF"/>
+                <w:sz w:val="18"/>
+              </w:rPr>
+              <w:t>Seuil d'acceptation</w:t>
+            </w:r>
+          </w:p>
+        </w:tc>
+        <w:tc>
+          <w:tcPr>
+            <w:tcW w:type="dxa" w:w="2721"/>
+            <w:shd w:val="clear" w:color="auto" w:fill="1F2937"/>
+          </w:tcPr>
+          <w:p>
+            <w:pPr>
+              <w:spacing w:after="0"/>
+            </w:pPr>
+            <w:r>
+              <w:rPr>
+                <w:rFonts w:ascii="Calibri" w:hAnsi="Calibri"/>
+                <w:b/>
+                <w:color w:val="FFFFFF"/>
+                <w:sz w:val="18"/>
+              </w:rPr>
+              <w:t>Valeur mesurée</w:t>
+            </w:r>
+          </w:p>
+        </w:tc>
+        <w:tc>
+          <w:tcPr>
+            <w:tcW w:type="dxa" w:w="1020"/>
+            <w:shd w:val="clear" w:color="auto" w:fill="1F2937"/>
+          </w:tcPr>
+          <w:p>
+            <w:pPr>
+              <w:spacing w:after="0"/>
+            </w:pPr>
+            <w:r>
+              <w:rPr>
+                <w:rFonts w:ascii="Calibri" w:hAnsi="Calibri"/>
+                <w:b/>
+                <w:color w:val="FFFFFF"/>
+                <w:sz w:val="18"/>
+              </w:rPr>
+              <w:t>Atteint</w:t>
+            </w:r>
+          </w:p>
+        </w:tc>
+      </w:tr>
+      <w:tr>
+        <w:trPr>
+          <w:cantSplit/>
+        </w:trPr>
+        <w:tc>
+          <w:tcPr>
+            <w:tcW w:type="dxa" w:w="3061"/>
+          </w:tcPr>
+          <w:p>
+            <w:pPr>
+              <w:spacing w:after="0" w:line="252" w:lineRule="auto"/>
+            </w:pPr>
+            <w:r>
+              <w:rPr>
+                <w:rFonts w:ascii="Calibri" w:hAnsi="Calibri"/>
+                <w:b w:val="0"/>
+                <w:i w:val="0"/>
+                <w:color w:val="333333"/>
+                <w:sz w:val="18"/>
+              </w:rPr>
+              <w:t>Temps d'exécution à la volumétrie réelle</w:t>
+            </w:r>
+          </w:p>
+        </w:tc>
+        <w:tc>
+          <w:tcPr>
+            <w:tcW w:type="dxa" w:w="2494"/>
+          </w:tcPr>
+          <w:p>
+            <w:pPr>
+              <w:spacing w:after="0" w:line="252" w:lineRule="auto"/>
+            </w:pPr>
+            <w:r>
+              <w:rPr>
+                <w:rFonts w:ascii="Calibri" w:hAnsi="Calibri"/>
+                <w:b w:val="0"/>
+                <w:i w:val="0"/>
+                <w:color w:val="333333"/>
+                <w:sz w:val="18"/>
+              </w:rPr>
+              <w:t>Moins d'une seconde</w:t>
+            </w:r>
+          </w:p>
+        </w:tc>
+        <w:tc>
+          <w:tcPr>
+            <w:tcW w:type="dxa" w:w="2721"/>
+          </w:tcPr>
+          <w:p>
+            <w:pPr>
+              <w:spacing w:after="0" w:line="252" w:lineRule="auto"/>
+            </w:pPr>
+            <w:r>
+              <w:rPr>
+                <w:rFonts w:ascii="Calibri" w:hAnsi="Calibri"/>
+                <w:b w:val="0"/>
+                <w:i w:val="0"/>
+                <w:color w:val="333333"/>
+                <w:sz w:val="18"/>
+              </w:rPr>
+              <w:t xml:space="preserve">Moins de 40 millisecondes pour les trois moteurs testés (9,9, 2,5 et 32,3 ms le 4 août)</w:t>
+            </w:r>
+          </w:p>
+        </w:tc>
+        <w:tc>
+          <w:tcPr>
+            <w:tcW w:type="dxa" w:w="1020"/>
+          </w:tcPr>
+          <w:p>
+            <w:pPr>
+              <w:spacing w:after="0" w:line="252" w:lineRule="auto"/>
+            </w:pPr>
+            <w:r>
+              <w:rPr>
+                <w:rFonts w:ascii="Calibri" w:hAnsi="Calibri"/>
+                <w:b w:val="0"/>
+                <w:i w:val="0"/>
+                <w:color w:val="333333"/>
+                <w:sz w:val="18"/>
+              </w:rPr>
+              <w:t>Oui</w:t>
+            </w:r>
+          </w:p>
+        </w:tc>
+      </w:tr>
+      <w:tr>
+        <w:trPr>
+          <w:cantSplit/>
+        </w:trPr>
+        <w:tc>
+          <w:tcPr>
+            <w:tcW w:type="dxa" w:w="3061"/>
+            <w:shd w:val="clear" w:color="auto" w:fill="F1F5F9"/>
+          </w:tcPr>
+          <w:p>
+            <w:pPr>
+              <w:spacing w:after="0" w:line="252" w:lineRule="auto"/>
+            </w:pPr>
+            <w:r>
+              <w:rPr>
+                <w:rFonts w:ascii="Calibri" w:hAnsi="Calibri"/>
+                <w:b w:val="0"/>
+                <w:i w:val="0"/>
+                <w:color w:val="333333"/>
+                <w:sz w:val="18"/>
+              </w:rPr>
+              <w:t xml:space="preserve">Accélération possible en cas de montée en charge</w:t>
+            </w:r>
+          </w:p>
+        </w:tc>
+        <w:tc>
+          <w:tcPr>
+            <w:tcW w:type="dxa" w:w="2494"/>
+            <w:shd w:val="clear" w:color="auto" w:fill="F1F5F9"/>
+          </w:tcPr>
+          <w:p>
+            <w:pPr>
+              <w:spacing w:after="0" w:line="252" w:lineRule="auto"/>
+            </w:pPr>
+            <w:r>
+              <w:rPr>
+                <w:rFonts w:ascii="Calibri" w:hAnsi="Calibri"/>
+                <w:b w:val="0"/>
+                <w:i w:val="0"/>
+                <w:color w:val="333333"/>
+                <w:sz w:val="18"/>
+              </w:rPr>
+              <w:t>Au moins un facteur 3</w:t>
+            </w:r>
+          </w:p>
+        </w:tc>
+        <w:tc>
+          <w:tcPr>
+            <w:tcW w:type="dxa" w:w="2721"/>
+            <w:shd w:val="clear" w:color="auto" w:fill="F1F5F9"/>
+          </w:tcPr>
+          <w:p>
+            <w:pPr>
+              <w:spacing w:after="0" w:line="252" w:lineRule="auto"/>
+            </w:pPr>
+            <w:r>
+              <w:rPr>
+                <w:rFonts w:ascii="Calibri" w:hAnsi="Calibri"/>
+                <w:b w:val="0"/>
+                <w:i w:val="0"/>
+                <w:color w:val="333333"/>
+                <w:sz w:val="18"/>
+              </w:rPr>
+              <w:t xml:space="preserve">À deux millions de lignes, Polars 4,1 fois et DuckDB 2,9 fois plus rapides que pandas le 4 août (exécution livrée) ; 8,1 et 5,7 fois sur mon poste le 25 septembre. Le gain dépend de la machine</w:t>
+            </w:r>
+          </w:p>
+        </w:tc>
+        <w:tc>
+          <w:tcPr>
+            <w:tcW w:type="dxa" w:w="1020"/>
+            <w:shd w:val="clear" w:color="auto" w:fill="F1F5F9"/>
+          </w:tcPr>
+          <w:p>
+            <w:pPr>
+              <w:spacing w:after="0" w:line="252" w:lineRule="auto"/>
+            </w:pPr>
+            <w:r>
+              <w:rPr>
+                <w:rFonts w:ascii="Calibri" w:hAnsi="Calibri"/>
+                <w:b w:val="0"/>
+                <w:i w:val="0"/>
+                <w:color w:val="333333"/>
+                <w:sz w:val="18"/>
+              </w:rPr>
+              <w:t>Oui</w:t>
+            </w:r>
+          </w:p>
+        </w:tc>
+      </w:tr>
+      <w:tr>
+        <w:trPr>
+          <w:cantSplit/>
+        </w:trPr>
+        <w:tc>
+          <w:tcPr>
+            <w:tcW w:type="dxa" w:w="3061"/>
+          </w:tcPr>
+          <w:p>
+            <w:pPr>
+              <w:spacing w:after="0" w:line="252" w:lineRule="auto"/>
+            </w:pPr>
+            <w:r>
+              <w:rPr>
+                <w:rFonts w:ascii="Calibri" w:hAnsi="Calibri"/>
+                <w:b w:val="0"/>
+                <w:i w:val="0"/>
+                <w:color w:val="333333"/>
+                <w:sz w:val="18"/>
+              </w:rPr>
+              <w:t>Reproductibilité</w:t>
+            </w:r>
+          </w:p>
+        </w:tc>
+        <w:tc>
+          <w:tcPr>
+            <w:tcW w:type="dxa" w:w="2494"/>
+          </w:tcPr>
+          <w:p>
+            <w:pPr>
+              <w:spacing w:after="0" w:line="252" w:lineRule="auto"/>
+            </w:pPr>
+            <w:r>
+              <w:rPr>
+                <w:rFonts w:ascii="Calibri" w:hAnsi="Calibri"/>
+                <w:b w:val="0"/>
+                <w:i w:val="0"/>
+                <w:color w:val="333333"/>
+                <w:sz w:val="18"/>
+              </w:rPr>
+              <w:t xml:space="preserve">Mêmes résultats à chaque exécution</w:t>
+            </w:r>
+          </w:p>
+        </w:tc>
+        <w:tc>
+          <w:tcPr>
+            <w:tcW w:type="dxa" w:w="2721"/>
+          </w:tcPr>
+          <w:p>
+            <w:pPr>
+              <w:spacing w:after="0" w:line="252" w:lineRule="auto"/>
+            </w:pPr>
+            <w:r>
+              <w:rPr>
+                <w:rFonts w:ascii="Calibri" w:hAnsi="Calibri"/>
+                <w:b w:val="0"/>
+                <w:i w:val="0"/>
+                <w:color w:val="333333"/>
+                <w:sz w:val="18"/>
+              </w:rPr>
+              <w:t xml:space="preserve">Versions listées, graine fixée à 42, chemins relatifs ; mêmes résultats sur mon poste le 25 septembre, avec d'autres versions, puis dans un environnement neuf installé avec le requirements.txt, le 28 septembre chez l'assistant et le 30 septembre sur mon poste (jalon J4)</w:t>
+            </w:r>
+          </w:p>
+        </w:tc>
+        <w:tc>
+          <w:tcPr>
+            <w:tcW w:type="dxa" w:w="1020"/>
+          </w:tcPr>
+          <w:p>
+            <w:pPr>
+              <w:spacing w:after="0" w:line="252" w:lineRule="auto"/>
+            </w:pPr>
+            <w:r>
+              <w:rPr>
+                <w:rFonts w:ascii="Calibri" w:hAnsi="Calibri"/>
+                <w:b w:val="0"/>
+                <w:i w:val="0"/>
+                <w:color w:val="333333"/>
+                <w:sz w:val="18"/>
+              </w:rPr>
+              <w:t>Oui</w:t>
+            </w:r>
+          </w:p>
+        </w:tc>
+      </w:tr>
+      <w:tr>
+        <w:trPr>
+          <w:cantSplit/>
+        </w:trPr>
+        <w:tc>
+          <w:tcPr>
+            <w:tcW w:type="dxa" w:w="3061"/>
+            <w:shd w:val="clear" w:color="auto" w:fill="F1F5F9"/>
+          </w:tcPr>
+          <w:p>
+            <w:pPr>
+              <w:spacing w:after="0" w:line="252" w:lineRule="auto"/>
+            </w:pPr>
+            <w:r>
+              <w:rPr>
+                <w:rFonts w:ascii="Calibri" w:hAnsi="Calibri"/>
+                <w:b w:val="0"/>
+                <w:i w:val="0"/>
+                <w:color w:val="333333"/>
+                <w:sz w:val="18"/>
+              </w:rPr>
+              <w:t>Clarté de la restitution</w:t>
+            </w:r>
+          </w:p>
+        </w:tc>
+        <w:tc>
+          <w:tcPr>
+            <w:tcW w:type="dxa" w:w="2494"/>
+            <w:shd w:val="clear" w:color="auto" w:fill="F1F5F9"/>
+          </w:tcPr>
+          <w:p>
+            <w:pPr>
+              <w:spacing w:after="0" w:line="252" w:lineRule="auto"/>
+            </w:pPr>
+            <w:r>
+              <w:rPr>
+                <w:rFonts w:ascii="Calibri" w:hAnsi="Calibri"/>
+                <w:b w:val="0"/>
+                <w:i w:val="0"/>
+                <w:color w:val="333333"/>
+                <w:sz w:val="18"/>
+              </w:rPr>
+              <w:t>Exploitable par un lecteur non technique</w:t>
+            </w:r>
+          </w:p>
+        </w:tc>
+        <w:tc>
+          <w:tcPr>
+            <w:tcW w:type="dxa" w:w="2721"/>
+            <w:shd w:val="clear" w:color="auto" w:fill="F1F5F9"/>
+          </w:tcPr>
+          <w:p>
+            <w:pPr>
+              <w:spacing w:after="0" w:line="252" w:lineRule="auto"/>
+            </w:pPr>
+            <w:r>
+              <w:rPr>
+                <w:rFonts w:ascii="Calibri" w:hAnsi="Calibri"/>
+                <w:b w:val="0"/>
+                <w:i w:val="0"/>
+                <w:color w:val="333333"/>
+                <w:sz w:val="18"/>
+              </w:rPr>
+              <w:t xml:space="preserve">Notebook narratif, guide de prise en main, glossaire ; à vérifier par la mise en situation de la séquence 4</w:t>
+            </w:r>
+          </w:p>
+        </w:tc>
+        <w:tc>
+          <w:tcPr>
+            <w:tcW w:type="dxa" w:w="1020"/>
+            <w:shd w:val="clear" w:color="auto" w:fill="F1F5F9"/>
+          </w:tcPr>
+          <w:p>
+            <w:pPr>
+              <w:spacing w:after="0" w:line="252" w:lineRule="auto"/>
+            </w:pPr>
+            <w:r>
+              <w:rPr>
+                <w:rFonts w:ascii="Calibri" w:hAnsi="Calibri"/>
+                <w:b w:val="0"/>
+                <w:i w:val="0"/>
+                <w:color w:val="333333"/>
+                <w:sz w:val="18"/>
+              </w:rPr>
+              <w:t xml:space="preserve">En cours</w:t>
+            </w:r>
+          </w:p>
+        </w:tc>
+      </w:tr>
+    </w:tbl>
+    <w:p>
+      <w:pPr>
+        <w:spacing w:after="40"/>
+      </w:pPr>
+    </w:p>
+    <w:p>
+      <w:pPr>
+        <w:pStyle w:val="Heading1"/>
+      </w:pPr>
+      <w:bookmarkStart w:id="7014" w:name="_TocP130014"/>
+      <w:r>
+        <w:t>6. Livrables et jalons</w:t>
+      </w:r>
+      <w:bookmarkEnd w:id="7014"/>
+    </w:p>
+    <w:p>
+      <w:r>
+        <w:rPr>
+          <w:rFonts w:ascii="Calibri" w:hAnsi="Calibri"/>
+          <w:b w:val="0"/>
+          <w:i w:val="0"/>
+          <w:color w:val="333333"/>
+          <w:sz w:val="21"/>
+        </w:rPr>
+        <w:t xml:space="preserve">Cinq jalons sur quatre semaines de travail, du 14 septembre au 9 octobre 2026. Les séances de mentorat ont lieu en fin de semaines 1, 2 et 3, les vendredis 18 septembre, 25 septembre et 2 octobre ; la soutenance, la semaine du 12 octobre. Aucun jalon n'est validé avant le précédent : J1 l'a été en séance 1, J2 et J3 en séance 2, J4 en séance 3, après sa réussite sur mon poste le 30 septembre ; J5 le sera à la soutenance. La gestion de projet reprend cette numérotation (frise, figure 3).</w:t>
       </w:r>
     </w:p>
     <w:tbl>
@@ -5264,7 +7772,7 @@
         </w:trPr>
         <w:tc>
           <w:tcPr>
-            <w:tcW w:type="dxa" w:w="3061"/>
+            <w:tcW w:type="dxa" w:w="1701"/>
             <w:shd w:val="clear" w:color="auto" w:fill="1F2937"/>
           </w:tcPr>
           <w:p>
@@ -5278,13 +7786,13 @@
                 <w:color w:val="FFFFFF"/>
                 <w:sz w:val="18"/>
               </w:rPr>
-              <w:t>Indicateur</w:t>
-            </w:r>
-          </w:p>
-        </w:tc>
-        <w:tc>
-          <w:tcPr>
-            <w:tcW w:type="dxa" w:w="2494"/>
+              <w:t>Jalon</w:t>
+            </w:r>
+          </w:p>
+        </w:tc>
+        <w:tc>
+          <w:tcPr>
+            <w:tcW w:type="dxa" w:w="3175"/>
             <w:shd w:val="clear" w:color="auto" w:fill="1F2937"/>
           </w:tcPr>
           <w:p>
@@ -5298,13 +7806,13 @@
                 <w:color w:val="FFFFFF"/>
                 <w:sz w:val="18"/>
               </w:rPr>
-              <w:t>Seuil d'acceptation</w:t>
-            </w:r>
-          </w:p>
-        </w:tc>
-        <w:tc>
-          <w:tcPr>
-            <w:tcW w:type="dxa" w:w="2721"/>
+              <w:t>Contenu validé</w:t>
+            </w:r>
+          </w:p>
+        </w:tc>
+        <w:tc>
+          <w:tcPr>
+            <w:tcW w:type="dxa" w:w="3175"/>
             <w:shd w:val="clear" w:color="auto" w:fill="1F2937"/>
           </w:tcPr>
           <w:p>
@@ -5318,13 +7826,13 @@
                 <w:color w:val="FFFFFF"/>
                 <w:sz w:val="18"/>
               </w:rPr>
-              <w:t>Valeur mesurée</w:t>
-            </w:r>
-          </w:p>
-        </w:tc>
-        <w:tc>
-          <w:tcPr>
-            <w:tcW w:type="dxa" w:w="1020"/>
+              <w:t>Livrable de sortie</w:t>
+            </w:r>
+          </w:p>
+        </w:tc>
+        <w:tc>
+          <w:tcPr>
+            <w:tcW w:type="dxa" w:w="1247"/>
             <w:shd w:val="clear" w:color="auto" w:fill="1F2937"/>
           </w:tcPr>
           <w:p>
@@ -5338,7 +7846,7 @@
                 <w:color w:val="FFFFFF"/>
                 <w:sz w:val="18"/>
               </w:rPr>
-              <w:t>Atteint</w:t>
+              <w:t>Semaine et séance</w:t>
             </w:r>
           </w:p>
         </w:tc>
@@ -5349,7 +7857,7 @@
         </w:trPr>
         <w:tc>
           <w:tcPr>
-            <w:tcW w:type="dxa" w:w="3061"/>
+            <w:tcW w:type="dxa" w:w="1701"/>
           </w:tcPr>
           <w:p>
             <w:pPr>
@@ -5363,13 +7871,13 @@
                 <w:color w:val="333333"/>
                 <w:sz w:val="18"/>
               </w:rPr>
-              <w:t>Types d'anomalies identifiés à l'audit initial</w:t>
-            </w:r>
-          </w:p>
-        </w:tc>
-        <w:tc>
-          <w:tcPr>
-            <w:tcW w:type="dxa" w:w="2494"/>
+              <w:t>J1, cadrage</w:t>
+            </w:r>
+          </w:p>
+        </w:tc>
+        <w:tc>
+          <w:tcPr>
+            <w:tcW w:type="dxa" w:w="3175"/>
           </w:tcPr>
           <w:p>
             <w:pPr>
@@ -5383,13 +7891,13 @@
                 <w:color w:val="333333"/>
                 <w:sz w:val="18"/>
               </w:rPr>
-              <w:t>Au moins 8</w:t>
-            </w:r>
-          </w:p>
-        </w:tc>
-        <w:tc>
-          <w:tcPr>
-            <w:tcW w:type="dxa" w:w="2721"/>
+              <w:t>Question de veille, besoin métier reformulé, priorités classées</w:t>
+            </w:r>
+          </w:p>
+        </w:tc>
+        <w:tc>
+          <w:tcPr>
+            <w:tcW w:type="dxa" w:w="3175"/>
           </w:tcPr>
           <w:p>
             <w:pPr>
@@ -5403,13 +7911,13 @@
                 <w:color w:val="333333"/>
                 <w:sz w:val="18"/>
               </w:rPr>
-              <w:t>9</w:t>
-            </w:r>
-          </w:p>
-        </w:tc>
-        <w:tc>
-          <w:tcPr>
-            <w:tcW w:type="dxa" w:w="1020"/>
+              <w:t>Document de veille et cahier des charges fonctionnel</w:t>
+            </w:r>
+          </w:p>
+        </w:tc>
+        <w:tc>
+          <w:tcPr>
+            <w:tcW w:type="dxa" w:w="1247"/>
           </w:tcPr>
           <w:p>
             <w:pPr>
@@ -5423,7 +7931,7 @@
                 <w:color w:val="333333"/>
                 <w:sz w:val="18"/>
               </w:rPr>
-              <w:t>Oui</w:t>
+              <w:t xml:space="preserve">1, validé en séance le 18 septembre</w:t>
             </w:r>
           </w:p>
         </w:tc>
@@ -5434,7 +7942,7 @@
         </w:trPr>
         <w:tc>
           <w:tcPr>
-            <w:tcW w:type="dxa" w:w="3061"/>
+            <w:tcW w:type="dxa" w:w="1701"/>
             <w:shd w:val="clear" w:color="auto" w:fill="F1F5F9"/>
           </w:tcPr>
           <w:p>
@@ -5449,13 +7957,13 @@
                 <w:color w:val="333333"/>
                 <w:sz w:val="18"/>
               </w:rPr>
-              <w:t xml:space="preserve">Lignes ERP en infraction au contrat de qualité</w:t>
-            </w:r>
-          </w:p>
-        </w:tc>
-        <w:tc>
-          <w:tcPr>
-            <w:tcW w:type="dxa" w:w="2494"/>
+              <w:t>J2, audit qualité</w:t>
+            </w:r>
+          </w:p>
+        </w:tc>
+        <w:tc>
+          <w:tcPr>
+            <w:tcW w:type="dxa" w:w="3175"/>
             <w:shd w:val="clear" w:color="auto" w:fill="F1F5F9"/>
           </w:tcPr>
           <w:p>
@@ -5470,13 +7978,13 @@
                 <w:color w:val="333333"/>
                 <w:sz w:val="18"/>
               </w:rPr>
-              <w:t>Identifiées et signalées</w:t>
-            </w:r>
-          </w:p>
-        </w:tc>
-        <w:tc>
-          <w:tcPr>
-            <w:tcW w:type="dxa" w:w="2721"/>
+              <w:t xml:space="preserve">Anomalies recensées, contrat de qualité rejouable</w:t>
+            </w:r>
+          </w:p>
+        </w:tc>
+        <w:tc>
+          <w:tcPr>
+            <w:tcW w:type="dxa" w:w="3175"/>
             <w:shd w:val="clear" w:color="auto" w:fill="F1F5F9"/>
           </w:tcPr>
           <w:p>
@@ -5491,13 +7999,13 @@
                 <w:color w:val="333333"/>
                 <w:sz w:val="18"/>
               </w:rPr>
-              <w:t>9 lignes sur 825, soit 1,1 %</w:t>
-            </w:r>
-          </w:p>
-        </w:tc>
-        <w:tc>
-          <w:tcPr>
-            <w:tcW w:type="dxa" w:w="1020"/>
+              <w:t xml:space="preserve">Contrat de qualité et rapport d'anomalies</w:t>
+            </w:r>
+          </w:p>
+        </w:tc>
+        <w:tc>
+          <w:tcPr>
+            <w:tcW w:type="dxa" w:w="1247"/>
             <w:shd w:val="clear" w:color="auto" w:fill="F1F5F9"/>
           </w:tcPr>
           <w:p>
@@ -5512,7 +8020,7 @@
                 <w:color w:val="333333"/>
                 <w:sz w:val="18"/>
               </w:rPr>
-              <w:t>Oui</w:t>
+              <w:t xml:space="preserve">1 et 2, validé en séance le 25 septembre</w:t>
             </w:r>
           </w:p>
         </w:tc>
@@ -5523,7 +8031,7 @@
         </w:trPr>
         <w:tc>
           <w:tcPr>
-            <w:tcW w:type="dxa" w:w="3061"/>
+            <w:tcW w:type="dxa" w:w="1701"/>
           </w:tcPr>
           <w:p>
             <w:pPr>
@@ -5537,13 +8045,13 @@
                 <w:color w:val="333333"/>
                 <w:sz w:val="18"/>
               </w:rPr>
-              <w:t xml:space="preserve">Détail des infractions</w:t>
-            </w:r>
-          </w:p>
-        </w:tc>
-        <w:tc>
-          <w:tcPr>
-            <w:tcW w:type="dxa" w:w="2494"/>
+              <w:t>J3, analyse augmentée</w:t>
+            </w:r>
+          </w:p>
+        </w:tc>
+        <w:tc>
+          <w:tcPr>
+            <w:tcW w:type="dxa" w:w="3175"/>
           </w:tcPr>
           <w:p>
             <w:pPr>
@@ -5557,13 +8065,13 @@
                 <w:color w:val="333333"/>
                 <w:sz w:val="18"/>
               </w:rPr>
-              <w:t>Documenté règle par règle</w:t>
-            </w:r>
-          </w:p>
-        </w:tc>
-        <w:tc>
-          <w:tcPr>
-            <w:tcW w:type="dxa" w:w="2721"/>
+              <w:t>Les quatre axes réalisés, mesurés et tranchés</w:t>
+            </w:r>
+          </w:p>
+        </w:tc>
+        <w:tc>
+          <w:tcPr>
+            <w:tcW w:type="dxa" w:w="3175"/>
           </w:tcPr>
           <w:p>
             <w:pPr>
@@ -5577,13 +8085,13 @@
                 <w:color w:val="333333"/>
                 <w:sz w:val="18"/>
               </w:rPr>
-              <w:t>3 prix nuls ou négatifs, 2 stocks négatifs, 7 marges négatives, avec chevauchements</w:t>
-            </w:r>
-          </w:p>
-        </w:tc>
-        <w:tc>
-          <w:tcPr>
-            <w:tcW w:type="dxa" w:w="1020"/>
+              <w:t>Notebook amélioré, exécuté</w:t>
+            </w:r>
+          </w:p>
+        </w:tc>
+        <w:tc>
+          <w:tcPr>
+            <w:tcW w:type="dxa" w:w="1247"/>
           </w:tcPr>
           <w:p>
             <w:pPr>
@@ -5597,7 +8105,7 @@
                 <w:color w:val="333333"/>
                 <w:sz w:val="18"/>
               </w:rPr>
-              <w:t>Oui</w:t>
+              <w:t xml:space="preserve">2, validé en séance le 25 septembre</w:t>
             </w:r>
           </w:p>
         </w:tc>
@@ -5608,7 +8116,7 @@
         </w:trPr>
         <w:tc>
           <w:tcPr>
-            <w:tcW w:type="dxa" w:w="3061"/>
+            <w:tcW w:type="dxa" w:w="1701"/>
             <w:shd w:val="clear" w:color="auto" w:fill="F1F5F9"/>
           </w:tcPr>
           <w:p>
@@ -5623,13 +8131,13 @@
                 <w:color w:val="333333"/>
                 <w:sz w:val="18"/>
               </w:rPr>
-              <w:t>Produits analysables après jointure</w:t>
-            </w:r>
-          </w:p>
-        </w:tc>
-        <w:tc>
-          <w:tcPr>
-            <w:tcW w:type="dxa" w:w="2494"/>
+              <w:t>J4, documentation</w:t>
+            </w:r>
+          </w:p>
+        </w:tc>
+        <w:tc>
+          <w:tcPr>
+            <w:tcW w:type="dxa" w:w="3175"/>
             <w:shd w:val="clear" w:color="auto" w:fill="F1F5F9"/>
           </w:tcPr>
           <w:p>
@@ -5644,13 +8152,13 @@
                 <w:color w:val="333333"/>
                 <w:sz w:val="18"/>
               </w:rPr>
-              <w:t xml:space="preserve">Taux de rapprochement publié, références non rapprochées listées</w:t>
-            </w:r>
-          </w:p>
-        </w:tc>
-        <w:tc>
-          <w:tcPr>
-            <w:tcW w:type="dxa" w:w="2721"/>
+              <w:t>Journal des essais, limites, procédures, accompagnement</w:t>
+            </w:r>
+          </w:p>
+        </w:tc>
+        <w:tc>
+          <w:tcPr>
+            <w:tcW w:type="dxa" w:w="3175"/>
             <w:shd w:val="clear" w:color="auto" w:fill="F1F5F9"/>
           </w:tcPr>
           <w:p>
@@ -5665,13 +8173,13 @@
                 <w:color w:val="333333"/>
                 <w:sz w:val="18"/>
               </w:rPr>
-              <w:t xml:space="preserve">714 sur 825 références de l'ERP, soit 86,5 % ; les 111 autres sont listées</w:t>
-            </w:r>
-          </w:p>
-        </w:tc>
-        <w:tc>
-          <w:tcPr>
-            <w:tcW w:type="dxa" w:w="1020"/>
+              <w:t>Documentation de la démarche et guide de prise en main</w:t>
+            </w:r>
+          </w:p>
+        </w:tc>
+        <w:tc>
+          <w:tcPr>
+            <w:tcW w:type="dxa" w:w="1247"/>
             <w:shd w:val="clear" w:color="auto" w:fill="F1F5F9"/>
           </w:tcPr>
           <w:p>
@@ -5686,7 +8194,7 @@
                 <w:color w:val="333333"/>
                 <w:sz w:val="18"/>
               </w:rPr>
-              <w:t>Oui</w:t>
+              <w:t xml:space="preserve">2 et 3, réussi le 30 septembre, validé en séance le 2 octobre</w:t>
             </w:r>
           </w:p>
         </w:tc>
@@ -5697,8 +8205,7 @@
         </w:trPr>
         <w:tc>
           <w:tcPr>
-            <w:tcW w:type="dxa" w:w="3061"/>
-            <w:shd w:val="clear" w:color="auto" w:fill="F1F5F9"/>
+            <w:tcW w:type="dxa" w:w="1701"/>
           </w:tcPr>
           <w:p>
             <w:pPr>
@@ -5712,14 +8219,13 @@
                 <w:color w:val="333333"/>
                 <w:sz w:val="18"/>
               </w:rPr>
-              <w:t xml:space="preserve">Valeurs manquantes</w:t>
-            </w:r>
-          </w:p>
-        </w:tc>
-        <w:tc>
-          <w:tcPr>
-            <w:tcW w:type="dxa" w:w="2494"/>
-            <w:shd w:val="clear" w:color="auto" w:fill="F1F5F9"/>
+              <w:t>J5, restitution</w:t>
+            </w:r>
+          </w:p>
+        </w:tc>
+        <w:tc>
+          <w:tcPr>
+            <w:tcW w:type="dxa" w:w="3175"/>
           </w:tcPr>
           <w:p>
             <w:pPr>
@@ -5733,14 +8239,13 @@
                 <w:color w:val="333333"/>
                 <w:sz w:val="18"/>
               </w:rPr>
-              <w:t xml:space="preserve">Tolérées si elles sont comptées, expliquées et écartées de la jointure</w:t>
-            </w:r>
-          </w:p>
-        </w:tc>
-        <w:tc>
-          <w:tcPr>
-            <w:tcW w:type="dxa" w:w="2721"/>
-            <w:shd w:val="clear" w:color="auto" w:fill="F1F5F9"/>
+              <w:t>Narration des preuves, support et script, minutage tenu</w:t>
+            </w:r>
+          </w:p>
+        </w:tc>
+        <w:tc>
+          <w:tcPr>
+            <w:tcW w:type="dxa" w:w="3175"/>
           </w:tcPr>
           <w:p>
             <w:pPr>
@@ -5754,14 +8259,13 @@
                 <w:color w:val="333333"/>
                 <w:sz w:val="18"/>
               </w:rPr>
-              <w:t xml:space="preserve">2 SKU manquants sur 716 fiches produit du site (0,3 %) ; 91 identifiants du site manquants sur 825 lignes de la table de liaison (11 %), comptés à l'audit de l'étape 2 et signalés. 83 lignes de l'export du site sans type (5,5 %), écartées au filtrage des fiches produit (comptées le 25 septembre)</w:t>
-            </w:r>
-          </w:p>
-        </w:tc>
-        <w:tc>
-          <w:tcPr>
-            <w:tcW w:type="dxa" w:w="1020"/>
-            <w:shd w:val="clear" w:color="auto" w:fill="F1F5F9"/>
+              <w:t>Portfolio, support de soutenance, script oral</w:t>
+            </w:r>
+          </w:p>
+        </w:tc>
+        <w:tc>
+          <w:tcPr>
+            <w:tcW w:type="dxa" w:w="1247"/>
           </w:tcPr>
           <w:p>
             <w:pPr>
@@ -5775,92 +8279,7 @@
                 <w:color w:val="333333"/>
                 <w:sz w:val="18"/>
               </w:rPr>
-              <w:t xml:space="preserve">Oui</w:t>
-            </w:r>
-          </w:p>
-        </w:tc>
-      </w:tr>
-      <w:tr>
-        <w:trPr>
-          <w:cantSplit/>
-        </w:trPr>
-        <w:tc>
-          <w:tcPr>
-            <w:tcW w:type="dxa" w:w="3061"/>
-          </w:tcPr>
-          <w:p>
-            <w:pPr>
-              <w:spacing w:after="0" w:line="252" w:lineRule="auto"/>
-            </w:pPr>
-            <w:r>
-              <w:rPr>
-                <w:rFonts w:ascii="Calibri" w:hAnsi="Calibri"/>
-                <w:b w:val="0"/>
-                <w:i w:val="0"/>
-                <w:color w:val="333333"/>
-                <w:sz w:val="18"/>
-              </w:rPr>
-              <w:t>Contrat de qualité rejouable</w:t>
-            </w:r>
-          </w:p>
-        </w:tc>
-        <w:tc>
-          <w:tcPr>
-            <w:tcW w:type="dxa" w:w="2494"/>
-          </w:tcPr>
-          <w:p>
-            <w:pPr>
-              <w:spacing w:after="0" w:line="252" w:lineRule="auto"/>
-            </w:pPr>
-            <w:r>
-              <w:rPr>
-                <w:rFonts w:ascii="Calibri" w:hAnsi="Calibri"/>
-                <w:b w:val="0"/>
-                <w:i w:val="0"/>
-                <w:color w:val="333333"/>
-                <w:sz w:val="18"/>
-              </w:rPr>
-              <w:t>Oui</w:t>
-            </w:r>
-          </w:p>
-        </w:tc>
-        <w:tc>
-          <w:tcPr>
-            <w:tcW w:type="dxa" w:w="2721"/>
-          </w:tcPr>
-          <w:p>
-            <w:pPr>
-              <w:spacing w:after="0" w:line="252" w:lineRule="auto"/>
-            </w:pPr>
-            <w:r>
-              <w:rPr>
-                <w:rFonts w:ascii="Calibri" w:hAnsi="Calibri"/>
-                <w:b w:val="0"/>
-                <w:i w:val="0"/>
-                <w:color w:val="333333"/>
-                <w:sz w:val="18"/>
-              </w:rPr>
-              <w:t>14 lignes déclaratives, rapport automatique</w:t>
-            </w:r>
-          </w:p>
-        </w:tc>
-        <w:tc>
-          <w:tcPr>
-            <w:tcW w:type="dxa" w:w="1020"/>
-          </w:tcPr>
-          <w:p>
-            <w:pPr>
-              <w:spacing w:after="0" w:line="252" w:lineRule="auto"/>
-            </w:pPr>
-            <w:r>
-              <w:rPr>
-                <w:rFonts w:ascii="Calibri" w:hAnsi="Calibri"/>
-                <w:b w:val="0"/>
-                <w:i w:val="0"/>
-                <w:color w:val="333333"/>
-                <w:sz w:val="18"/>
-              </w:rPr>
-              <w:t>Oui</w:t>
+              <w:t xml:space="preserve">3 et 4, à la soutenance, la semaine du 12 octobre</w:t>
             </w:r>
           </w:p>
         </w:tc>
@@ -5873,11 +8292,35 @@
     </w:p>
     <w:p>
       <w:pPr>
+        <w:pStyle w:val="Heading1"/>
+      </w:pPr>
+      <w:bookmarkStart w:id="7015" w:name="_TocP130015"/>
+      <w:r>
+        <w:t xml:space="preserve">7. Mini-plan de formation et accompagnement des utilisateurs</w:t>
+      </w:r>
+      <w:bookmarkEnd w:id="7015"/>
+    </w:p>
+    <w:p>
+      <w:r>
+        <w:rPr>
+          <w:rFonts w:ascii="Calibri" w:hAnsi="Calibri"/>
+          <w:b w:val="0"/>
+          <w:i w:val="0"/>
+          <w:color w:val="333333"/>
+          <w:sz w:val="21"/>
+        </w:rPr>
+        <w:t xml:space="preserve">L'accompagnement fait partie du cahier des charges. Sans lui, les utilisateurs non techniques ne sauront pas lire les résultats. Le but : les rendre autonomes sur la lecture des résultats, sans en faire des analystes.</w:t>
+      </w:r>
+    </w:p>
+    <w:p>
+      <w:pPr>
         <w:pStyle w:val="Heading2"/>
       </w:pPr>
+      <w:bookmarkStart w:id="7016" w:name="_TocP130016"/>
       <w:r>
-        <w:t>5.2 Indicateurs de modèle et d'analyse</w:t>
+        <w:t>7.1 Identification des besoins de formation</w:t>
       </w:r>
+      <w:bookmarkEnd w:id="7016"/>
     </w:p>
     <w:tbl>
       <w:tblPr>
@@ -5913,7 +8356,7 @@
         </w:trPr>
         <w:tc>
           <w:tcPr>
-            <w:tcW w:type="dxa" w:w="3061"/>
+            <w:tcW w:type="dxa" w:w="1701"/>
             <w:shd w:val="clear" w:color="auto" w:fill="1F2937"/>
           </w:tcPr>
           <w:p>
@@ -5925,15 +8368,15 @@
                 <w:rFonts w:ascii="Calibri" w:hAnsi="Calibri"/>
                 <w:b/>
                 <w:color w:val="FFFFFF"/>
-                <w:sz w:val="18"/>
-              </w:rPr>
-              <w:t>Indicateur</w:t>
-            </w:r>
-          </w:p>
-        </w:tc>
-        <w:tc>
-          <w:tcPr>
-            <w:tcW w:type="dxa" w:w="2494"/>
+                <w:sz w:val="17"/>
+              </w:rPr>
+              <w:t>Public</w:t>
+            </w:r>
+          </w:p>
+        </w:tc>
+        <w:tc>
+          <w:tcPr>
+            <w:tcW w:type="dxa" w:w="2381"/>
             <w:shd w:val="clear" w:color="auto" w:fill="1F2937"/>
           </w:tcPr>
           <w:p>
@@ -5945,15 +8388,15 @@
                 <w:rFonts w:ascii="Calibri" w:hAnsi="Calibri"/>
                 <w:b/>
                 <w:color w:val="FFFFFF"/>
-                <w:sz w:val="18"/>
-              </w:rPr>
-              <w:t>Seuil d'acceptation</w:t>
-            </w:r>
-          </w:p>
-        </w:tc>
-        <w:tc>
-          <w:tcPr>
-            <w:tcW w:type="dxa" w:w="2721"/>
+                <w:sz w:val="17"/>
+              </w:rPr>
+              <w:t>Ce qu'il sait déjà faire</w:t>
+            </w:r>
+          </w:p>
+        </w:tc>
+        <w:tc>
+          <w:tcPr>
+            <w:tcW w:type="dxa" w:w="2948"/>
             <w:shd w:val="clear" w:color="auto" w:fill="1F2937"/>
           </w:tcPr>
           <w:p>
@@ -5965,15 +8408,15 @@
                 <w:rFonts w:ascii="Calibri" w:hAnsi="Calibri"/>
                 <w:b/>
                 <w:color w:val="FFFFFF"/>
-                <w:sz w:val="18"/>
-              </w:rPr>
-              <w:t>Valeur mesurée</w:t>
-            </w:r>
-          </w:p>
-        </w:tc>
-        <w:tc>
-          <w:tcPr>
-            <w:tcW w:type="dxa" w:w="1020"/>
+                <w:sz w:val="17"/>
+              </w:rPr>
+              <w:t>Ce qu'il doit apprendre</w:t>
+            </w:r>
+          </w:p>
+        </w:tc>
+        <w:tc>
+          <w:tcPr>
+            <w:tcW w:type="dxa" w:w="2268"/>
             <w:shd w:val="clear" w:color="auto" w:fill="1F2937"/>
           </w:tcPr>
           <w:p>
@@ -5985,9 +8428,9 @@
                 <w:rFonts w:ascii="Calibri" w:hAnsi="Calibri"/>
                 <w:b/>
                 <w:color w:val="FFFFFF"/>
-                <w:sz w:val="18"/>
-              </w:rPr>
-              <w:t>Atteint</w:t>
+                <w:sz w:val="17"/>
+              </w:rPr>
+              <w:t>Difficulté anticipée</w:t>
             </w:r>
           </w:p>
         </w:tc>
@@ -5998,7 +8441,7 @@
         </w:trPr>
         <w:tc>
           <w:tcPr>
-            <w:tcW w:type="dxa" w:w="3061"/>
+            <w:tcW w:type="dxa" w:w="1701"/>
           </w:tcPr>
           <w:p>
             <w:pPr>
@@ -6010,15 +8453,15 @@
                 <w:b w:val="0"/>
                 <w:i w:val="0"/>
                 <w:color w:val="333333"/>
-                <w:sz w:val="18"/>
-              </w:rPr>
-              <w:t>Anomalies multivariées captées en plus</w:t>
-            </w:r>
-          </w:p>
-        </w:tc>
-        <w:tc>
-          <w:tcPr>
-            <w:tcW w:type="dxa" w:w="2494"/>
+                <w:sz w:val="17"/>
+              </w:rPr>
+              <w:t>Service achats</w:t>
+            </w:r>
+          </w:p>
+        </w:tc>
+        <w:tc>
+          <w:tcPr>
+            <w:tcW w:type="dxa" w:w="2381"/>
           </w:tcPr>
           <w:p>
             <w:pPr>
@@ -6030,15 +8473,15 @@
                 <w:b w:val="0"/>
                 <w:i w:val="0"/>
                 <w:color w:val="333333"/>
-                <w:sz w:val="18"/>
-              </w:rPr>
-              <w:t>Strictement positif</w:t>
-            </w:r>
-          </w:p>
-        </w:tc>
-        <w:tc>
-          <w:tcPr>
-            <w:tcW w:type="dxa" w:w="2721"/>
+                <w:sz w:val="17"/>
+              </w:rPr>
+              <w:t>Lire un tableau de références et de stocks</w:t>
+            </w:r>
+          </w:p>
+        </w:tc>
+        <w:tc>
+          <w:tcPr>
+            <w:tcW w:type="dxa" w:w="2948"/>
           </w:tcPr>
           <w:p>
             <w:pPr>
@@ -6050,15 +8493,15 @@
                 <w:b w:val="0"/>
                 <w:i w:val="0"/>
                 <w:color w:val="333333"/>
-                <w:sz w:val="18"/>
-              </w:rPr>
-              <w:t>26</w:t>
-            </w:r>
-          </w:p>
-        </w:tc>
-        <w:tc>
-          <w:tcPr>
-            <w:tcW w:type="dxa" w:w="1020"/>
+                <w:sz w:val="17"/>
+              </w:rPr>
+              <w:t>Interpréter une concentration de chiffre d'affaires, comprendre un signalement d'anomalie</w:t>
+            </w:r>
+          </w:p>
+        </w:tc>
+        <w:tc>
+          <w:tcPr>
+            <w:tcW w:type="dxa" w:w="2268"/>
           </w:tcPr>
           <w:p>
             <w:pPr>
@@ -6070,9 +8513,9 @@
                 <w:b w:val="0"/>
                 <w:i w:val="0"/>
                 <w:color w:val="333333"/>
-                <w:sz w:val="18"/>
-              </w:rPr>
-              <w:t>Oui</w:t>
+                <w:sz w:val="17"/>
+              </w:rPr>
+              <w:t xml:space="preserve">Le mot « anomalie » sera compris comme une erreur avérée alors qu'il signale un doute</w:t>
             </w:r>
           </w:p>
         </w:tc>
@@ -6083,7 +8526,7 @@
         </w:trPr>
         <w:tc>
           <w:tcPr>
-            <w:tcW w:type="dxa" w:w="3061"/>
+            <w:tcW w:type="dxa" w:w="1701"/>
             <w:shd w:val="clear" w:color="auto" w:fill="F1F5F9"/>
           </w:tcPr>
           <w:p>
@@ -6096,15 +8539,15 @@
                 <w:b w:val="0"/>
                 <w:i w:val="0"/>
                 <w:color w:val="333333"/>
-                <w:sz w:val="18"/>
-              </w:rPr>
-              <w:t>Pouvoir explicatif du modèle de ventes</w:t>
-            </w:r>
-          </w:p>
-        </w:tc>
-        <w:tc>
-          <w:tcPr>
-            <w:tcW w:type="dxa" w:w="2494"/>
+                <w:sz w:val="17"/>
+              </w:rPr>
+              <w:t xml:space="preserve">Comité de direction et Nicolas</w:t>
+            </w:r>
+          </w:p>
+        </w:tc>
+        <w:tc>
+          <w:tcPr>
+            <w:tcW w:type="dxa" w:w="2381"/>
             <w:shd w:val="clear" w:color="auto" w:fill="F1F5F9"/>
           </w:tcPr>
           <w:p>
@@ -6117,15 +8560,15 @@
                 <w:b w:val="0"/>
                 <w:i w:val="0"/>
                 <w:color w:val="333333"/>
-                <w:sz w:val="18"/>
-              </w:rPr>
-              <w:t>Supérieur à 0,60</w:t>
-            </w:r>
-          </w:p>
-        </w:tc>
-        <w:tc>
-          <w:tcPr>
-            <w:tcW w:type="dxa" w:w="2721"/>
+                <w:sz w:val="17"/>
+              </w:rPr>
+              <w:t>Lire un indicateur de synthèse</w:t>
+            </w:r>
+          </w:p>
+        </w:tc>
+        <w:tc>
+          <w:tcPr>
+            <w:tcW w:type="dxa" w:w="2948"/>
             <w:shd w:val="clear" w:color="auto" w:fill="F1F5F9"/>
           </w:tcPr>
           <w:p>
@@ -6138,15 +8581,15 @@
                 <w:b w:val="0"/>
                 <w:i w:val="0"/>
                 <w:color w:val="333333"/>
-                <w:sz w:val="18"/>
-              </w:rPr>
-              <w:t xml:space="preserve">0,72 sur le jeu de test ; 0,67 en moyenne en validation croisée, de 0,53 à 0,76 selon le pli</w:t>
-            </w:r>
-          </w:p>
-        </w:tc>
-        <w:tc>
-          <w:tcPr>
-            <w:tcW w:type="dxa" w:w="1020"/>
+                <w:sz w:val="17"/>
+              </w:rPr>
+              <w:t>Situer le degré de confiance à accorder à un chiffre issu d'un modèle</w:t>
+            </w:r>
+          </w:p>
+        </w:tc>
+        <w:tc>
+          <w:tcPr>
+            <w:tcW w:type="dxa" w:w="2268"/>
             <w:shd w:val="clear" w:color="auto" w:fill="F1F5F9"/>
           </w:tcPr>
           <w:p>
@@ -6159,9 +8602,9 @@
                 <w:b w:val="0"/>
                 <w:i w:val="0"/>
                 <w:color w:val="333333"/>
-                <w:sz w:val="18"/>
-              </w:rPr>
-              <w:t xml:space="preserve">Oui en moyenne ; un pli sur cinq en dessous</w:t>
+                <w:sz w:val="17"/>
+              </w:rPr>
+              <w:t>La tentation de traiter un résultat de modèle comme une certitude</w:t>
             </w:r>
           </w:p>
         </w:tc>
@@ -6172,7 +8615,7 @@
         </w:trPr>
         <w:tc>
           <w:tcPr>
-            <w:tcW w:type="dxa" w:w="3061"/>
+            <w:tcW w:type="dxa" w:w="1701"/>
           </w:tcPr>
           <w:p>
             <w:pPr>
@@ -6184,15 +8627,15 @@
                 <w:b w:val="0"/>
                 <w:i w:val="0"/>
                 <w:color w:val="333333"/>
-                <w:sz w:val="18"/>
-              </w:rPr>
-              <w:t>Erreur absolue moyenne</w:t>
-            </w:r>
-          </w:p>
-        </w:tc>
-        <w:tc>
-          <w:tcPr>
-            <w:tcW w:type="dxa" w:w="2494"/>
+                <w:sz w:val="17"/>
+              </w:rPr>
+              <w:t>Équipe commerce en ligne</w:t>
+            </w:r>
+          </w:p>
+        </w:tc>
+        <w:tc>
+          <w:tcPr>
+            <w:tcW w:type="dxa" w:w="2381"/>
           </w:tcPr>
           <w:p>
             <w:pPr>
@@ -6204,15 +8647,15 @@
                 <w:b w:val="0"/>
                 <w:i w:val="0"/>
                 <w:color w:val="333333"/>
-                <w:sz w:val="18"/>
-              </w:rPr>
-              <w:t>Inférieure à 3 unités</w:t>
-            </w:r>
-          </w:p>
-        </w:tc>
-        <w:tc>
-          <w:tcPr>
-            <w:tcW w:type="dxa" w:w="2721"/>
+                <w:sz w:val="17"/>
+              </w:rPr>
+              <w:t>Manipuler le catalogue en ligne</w:t>
+            </w:r>
+          </w:p>
+        </w:tc>
+        <w:tc>
+          <w:tcPr>
+            <w:tcW w:type="dxa" w:w="2948"/>
           </w:tcPr>
           <w:p>
             <w:pPr>
@@ -6224,15 +8667,15 @@
                 <w:b w:val="0"/>
                 <w:i w:val="0"/>
                 <w:color w:val="333333"/>
-                <w:sz w:val="18"/>
-              </w:rPr>
-              <w:t xml:space="preserve">1,54 unité sur le jeu de test, contre 3,46 pour une prédiction naïve</w:t>
-            </w:r>
-          </w:p>
-        </w:tc>
-        <w:tc>
-          <w:tcPr>
-            <w:tcW w:type="dxa" w:w="1020"/>
+                <w:sz w:val="17"/>
+              </w:rPr>
+              <w:t>Comprendre l'origine des écarts entre les deux systèmes</w:t>
+            </w:r>
+          </w:p>
+        </w:tc>
+        <w:tc>
+          <w:tcPr>
+            <w:tcW w:type="dxa" w:w="2268"/>
           </w:tcPr>
           <w:p>
             <w:pPr>
@@ -6244,272 +8687,9 @@
                 <w:b w:val="0"/>
                 <w:i w:val="0"/>
                 <w:color w:val="333333"/>
-                <w:sz w:val="18"/>
-              </w:rPr>
-              <w:t>Oui</w:t>
-            </w:r>
-          </w:p>
-        </w:tc>
-      </w:tr>
-      <w:tr>
-        <w:trPr>
-          <w:cantSplit/>
-        </w:trPr>
-        <w:tc>
-          <w:tcPr>
-            <w:tcW w:type="dxa" w:w="3061"/>
-            <w:shd w:val="clear" w:color="auto" w:fill="F1F5F9"/>
-          </w:tcPr>
-          <w:p>
-            <w:pPr>
-              <w:spacing w:after="0" w:line="252" w:lineRule="auto"/>
-            </w:pPr>
-            <w:r>
-              <w:rPr>
-                <w:rFonts w:ascii="Calibri" w:hAnsi="Calibri"/>
-                <w:b w:val="0"/>
-                <w:i w:val="0"/>
-                <w:color w:val="333333"/>
-                <w:sz w:val="18"/>
-              </w:rPr>
-              <w:t>Interprétabilité</w:t>
-            </w:r>
-          </w:p>
-        </w:tc>
-        <w:tc>
-          <w:tcPr>
-            <w:tcW w:type="dxa" w:w="2494"/>
-            <w:shd w:val="clear" w:color="auto" w:fill="F1F5F9"/>
-          </w:tcPr>
-          <w:p>
-            <w:pPr>
-              <w:spacing w:after="0" w:line="252" w:lineRule="auto"/>
-            </w:pPr>
-            <w:r>
-              <w:rPr>
-                <w:rFonts w:ascii="Calibri" w:hAnsi="Calibri"/>
-                <w:b w:val="0"/>
-                <w:i w:val="0"/>
-                <w:color w:val="333333"/>
-                <w:sz w:val="18"/>
-              </w:rPr>
-              <w:t>Explication auditable, locale et globale</w:t>
-            </w:r>
-          </w:p>
-        </w:tc>
-        <w:tc>
-          <w:tcPr>
-            <w:tcW w:type="dxa" w:w="2721"/>
-            <w:shd w:val="clear" w:color="auto" w:fill="F1F5F9"/>
-          </w:tcPr>
-          <w:p>
-            <w:pPr>
-              <w:spacing w:after="0" w:line="252" w:lineRule="auto"/>
-            </w:pPr>
-            <w:r>
-              <w:rPr>
-                <w:rFonts w:ascii="Calibri" w:hAnsi="Calibri"/>
-                <w:b w:val="0"/>
-                <w:i w:val="0"/>
-                <w:color w:val="333333"/>
-                <w:sz w:val="18"/>
-              </w:rPr>
-              <w:t>Valeurs de Shapley, contribution par référence</w:t>
-            </w:r>
-          </w:p>
-        </w:tc>
-        <w:tc>
-          <w:tcPr>
-            <w:tcW w:type="dxa" w:w="1020"/>
-            <w:shd w:val="clear" w:color="auto" w:fill="F1F5F9"/>
-          </w:tcPr>
-          <w:p>
-            <w:pPr>
-              <w:spacing w:after="0" w:line="252" w:lineRule="auto"/>
-            </w:pPr>
-            <w:r>
-              <w:rPr>
-                <w:rFonts w:ascii="Calibri" w:hAnsi="Calibri"/>
-                <w:b w:val="0"/>
-                <w:i w:val="0"/>
-                <w:color w:val="333333"/>
-                <w:sz w:val="18"/>
-              </w:rPr>
-              <w:t>Oui</w:t>
-            </w:r>
-          </w:p>
-        </w:tc>
-      </w:tr>
-      <w:tr>
-        <w:trPr>
-          <w:cantSplit/>
-        </w:trPr>
-        <w:tc>
-          <w:tcPr>
-            <w:tcW w:type="dxa" w:w="3061"/>
-            <w:shd w:val="clear" w:color="auto" w:fill="F1F5F9"/>
-          </w:tcPr>
-          <w:p>
-            <w:pPr>
-              <w:spacing w:after="0" w:line="252" w:lineRule="auto"/>
-            </w:pPr>
-            <w:r>
-              <w:rPr>
-                <w:rFonts w:ascii="Calibri" w:hAnsi="Calibri"/>
-                <w:b w:val="0"/>
-                <w:i w:val="0"/>
-                <w:color w:val="333333"/>
-                <w:sz w:val="18"/>
-              </w:rPr>
-              <w:t xml:space="preserve">Stabilité</w:t>
-            </w:r>
-          </w:p>
-        </w:tc>
-        <w:tc>
-          <w:tcPr>
-            <w:tcW w:type="dxa" w:w="2494"/>
-            <w:shd w:val="clear" w:color="auto" w:fill="F1F5F9"/>
-          </w:tcPr>
-          <w:p>
-            <w:pPr>
-              <w:spacing w:after="0" w:line="252" w:lineRule="auto"/>
-            </w:pPr>
-            <w:r>
-              <w:rPr>
-                <w:rFonts w:ascii="Calibri" w:hAnsi="Calibri"/>
-                <w:b w:val="0"/>
-                <w:i w:val="0"/>
-                <w:color w:val="333333"/>
-                <w:sz w:val="18"/>
-              </w:rPr>
-              <w:t xml:space="preserve">Même classement des facteurs quelle que soit la méthode ; détection d'anomalies stable quand la graine change</w:t>
-            </w:r>
-          </w:p>
-        </w:tc>
-        <w:tc>
-          <w:tcPr>
-            <w:tcW w:type="dxa" w:w="2721"/>
-            <w:shd w:val="clear" w:color="auto" w:fill="F1F5F9"/>
-          </w:tcPr>
-          <w:p>
-            <w:pPr>
-              <w:spacing w:after="0" w:line="252" w:lineRule="auto"/>
-            </w:pPr>
-            <w:r>
-              <w:rPr>
-                <w:rFonts w:ascii="Calibri" w:hAnsi="Calibri"/>
-                <w:b w:val="0"/>
-                <w:i w:val="0"/>
-                <w:color w:val="333333"/>
-                <w:sz w:val="18"/>
-              </w:rPr>
-              <w:t xml:space="preserve">Même classement par l'importance du modèle, la permutation et Shapley (stock, prix d'achat, taux de marge, prix) ; stock premier sur les cinq plis. Isolation Forest : Jaccard de 0,80 à 0,85 quand la graine change. Local Outlier Factor : 0,41 entre 20 et 35 voisins (0,67 à 1,00 ailleurs), d'où son abandon. Pouvoir explicatif : 0,53 à 0,76 selon la partition (essai D)</w:t>
-            </w:r>
-          </w:p>
-        </w:tc>
-        <w:tc>
-          <w:tcPr>
-            <w:tcW w:type="dxa" w:w="1020"/>
-            <w:shd w:val="clear" w:color="auto" w:fill="F1F5F9"/>
-          </w:tcPr>
-          <w:p>
-            <w:pPr>
-              <w:spacing w:after="0" w:line="252" w:lineRule="auto"/>
-            </w:pPr>
-            <w:r>
-              <w:rPr>
-                <w:rFonts w:ascii="Calibri" w:hAnsi="Calibri"/>
-                <w:b w:val="0"/>
-                <w:i w:val="0"/>
-                <w:color w:val="333333"/>
-                <w:sz w:val="18"/>
-              </w:rPr>
-              <w:t xml:space="preserve">Oui, avec cette fourchette</w:t>
-            </w:r>
-          </w:p>
-        </w:tc>
-      </w:tr>
-      <w:tr>
-        <w:trPr>
-          <w:cantSplit/>
-        </w:trPr>
-        <w:tc>
-          <w:tcPr>
-            <w:tcW w:type="dxa" w:w="3061"/>
-          </w:tcPr>
-          <w:p>
-            <w:pPr>
-              <w:spacing w:after="0" w:line="252" w:lineRule="auto"/>
-            </w:pPr>
-            <w:r>
-              <w:rPr>
-                <w:rFonts w:ascii="Calibri" w:hAnsi="Calibri"/>
-                <w:b w:val="0"/>
-                <w:i w:val="0"/>
-                <w:color w:val="333333"/>
-                <w:sz w:val="18"/>
-              </w:rPr>
-              <w:t>Concentration du chiffre d'affaires</w:t>
-            </w:r>
-          </w:p>
-        </w:tc>
-        <w:tc>
-          <w:tcPr>
-            <w:tcW w:type="dxa" w:w="2494"/>
-          </w:tcPr>
-          <w:p>
-            <w:pPr>
-              <w:spacing w:after="0" w:line="252" w:lineRule="auto"/>
-            </w:pPr>
-            <w:r>
-              <w:rPr>
-                <w:rFonts w:ascii="Calibri" w:hAnsi="Calibri"/>
-                <w:b w:val="0"/>
-                <w:i w:val="0"/>
-                <w:color w:val="333333"/>
-                <w:sz w:val="18"/>
-              </w:rPr>
-              <w:t>Identifiée et chiffrée</w:t>
-            </w:r>
-          </w:p>
-        </w:tc>
-        <w:tc>
-          <w:tcPr>
-            <w:tcW w:type="dxa" w:w="2721"/>
-          </w:tcPr>
-          <w:p>
-            <w:pPr>
-              <w:spacing w:after="0" w:line="252" w:lineRule="auto"/>
-            </w:pPr>
-            <w:r>
-              <w:rPr>
-                <w:rFonts w:ascii="Calibri" w:hAnsi="Calibri"/>
-                <w:b w:val="0"/>
-                <w:i w:val="0"/>
-                <w:color w:val="333333"/>
-                <w:sz w:val="18"/>
-              </w:rPr>
-              <w:t xml:space="preserve">435 références sur les 689 qui vendent, soit 63 %, font 80 % du chiffre d'affaires : une concentration faible</w:t>
-            </w:r>
-          </w:p>
-        </w:tc>
-        <w:tc>
-          <w:tcPr>
-            <w:tcW w:type="dxa" w:w="1020"/>
-          </w:tcPr>
-          <w:p>
-            <w:pPr>
-              <w:spacing w:after="0" w:line="252" w:lineRule="auto"/>
-            </w:pPr>
-            <w:r>
-              <w:rPr>
-                <w:rFonts w:ascii="Calibri" w:hAnsi="Calibri"/>
-                <w:b w:val="0"/>
-                <w:i w:val="0"/>
-                <w:color w:val="333333"/>
-                <w:sz w:val="18"/>
-              </w:rPr>
-              <w:t>Oui</w:t>
+                <w:sz w:val="17"/>
+              </w:rPr>
+              <w:t>Attribuer les écarts à l'autre système plutôt qu'aux règles de saisie</w:t>
             </w:r>
           </w:p>
         </w:tc>
@@ -6524,9 +8704,11 @@
       <w:pPr>
         <w:pStyle w:val="Heading2"/>
       </w:pPr>
+      <w:bookmarkStart w:id="7017" w:name="_TocP130017"/>
       <w:r>
-        <w:t>5.3 Indicateurs opérationnels</w:t>
+        <w:t xml:space="preserve">7.2 Mini-plan de formation en quatre séquences</w:t>
       </w:r>
+      <w:bookmarkEnd w:id="7017"/>
     </w:p>
     <w:tbl>
       <w:tblPr>
@@ -6562,7 +8744,7 @@
         </w:trPr>
         <w:tc>
           <w:tcPr>
-            <w:tcW w:type="dxa" w:w="3061"/>
+            <w:tcW w:type="dxa" w:w="2608"/>
             <w:shd w:val="clear" w:color="auto" w:fill="1F2937"/>
           </w:tcPr>
           <w:p>
@@ -6574,15 +8756,15 @@
                 <w:rFonts w:ascii="Calibri" w:hAnsi="Calibri"/>
                 <w:b/>
                 <w:color w:val="FFFFFF"/>
-                <w:sz w:val="18"/>
-              </w:rPr>
-              <w:t>Indicateur</w:t>
-            </w:r>
-          </w:p>
-        </w:tc>
-        <w:tc>
-          <w:tcPr>
-            <w:tcW w:type="dxa" w:w="2494"/>
+                <w:sz w:val="17"/>
+              </w:rPr>
+              <w:t>Séquence</w:t>
+            </w:r>
+          </w:p>
+        </w:tc>
+        <w:tc>
+          <w:tcPr>
+            <w:tcW w:type="dxa" w:w="1587"/>
             <w:shd w:val="clear" w:color="auto" w:fill="1F2937"/>
           </w:tcPr>
           <w:p>
@@ -6594,15 +8776,15 @@
                 <w:rFonts w:ascii="Calibri" w:hAnsi="Calibri"/>
                 <w:b/>
                 <w:color w:val="FFFFFF"/>
-                <w:sz w:val="18"/>
-              </w:rPr>
-              <w:t>Seuil d'acceptation</w:t>
-            </w:r>
-          </w:p>
-        </w:tc>
-        <w:tc>
-          <w:tcPr>
-            <w:tcW w:type="dxa" w:w="2721"/>
+                <w:sz w:val="17"/>
+              </w:rPr>
+              <w:t>Public</w:t>
+            </w:r>
+          </w:p>
+        </w:tc>
+        <w:tc>
+          <w:tcPr>
+            <w:tcW w:type="dxa" w:w="2154"/>
             <w:shd w:val="clear" w:color="auto" w:fill="1F2937"/>
           </w:tcPr>
           <w:p>
@@ -6614,15 +8796,15 @@
                 <w:rFonts w:ascii="Calibri" w:hAnsi="Calibri"/>
                 <w:b/>
                 <w:color w:val="FFFFFF"/>
-                <w:sz w:val="18"/>
-              </w:rPr>
-              <w:t>Valeur mesurée</w:t>
-            </w:r>
-          </w:p>
-        </w:tc>
-        <w:tc>
-          <w:tcPr>
-            <w:tcW w:type="dxa" w:w="1020"/>
+                <w:sz w:val="17"/>
+              </w:rPr>
+              <w:t>Format et durée</w:t>
+            </w:r>
+          </w:p>
+        </w:tc>
+        <w:tc>
+          <w:tcPr>
+            <w:tcW w:type="dxa" w:w="2948"/>
             <w:shd w:val="clear" w:color="auto" w:fill="1F2937"/>
           </w:tcPr>
           <w:p>
@@ -6634,9 +8816,9 @@
                 <w:rFonts w:ascii="Calibri" w:hAnsi="Calibri"/>
                 <w:b/>
                 <w:color w:val="FFFFFF"/>
-                <w:sz w:val="18"/>
-              </w:rPr>
-              <w:t>Atteint</w:t>
+                <w:sz w:val="17"/>
+              </w:rPr>
+              <w:t>Dispositions d'accessibilité</w:t>
             </w:r>
           </w:p>
         </w:tc>
@@ -6647,7 +8829,7 @@
         </w:trPr>
         <w:tc>
           <w:tcPr>
-            <w:tcW w:type="dxa" w:w="3061"/>
+            <w:tcW w:type="dxa" w:w="2608"/>
           </w:tcPr>
           <w:p>
             <w:pPr>
@@ -6659,15 +8841,15 @@
                 <w:b w:val="0"/>
                 <w:i w:val="0"/>
                 <w:color w:val="333333"/>
-                <w:sz w:val="18"/>
-              </w:rPr>
-              <w:t>Temps d'exécution à la volumétrie réelle</w:t>
-            </w:r>
-          </w:p>
-        </w:tc>
-        <w:tc>
-          <w:tcPr>
-            <w:tcW w:type="dxa" w:w="2494"/>
+                <w:sz w:val="17"/>
+              </w:rPr>
+              <w:t>1. Lire la vue produit unifiée et le chiffre d'affaires</w:t>
+            </w:r>
+          </w:p>
+        </w:tc>
+        <w:tc>
+          <w:tcPr>
+            <w:tcW w:type="dxa" w:w="1587"/>
           </w:tcPr>
           <w:p>
             <w:pPr>
@@ -6679,15 +8861,15 @@
                 <w:b w:val="0"/>
                 <w:i w:val="0"/>
                 <w:color w:val="333333"/>
-                <w:sz w:val="18"/>
-              </w:rPr>
-              <w:t>Moins d'une seconde</w:t>
-            </w:r>
-          </w:p>
-        </w:tc>
-        <w:tc>
-          <w:tcPr>
-            <w:tcW w:type="dxa" w:w="2721"/>
+                <w:sz w:val="17"/>
+              </w:rPr>
+              <w:t>Achats et direction</w:t>
+            </w:r>
+          </w:p>
+        </w:tc>
+        <w:tc>
+          <w:tcPr>
+            <w:tcW w:type="dxa" w:w="2154"/>
           </w:tcPr>
           <w:p>
             <w:pPr>
@@ -6699,15 +8881,15 @@
                 <w:b w:val="0"/>
                 <w:i w:val="0"/>
                 <w:color w:val="333333"/>
-                <w:sz w:val="18"/>
-              </w:rPr>
-              <w:t xml:space="preserve">Moins de 40 millisecondes pour les trois moteurs testés (9,9, 2,5 et 32,3 ms le 4 août)</w:t>
-            </w:r>
-          </w:p>
-        </w:tc>
-        <w:tc>
-          <w:tcPr>
-            <w:tcW w:type="dxa" w:w="1020"/>
+                <w:sz w:val="17"/>
+              </w:rPr>
+              <w:t>Atelier de 45 minutes et fiche d'une page</w:t>
+            </w:r>
+          </w:p>
+        </w:tc>
+        <w:tc>
+          <w:tcPr>
+            <w:tcW w:type="dxa" w:w="2948"/>
           </w:tcPr>
           <w:p>
             <w:pPr>
@@ -6719,9 +8901,9 @@
                 <w:b w:val="0"/>
                 <w:i w:val="0"/>
                 <w:color w:val="333333"/>
-                <w:sz w:val="18"/>
-              </w:rPr>
-              <w:t>Oui</w:t>
+                <w:sz w:val="17"/>
+              </w:rPr>
+              <w:t>Police lisible, contrastes renforcés, fiche imprimable en noir et blanc</w:t>
             </w:r>
           </w:p>
         </w:tc>
@@ -6732,7 +8914,7 @@
         </w:trPr>
         <w:tc>
           <w:tcPr>
-            <w:tcW w:type="dxa" w:w="3061"/>
+            <w:tcW w:type="dxa" w:w="2608"/>
             <w:shd w:val="clear" w:color="auto" w:fill="F1F5F9"/>
           </w:tcPr>
           <w:p>
@@ -6745,15 +8927,15 @@
                 <w:b w:val="0"/>
                 <w:i w:val="0"/>
                 <w:color w:val="333333"/>
-                <w:sz w:val="18"/>
-              </w:rPr>
-              <w:t xml:space="preserve">Accélération possible en cas de montée en charge</w:t>
-            </w:r>
-          </w:p>
-        </w:tc>
-        <w:tc>
-          <w:tcPr>
-            <w:tcW w:type="dxa" w:w="2494"/>
+                <w:sz w:val="17"/>
+              </w:rPr>
+              <w:t>2. Comprendre les références qui portent la performance</w:t>
+            </w:r>
+          </w:p>
+        </w:tc>
+        <w:tc>
+          <w:tcPr>
+            <w:tcW w:type="dxa" w:w="1587"/>
             <w:shd w:val="clear" w:color="auto" w:fill="F1F5F9"/>
           </w:tcPr>
           <w:p>
@@ -6766,15 +8948,15 @@
                 <w:b w:val="0"/>
                 <w:i w:val="0"/>
                 <w:color w:val="333333"/>
-                <w:sz w:val="18"/>
-              </w:rPr>
-              <w:t>Au moins un facteur 3</w:t>
-            </w:r>
-          </w:p>
-        </w:tc>
-        <w:tc>
-          <w:tcPr>
-            <w:tcW w:type="dxa" w:w="2721"/>
+                <w:sz w:val="17"/>
+              </w:rPr>
+              <w:t>Achats</w:t>
+            </w:r>
+          </w:p>
+        </w:tc>
+        <w:tc>
+          <w:tcPr>
+            <w:tcW w:type="dxa" w:w="2154"/>
             <w:shd w:val="clear" w:color="auto" w:fill="F1F5F9"/>
           </w:tcPr>
           <w:p>
@@ -6787,15 +8969,15 @@
                 <w:b w:val="0"/>
                 <w:i w:val="0"/>
                 <w:color w:val="333333"/>
-                <w:sz w:val="18"/>
-              </w:rPr>
-              <w:t xml:space="preserve">À deux millions de lignes, Polars 4,1 fois et DuckDB 2,9 fois plus rapides que pandas le 4 août (exécution livrée) ; 8,1 et 5,7 fois sur mon poste le 25 septembre. Le gain dépend de la machine</w:t>
-            </w:r>
-          </w:p>
-        </w:tc>
-        <w:tc>
-          <w:tcPr>
-            <w:tcW w:type="dxa" w:w="1020"/>
+                <w:sz w:val="17"/>
+              </w:rPr>
+              <w:t>Démonstration de 30 minutes sur cas réels</w:t>
+            </w:r>
+          </w:p>
+        </w:tc>
+        <w:tc>
+          <w:tcPr>
+            <w:tcW w:type="dxa" w:w="2948"/>
             <w:shd w:val="clear" w:color="auto" w:fill="F1F5F9"/>
           </w:tcPr>
           <w:p>
@@ -6808,9 +8990,9 @@
                 <w:b w:val="0"/>
                 <w:i w:val="0"/>
                 <w:color w:val="333333"/>
-                <w:sz w:val="18"/>
-              </w:rPr>
-              <w:t>Oui</w:t>
+                <w:sz w:val="17"/>
+              </w:rPr>
+              <w:t>Graphiques commentés à voix haute, chiffres également donnés en texte</w:t>
             </w:r>
           </w:p>
         </w:tc>
@@ -6821,7 +9003,7 @@
         </w:trPr>
         <w:tc>
           <w:tcPr>
-            <w:tcW w:type="dxa" w:w="3061"/>
+            <w:tcW w:type="dxa" w:w="2608"/>
           </w:tcPr>
           <w:p>
             <w:pPr>
@@ -6833,15 +9015,15 @@
                 <w:b w:val="0"/>
                 <w:i w:val="0"/>
                 <w:color w:val="333333"/>
-                <w:sz w:val="18"/>
-              </w:rPr>
-              <w:t>Reproductibilité</w:t>
-            </w:r>
-          </w:p>
-        </w:tc>
-        <w:tc>
-          <w:tcPr>
-            <w:tcW w:type="dxa" w:w="2494"/>
+                <w:sz w:val="17"/>
+              </w:rPr>
+              <w:t>3. Interpréter les anomalies signalées</w:t>
+            </w:r>
+          </w:p>
+        </w:tc>
+        <w:tc>
+          <w:tcPr>
+            <w:tcW w:type="dxa" w:w="1587"/>
           </w:tcPr>
           <w:p>
             <w:pPr>
@@ -6853,15 +9035,15 @@
                 <w:b w:val="0"/>
                 <w:i w:val="0"/>
                 <w:color w:val="333333"/>
-                <w:sz w:val="18"/>
-              </w:rPr>
-              <w:t xml:space="preserve">Mêmes résultats à chaque exécution</w:t>
-            </w:r>
-          </w:p>
-        </w:tc>
-        <w:tc>
-          <w:tcPr>
-            <w:tcW w:type="dxa" w:w="2721"/>
+                <w:sz w:val="17"/>
+              </w:rPr>
+              <w:t>Achats et commerce en ligne</w:t>
+            </w:r>
+          </w:p>
+        </w:tc>
+        <w:tc>
+          <w:tcPr>
+            <w:tcW w:type="dxa" w:w="2154"/>
           </w:tcPr>
           <w:p>
             <w:pPr>
@@ -6873,15 +9055,15 @@
                 <w:b w:val="0"/>
                 <w:i w:val="0"/>
                 <w:color w:val="333333"/>
-                <w:sz w:val="18"/>
-              </w:rPr>
-              <w:t xml:space="preserve">Versions listées, graine fixée à 42, chemins relatifs ; mêmes résultats sur mon poste le 25 septembre, avec d'autres versions, puis dans un environnement neuf installé avec le requirements.txt, le 28 septembre chez l'assistant et le 30 septembre sur mon poste (jalon J4)</w:t>
-            </w:r>
-          </w:p>
-        </w:tc>
-        <w:tc>
-          <w:tcPr>
-            <w:tcW w:type="dxa" w:w="1020"/>
+                <w:sz w:val="17"/>
+              </w:rPr>
+              <w:t>Atelier de 30 minutes</w:t>
+            </w:r>
+          </w:p>
+        </w:tc>
+        <w:tc>
+          <w:tcPr>
+            <w:tcW w:type="dxa" w:w="2948"/>
           </w:tcPr>
           <w:p>
             <w:pPr>
@@ -6893,9 +9075,9 @@
                 <w:b w:val="0"/>
                 <w:i w:val="0"/>
                 <w:color w:val="333333"/>
-                <w:sz w:val="18"/>
-              </w:rPr>
-              <w:t>Oui</w:t>
+                <w:sz w:val="17"/>
+              </w:rPr>
+              <w:t>Exemples concrets, glossaire visuel, aucune information portée par la seule couleur</w:t>
             </w:r>
           </w:p>
         </w:tc>
@@ -6906,815 +9088,8 @@
         </w:trPr>
         <w:tc>
           <w:tcPr>
-            <w:tcW w:type="dxa" w:w="3061"/>
+            <w:tcW w:type="dxa" w:w="2608"/>
             <w:shd w:val="clear" w:color="auto" w:fill="F1F5F9"/>
-          </w:tcPr>
-          <w:p>
-            <w:pPr>
-              <w:spacing w:after="0" w:line="252" w:lineRule="auto"/>
-            </w:pPr>
-            <w:r>
-              <w:rPr>
-                <w:rFonts w:ascii="Calibri" w:hAnsi="Calibri"/>
-                <w:b w:val="0"/>
-                <w:i w:val="0"/>
-                <w:color w:val="333333"/>
-                <w:sz w:val="18"/>
-              </w:rPr>
-              <w:t>Clarté de la restitution</w:t>
-            </w:r>
-          </w:p>
-        </w:tc>
-        <w:tc>
-          <w:tcPr>
-            <w:tcW w:type="dxa" w:w="2494"/>
-            <w:shd w:val="clear" w:color="auto" w:fill="F1F5F9"/>
-          </w:tcPr>
-          <w:p>
-            <w:pPr>
-              <w:spacing w:after="0" w:line="252" w:lineRule="auto"/>
-            </w:pPr>
-            <w:r>
-              <w:rPr>
-                <w:rFonts w:ascii="Calibri" w:hAnsi="Calibri"/>
-                <w:b w:val="0"/>
-                <w:i w:val="0"/>
-                <w:color w:val="333333"/>
-                <w:sz w:val="18"/>
-              </w:rPr>
-              <w:t>Exploitable par un lecteur non technique</w:t>
-            </w:r>
-          </w:p>
-        </w:tc>
-        <w:tc>
-          <w:tcPr>
-            <w:tcW w:type="dxa" w:w="2721"/>
-            <w:shd w:val="clear" w:color="auto" w:fill="F1F5F9"/>
-          </w:tcPr>
-          <w:p>
-            <w:pPr>
-              <w:spacing w:after="0" w:line="252" w:lineRule="auto"/>
-            </w:pPr>
-            <w:r>
-              <w:rPr>
-                <w:rFonts w:ascii="Calibri" w:hAnsi="Calibri"/>
-                <w:b w:val="0"/>
-                <w:i w:val="0"/>
-                <w:color w:val="333333"/>
-                <w:sz w:val="18"/>
-              </w:rPr>
-              <w:t xml:space="preserve">Notebook narratif, guide de prise en main, glossaire ; à vérifier par la mise en situation de la séquence 4</w:t>
-            </w:r>
-          </w:p>
-        </w:tc>
-        <w:tc>
-          <w:tcPr>
-            <w:tcW w:type="dxa" w:w="1020"/>
-            <w:shd w:val="clear" w:color="auto" w:fill="F1F5F9"/>
-          </w:tcPr>
-          <w:p>
-            <w:pPr>
-              <w:spacing w:after="0" w:line="252" w:lineRule="auto"/>
-            </w:pPr>
-            <w:r>
-              <w:rPr>
-                <w:rFonts w:ascii="Calibri" w:hAnsi="Calibri"/>
-                <w:b w:val="0"/>
-                <w:i w:val="0"/>
-                <w:color w:val="333333"/>
-                <w:sz w:val="18"/>
-              </w:rPr>
-              <w:t xml:space="preserve">En cours</w:t>
-            </w:r>
-          </w:p>
-        </w:tc>
-      </w:tr>
-    </w:tbl>
-    <w:p>
-      <w:pPr>
-        <w:spacing w:after="40"/>
-      </w:pPr>
-    </w:p>
-    <w:p>
-      <w:pPr>
-        <w:pStyle w:val="Heading1"/>
-      </w:pPr>
-      <w:r>
-        <w:t>6. Livrables et jalons</w:t>
-      </w:r>
-    </w:p>
-    <w:p>
-      <w:r>
-        <w:rPr>
-          <w:rFonts w:ascii="Calibri" w:hAnsi="Calibri"/>
-          <w:b w:val="0"/>
-          <w:i w:val="0"/>
-          <w:color w:val="333333"/>
-          <w:sz w:val="21"/>
-        </w:rPr>
-        <w:t xml:space="preserve">Cinq jalons sur quatre semaines de travail, du 14 septembre au 9 octobre 2026. Les séances de mentorat ont lieu en fin de semaines 1, 2 et 3, les vendredis 18 septembre, 25 septembre et 2 octobre ; la soutenance, la semaine du 12 octobre. Aucun jalon n'est validé avant le précédent : J1 l'a été en séance 1, J2 et J3 en séance 2. J4, réussi sur mon poste le 30 septembre, est présenté en séance 3 ; J5 le sera à la soutenance. La gestion de projet reprend cette numérotation (frise, figure 3).</w:t>
-      </w:r>
-    </w:p>
-    <w:tbl>
-      <w:tblPr>
-        <w:tblW w:type="auto" w:w="0"/>
-        <w:jc w:val="left"/>
-        <w:tblBorders>
-          <w:top w:val="single" w:sz="4" w:space="0" w:color="D6DEE8"/>
-          <w:left w:val="single" w:sz="4" w:space="0" w:color="D6DEE8"/>
-          <w:bottom w:val="single" w:sz="4" w:space="0" w:color="D6DEE8"/>
-          <w:right w:val="single" w:sz="4" w:space="0" w:color="D6DEE8"/>
-          <w:insideH w:val="single" w:sz="4" w:space="0" w:color="D6DEE8"/>
-          <w:insideV w:val="single" w:sz="4" w:space="0" w:color="D6DEE8"/>
-        </w:tblBorders>
-        <w:tblLayout w:type="fixed"/>
-        <w:tblCellMar>
-          <w:top w:w="60" w:type="dxa"/>
-          <w:left w:w="100" w:type="dxa"/>
-          <w:bottom w:w="60" w:type="dxa"/>
-          <w:right w:w="100" w:type="dxa"/>
-        </w:tblCellMar>
-        <w:tblLook w:firstColumn="1" w:firstRow="1" w:lastColumn="0" w:lastRow="0" w:noHBand="0" w:noVBand="1" w:val="04A0"/>
-      </w:tblPr>
-      <w:tblGrid>
-        <w:gridCol w:w="2324"/>
-        <w:gridCol w:w="2324"/>
-        <w:gridCol w:w="2324"/>
-        <w:gridCol w:w="2324"/>
-      </w:tblGrid>
-      <w:tr>
-        <w:trPr>
-          <w:cantSplit/>
-          <w:tblHeader w:val="true"/>
-        </w:trPr>
-        <w:tc>
-          <w:tcPr>
-            <w:tcW w:type="dxa" w:w="1701"/>
-            <w:shd w:val="clear" w:color="auto" w:fill="1F2937"/>
-          </w:tcPr>
-          <w:p>
-            <w:pPr>
-              <w:spacing w:after="0"/>
-            </w:pPr>
-            <w:r>
-              <w:rPr>
-                <w:rFonts w:ascii="Calibri" w:hAnsi="Calibri"/>
-                <w:b/>
-                <w:color w:val="FFFFFF"/>
-                <w:sz w:val="18"/>
-              </w:rPr>
-              <w:t>Jalon</w:t>
-            </w:r>
-          </w:p>
-        </w:tc>
-        <w:tc>
-          <w:tcPr>
-            <w:tcW w:type="dxa" w:w="3175"/>
-            <w:shd w:val="clear" w:color="auto" w:fill="1F2937"/>
-          </w:tcPr>
-          <w:p>
-            <w:pPr>
-              <w:spacing w:after="0"/>
-            </w:pPr>
-            <w:r>
-              <w:rPr>
-                <w:rFonts w:ascii="Calibri" w:hAnsi="Calibri"/>
-                <w:b/>
-                <w:color w:val="FFFFFF"/>
-                <w:sz w:val="18"/>
-              </w:rPr>
-              <w:t>Contenu validé</w:t>
-            </w:r>
-          </w:p>
-        </w:tc>
-        <w:tc>
-          <w:tcPr>
-            <w:tcW w:type="dxa" w:w="3175"/>
-            <w:shd w:val="clear" w:color="auto" w:fill="1F2937"/>
-          </w:tcPr>
-          <w:p>
-            <w:pPr>
-              <w:spacing w:after="0"/>
-            </w:pPr>
-            <w:r>
-              <w:rPr>
-                <w:rFonts w:ascii="Calibri" w:hAnsi="Calibri"/>
-                <w:b/>
-                <w:color w:val="FFFFFF"/>
-                <w:sz w:val="18"/>
-              </w:rPr>
-              <w:t>Livrable de sortie</w:t>
-            </w:r>
-          </w:p>
-        </w:tc>
-        <w:tc>
-          <w:tcPr>
-            <w:tcW w:type="dxa" w:w="1247"/>
-            <w:shd w:val="clear" w:color="auto" w:fill="1F2937"/>
-          </w:tcPr>
-          <w:p>
-            <w:pPr>
-              <w:spacing w:after="0"/>
-            </w:pPr>
-            <w:r>
-              <w:rPr>
-                <w:rFonts w:ascii="Calibri" w:hAnsi="Calibri"/>
-                <w:b/>
-                <w:color w:val="FFFFFF"/>
-                <w:sz w:val="18"/>
-              </w:rPr>
-              <w:t>Semaine et séance</w:t>
-            </w:r>
-          </w:p>
-        </w:tc>
-      </w:tr>
-      <w:tr>
-        <w:trPr>
-          <w:cantSplit/>
-        </w:trPr>
-        <w:tc>
-          <w:tcPr>
-            <w:tcW w:type="dxa" w:w="1701"/>
-          </w:tcPr>
-          <w:p>
-            <w:pPr>
-              <w:spacing w:after="0" w:line="252" w:lineRule="auto"/>
-            </w:pPr>
-            <w:r>
-              <w:rPr>
-                <w:rFonts w:ascii="Calibri" w:hAnsi="Calibri"/>
-                <w:b w:val="0"/>
-                <w:i w:val="0"/>
-                <w:color w:val="333333"/>
-                <w:sz w:val="18"/>
-              </w:rPr>
-              <w:t>J1, cadrage</w:t>
-            </w:r>
-          </w:p>
-        </w:tc>
-        <w:tc>
-          <w:tcPr>
-            <w:tcW w:type="dxa" w:w="3175"/>
-          </w:tcPr>
-          <w:p>
-            <w:pPr>
-              <w:spacing w:after="0" w:line="252" w:lineRule="auto"/>
-            </w:pPr>
-            <w:r>
-              <w:rPr>
-                <w:rFonts w:ascii="Calibri" w:hAnsi="Calibri"/>
-                <w:b w:val="0"/>
-                <w:i w:val="0"/>
-                <w:color w:val="333333"/>
-                <w:sz w:val="18"/>
-              </w:rPr>
-              <w:t>Question de veille, besoin métier reformulé, priorités classées</w:t>
-            </w:r>
-          </w:p>
-        </w:tc>
-        <w:tc>
-          <w:tcPr>
-            <w:tcW w:type="dxa" w:w="3175"/>
-          </w:tcPr>
-          <w:p>
-            <w:pPr>
-              <w:spacing w:after="0" w:line="252" w:lineRule="auto"/>
-            </w:pPr>
-            <w:r>
-              <w:rPr>
-                <w:rFonts w:ascii="Calibri" w:hAnsi="Calibri"/>
-                <w:b w:val="0"/>
-                <w:i w:val="0"/>
-                <w:color w:val="333333"/>
-                <w:sz w:val="18"/>
-              </w:rPr>
-              <w:t>Document de veille et cahier des charges fonctionnel</w:t>
-            </w:r>
-          </w:p>
-        </w:tc>
-        <w:tc>
-          <w:tcPr>
-            <w:tcW w:type="dxa" w:w="1247"/>
-          </w:tcPr>
-          <w:p>
-            <w:pPr>
-              <w:spacing w:after="0" w:line="252" w:lineRule="auto"/>
-            </w:pPr>
-            <w:r>
-              <w:rPr>
-                <w:rFonts w:ascii="Calibri" w:hAnsi="Calibri"/>
-                <w:b w:val="0"/>
-                <w:i w:val="0"/>
-                <w:color w:val="333333"/>
-                <w:sz w:val="18"/>
-              </w:rPr>
-              <w:t xml:space="preserve">1, validé en séance le 18 septembre</w:t>
-            </w:r>
-          </w:p>
-        </w:tc>
-      </w:tr>
-      <w:tr>
-        <w:trPr>
-          <w:cantSplit/>
-        </w:trPr>
-        <w:tc>
-          <w:tcPr>
-            <w:tcW w:type="dxa" w:w="1701"/>
-            <w:shd w:val="clear" w:color="auto" w:fill="F1F5F9"/>
-          </w:tcPr>
-          <w:p>
-            <w:pPr>
-              <w:spacing w:after="0" w:line="252" w:lineRule="auto"/>
-            </w:pPr>
-            <w:r>
-              <w:rPr>
-                <w:rFonts w:ascii="Calibri" w:hAnsi="Calibri"/>
-                <w:b w:val="0"/>
-                <w:i w:val="0"/>
-                <w:color w:val="333333"/>
-                <w:sz w:val="18"/>
-              </w:rPr>
-              <w:t>J2, audit qualité</w:t>
-            </w:r>
-          </w:p>
-        </w:tc>
-        <w:tc>
-          <w:tcPr>
-            <w:tcW w:type="dxa" w:w="3175"/>
-            <w:shd w:val="clear" w:color="auto" w:fill="F1F5F9"/>
-          </w:tcPr>
-          <w:p>
-            <w:pPr>
-              <w:spacing w:after="0" w:line="252" w:lineRule="auto"/>
-            </w:pPr>
-            <w:r>
-              <w:rPr>
-                <w:rFonts w:ascii="Calibri" w:hAnsi="Calibri"/>
-                <w:b w:val="0"/>
-                <w:i w:val="0"/>
-                <w:color w:val="333333"/>
-                <w:sz w:val="18"/>
-              </w:rPr>
-              <w:t xml:space="preserve">Anomalies recensées, contrat de qualité rejouable</w:t>
-            </w:r>
-          </w:p>
-        </w:tc>
-        <w:tc>
-          <w:tcPr>
-            <w:tcW w:type="dxa" w:w="3175"/>
-            <w:shd w:val="clear" w:color="auto" w:fill="F1F5F9"/>
-          </w:tcPr>
-          <w:p>
-            <w:pPr>
-              <w:spacing w:after="0" w:line="252" w:lineRule="auto"/>
-            </w:pPr>
-            <w:r>
-              <w:rPr>
-                <w:rFonts w:ascii="Calibri" w:hAnsi="Calibri"/>
-                <w:b w:val="0"/>
-                <w:i w:val="0"/>
-                <w:color w:val="333333"/>
-                <w:sz w:val="18"/>
-              </w:rPr>
-              <w:t xml:space="preserve">Contrat de qualité et rapport d'anomalies</w:t>
-            </w:r>
-          </w:p>
-        </w:tc>
-        <w:tc>
-          <w:tcPr>
-            <w:tcW w:type="dxa" w:w="1247"/>
-            <w:shd w:val="clear" w:color="auto" w:fill="F1F5F9"/>
-          </w:tcPr>
-          <w:p>
-            <w:pPr>
-              <w:spacing w:after="0" w:line="252" w:lineRule="auto"/>
-            </w:pPr>
-            <w:r>
-              <w:rPr>
-                <w:rFonts w:ascii="Calibri" w:hAnsi="Calibri"/>
-                <w:b w:val="0"/>
-                <w:i w:val="0"/>
-                <w:color w:val="333333"/>
-                <w:sz w:val="18"/>
-              </w:rPr>
-              <w:t xml:space="preserve">1 et 2, validé en séance le 25 septembre</w:t>
-            </w:r>
-          </w:p>
-        </w:tc>
-      </w:tr>
-      <w:tr>
-        <w:trPr>
-          <w:cantSplit/>
-        </w:trPr>
-        <w:tc>
-          <w:tcPr>
-            <w:tcW w:type="dxa" w:w="1701"/>
-          </w:tcPr>
-          <w:p>
-            <w:pPr>
-              <w:spacing w:after="0" w:line="252" w:lineRule="auto"/>
-            </w:pPr>
-            <w:r>
-              <w:rPr>
-                <w:rFonts w:ascii="Calibri" w:hAnsi="Calibri"/>
-                <w:b w:val="0"/>
-                <w:i w:val="0"/>
-                <w:color w:val="333333"/>
-                <w:sz w:val="18"/>
-              </w:rPr>
-              <w:t>J3, analyse augmentée</w:t>
-            </w:r>
-          </w:p>
-        </w:tc>
-        <w:tc>
-          <w:tcPr>
-            <w:tcW w:type="dxa" w:w="3175"/>
-          </w:tcPr>
-          <w:p>
-            <w:pPr>
-              <w:spacing w:after="0" w:line="252" w:lineRule="auto"/>
-            </w:pPr>
-            <w:r>
-              <w:rPr>
-                <w:rFonts w:ascii="Calibri" w:hAnsi="Calibri"/>
-                <w:b w:val="0"/>
-                <w:i w:val="0"/>
-                <w:color w:val="333333"/>
-                <w:sz w:val="18"/>
-              </w:rPr>
-              <w:t>Les quatre axes réalisés, mesurés et tranchés</w:t>
-            </w:r>
-          </w:p>
-        </w:tc>
-        <w:tc>
-          <w:tcPr>
-            <w:tcW w:type="dxa" w:w="3175"/>
-          </w:tcPr>
-          <w:p>
-            <w:pPr>
-              <w:spacing w:after="0" w:line="252" w:lineRule="auto"/>
-            </w:pPr>
-            <w:r>
-              <w:rPr>
-                <w:rFonts w:ascii="Calibri" w:hAnsi="Calibri"/>
-                <w:b w:val="0"/>
-                <w:i w:val="0"/>
-                <w:color w:val="333333"/>
-                <w:sz w:val="18"/>
-              </w:rPr>
-              <w:t>Notebook amélioré, exécuté</w:t>
-            </w:r>
-          </w:p>
-        </w:tc>
-        <w:tc>
-          <w:tcPr>
-            <w:tcW w:type="dxa" w:w="1247"/>
-          </w:tcPr>
-          <w:p>
-            <w:pPr>
-              <w:spacing w:after="0" w:line="252" w:lineRule="auto"/>
-            </w:pPr>
-            <w:r>
-              <w:rPr>
-                <w:rFonts w:ascii="Calibri" w:hAnsi="Calibri"/>
-                <w:b w:val="0"/>
-                <w:i w:val="0"/>
-                <w:color w:val="333333"/>
-                <w:sz w:val="18"/>
-              </w:rPr>
-              <w:t xml:space="preserve">2, validé en séance le 25 septembre</w:t>
-            </w:r>
-          </w:p>
-        </w:tc>
-      </w:tr>
-      <w:tr>
-        <w:trPr>
-          <w:cantSplit/>
-        </w:trPr>
-        <w:tc>
-          <w:tcPr>
-            <w:tcW w:type="dxa" w:w="1701"/>
-            <w:shd w:val="clear" w:color="auto" w:fill="F1F5F9"/>
-          </w:tcPr>
-          <w:p>
-            <w:pPr>
-              <w:spacing w:after="0" w:line="252" w:lineRule="auto"/>
-            </w:pPr>
-            <w:r>
-              <w:rPr>
-                <w:rFonts w:ascii="Calibri" w:hAnsi="Calibri"/>
-                <w:b w:val="0"/>
-                <w:i w:val="0"/>
-                <w:color w:val="333333"/>
-                <w:sz w:val="18"/>
-              </w:rPr>
-              <w:t>J4, documentation</w:t>
-            </w:r>
-          </w:p>
-        </w:tc>
-        <w:tc>
-          <w:tcPr>
-            <w:tcW w:type="dxa" w:w="3175"/>
-            <w:shd w:val="clear" w:color="auto" w:fill="F1F5F9"/>
-          </w:tcPr>
-          <w:p>
-            <w:pPr>
-              <w:spacing w:after="0" w:line="252" w:lineRule="auto"/>
-            </w:pPr>
-            <w:r>
-              <w:rPr>
-                <w:rFonts w:ascii="Calibri" w:hAnsi="Calibri"/>
-                <w:b w:val="0"/>
-                <w:i w:val="0"/>
-                <w:color w:val="333333"/>
-                <w:sz w:val="18"/>
-              </w:rPr>
-              <w:t>Journal des essais, limites, procédures, accompagnement</w:t>
-            </w:r>
-          </w:p>
-        </w:tc>
-        <w:tc>
-          <w:tcPr>
-            <w:tcW w:type="dxa" w:w="3175"/>
-            <w:shd w:val="clear" w:color="auto" w:fill="F1F5F9"/>
-          </w:tcPr>
-          <w:p>
-            <w:pPr>
-              <w:spacing w:after="0" w:line="252" w:lineRule="auto"/>
-            </w:pPr>
-            <w:r>
-              <w:rPr>
-                <w:rFonts w:ascii="Calibri" w:hAnsi="Calibri"/>
-                <w:b w:val="0"/>
-                <w:i w:val="0"/>
-                <w:color w:val="333333"/>
-                <w:sz w:val="18"/>
-              </w:rPr>
-              <w:t>Documentation de la démarche et guide de prise en main</w:t>
-            </w:r>
-          </w:p>
-        </w:tc>
-        <w:tc>
-          <w:tcPr>
-            <w:tcW w:type="dxa" w:w="1247"/>
-            <w:shd w:val="clear" w:color="auto" w:fill="F1F5F9"/>
-          </w:tcPr>
-          <w:p>
-            <w:pPr>
-              <w:spacing w:after="0" w:line="252" w:lineRule="auto"/>
-            </w:pPr>
-            <w:r>
-              <w:rPr>
-                <w:rFonts w:ascii="Calibri" w:hAnsi="Calibri"/>
-                <w:b w:val="0"/>
-                <w:i w:val="0"/>
-                <w:color w:val="333333"/>
-                <w:sz w:val="18"/>
-              </w:rPr>
-              <w:t xml:space="preserve">2 et 3, réussi le 30 septembre, à valider en séance le 2 octobre</w:t>
-            </w:r>
-          </w:p>
-        </w:tc>
-      </w:tr>
-      <w:tr>
-        <w:trPr>
-          <w:cantSplit/>
-        </w:trPr>
-        <w:tc>
-          <w:tcPr>
-            <w:tcW w:type="dxa" w:w="1701"/>
-          </w:tcPr>
-          <w:p>
-            <w:pPr>
-              <w:spacing w:after="0" w:line="252" w:lineRule="auto"/>
-            </w:pPr>
-            <w:r>
-              <w:rPr>
-                <w:rFonts w:ascii="Calibri" w:hAnsi="Calibri"/>
-                <w:b w:val="0"/>
-                <w:i w:val="0"/>
-                <w:color w:val="333333"/>
-                <w:sz w:val="18"/>
-              </w:rPr>
-              <w:t>J5, restitution</w:t>
-            </w:r>
-          </w:p>
-        </w:tc>
-        <w:tc>
-          <w:tcPr>
-            <w:tcW w:type="dxa" w:w="3175"/>
-          </w:tcPr>
-          <w:p>
-            <w:pPr>
-              <w:spacing w:after="0" w:line="252" w:lineRule="auto"/>
-            </w:pPr>
-            <w:r>
-              <w:rPr>
-                <w:rFonts w:ascii="Calibri" w:hAnsi="Calibri"/>
-                <w:b w:val="0"/>
-                <w:i w:val="0"/>
-                <w:color w:val="333333"/>
-                <w:sz w:val="18"/>
-              </w:rPr>
-              <w:t>Narration des preuves, support et script, minutage tenu</w:t>
-            </w:r>
-          </w:p>
-        </w:tc>
-        <w:tc>
-          <w:tcPr>
-            <w:tcW w:type="dxa" w:w="3175"/>
-          </w:tcPr>
-          <w:p>
-            <w:pPr>
-              <w:spacing w:after="0" w:line="252" w:lineRule="auto"/>
-            </w:pPr>
-            <w:r>
-              <w:rPr>
-                <w:rFonts w:ascii="Calibri" w:hAnsi="Calibri"/>
-                <w:b w:val="0"/>
-                <w:i w:val="0"/>
-                <w:color w:val="333333"/>
-                <w:sz w:val="18"/>
-              </w:rPr>
-              <w:t>Portfolio, support de soutenance, script oral</w:t>
-            </w:r>
-          </w:p>
-        </w:tc>
-        <w:tc>
-          <w:tcPr>
-            <w:tcW w:type="dxa" w:w="1247"/>
-          </w:tcPr>
-          <w:p>
-            <w:pPr>
-              <w:spacing w:after="0" w:line="252" w:lineRule="auto"/>
-            </w:pPr>
-            <w:r>
-              <w:rPr>
-                <w:rFonts w:ascii="Calibri" w:hAnsi="Calibri"/>
-                <w:b w:val="0"/>
-                <w:i w:val="0"/>
-                <w:color w:val="333333"/>
-                <w:sz w:val="18"/>
-              </w:rPr>
-              <w:t xml:space="preserve">3 et 4, à la soutenance, la semaine du 12 octobre</w:t>
-            </w:r>
-          </w:p>
-        </w:tc>
-      </w:tr>
-    </w:tbl>
-    <w:p>
-      <w:pPr>
-        <w:spacing w:after="40"/>
-      </w:pPr>
-    </w:p>
-    <w:p>
-      <w:pPr>
-        <w:pStyle w:val="Heading1"/>
-      </w:pPr>
-      <w:r>
-        <w:t xml:space="preserve">7. Mini-plan de formation et accompagnement des utilisateurs</w:t>
-      </w:r>
-    </w:p>
-    <w:p>
-      <w:r>
-        <w:rPr>
-          <w:rFonts w:ascii="Calibri" w:hAnsi="Calibri"/>
-          <w:b w:val="0"/>
-          <w:i w:val="0"/>
-          <w:color w:val="333333"/>
-          <w:sz w:val="21"/>
-        </w:rPr>
-        <w:t xml:space="preserve">L'accompagnement fait partie du cahier des charges. Sans lui, les utilisateurs non techniques ne sauront pas lire les résultats. Le but : les rendre autonomes sur la lecture des résultats, sans en faire des analystes.</w:t>
-      </w:r>
-    </w:p>
-    <w:p>
-      <w:pPr>
-        <w:pStyle w:val="Heading2"/>
-      </w:pPr>
-      <w:r>
-        <w:t>7.1 Identification des besoins de formation</w:t>
-      </w:r>
-    </w:p>
-    <w:tbl>
-      <w:tblPr>
-        <w:tblW w:type="auto" w:w="0"/>
-        <w:jc w:val="left"/>
-        <w:tblBorders>
-          <w:top w:val="single" w:sz="4" w:space="0" w:color="D6DEE8"/>
-          <w:left w:val="single" w:sz="4" w:space="0" w:color="D6DEE8"/>
-          <w:bottom w:val="single" w:sz="4" w:space="0" w:color="D6DEE8"/>
-          <w:right w:val="single" w:sz="4" w:space="0" w:color="D6DEE8"/>
-          <w:insideH w:val="single" w:sz="4" w:space="0" w:color="D6DEE8"/>
-          <w:insideV w:val="single" w:sz="4" w:space="0" w:color="D6DEE8"/>
-        </w:tblBorders>
-        <w:tblLayout w:type="fixed"/>
-        <w:tblCellMar>
-          <w:top w:w="60" w:type="dxa"/>
-          <w:left w:w="100" w:type="dxa"/>
-          <w:bottom w:w="60" w:type="dxa"/>
-          <w:right w:w="100" w:type="dxa"/>
-        </w:tblCellMar>
-        <w:tblLook w:firstColumn="1" w:firstRow="1" w:lastColumn="0" w:lastRow="0" w:noHBand="0" w:noVBand="1" w:val="04A0"/>
-      </w:tblPr>
-      <w:tblGrid>
-        <w:gridCol w:w="2324"/>
-        <w:gridCol w:w="2324"/>
-        <w:gridCol w:w="2324"/>
-        <w:gridCol w:w="2324"/>
-      </w:tblGrid>
-      <w:tr>
-        <w:trPr>
-          <w:cantSplit/>
-          <w:tblHeader w:val="true"/>
-        </w:trPr>
-        <w:tc>
-          <w:tcPr>
-            <w:tcW w:type="dxa" w:w="1701"/>
-            <w:shd w:val="clear" w:color="auto" w:fill="1F2937"/>
-          </w:tcPr>
-          <w:p>
-            <w:pPr>
-              <w:spacing w:after="0"/>
-            </w:pPr>
-            <w:r>
-              <w:rPr>
-                <w:rFonts w:ascii="Calibri" w:hAnsi="Calibri"/>
-                <w:b/>
-                <w:color w:val="FFFFFF"/>
-                <w:sz w:val="17"/>
-              </w:rPr>
-              <w:t>Public</w:t>
-            </w:r>
-          </w:p>
-        </w:tc>
-        <w:tc>
-          <w:tcPr>
-            <w:tcW w:type="dxa" w:w="2381"/>
-            <w:shd w:val="clear" w:color="auto" w:fill="1F2937"/>
-          </w:tcPr>
-          <w:p>
-            <w:pPr>
-              <w:spacing w:after="0"/>
-            </w:pPr>
-            <w:r>
-              <w:rPr>
-                <w:rFonts w:ascii="Calibri" w:hAnsi="Calibri"/>
-                <w:b/>
-                <w:color w:val="FFFFFF"/>
-                <w:sz w:val="17"/>
-              </w:rPr>
-              <w:t>Ce qu'il sait déjà faire</w:t>
-            </w:r>
-          </w:p>
-        </w:tc>
-        <w:tc>
-          <w:tcPr>
-            <w:tcW w:type="dxa" w:w="2948"/>
-            <w:shd w:val="clear" w:color="auto" w:fill="1F2937"/>
-          </w:tcPr>
-          <w:p>
-            <w:pPr>
-              <w:spacing w:after="0"/>
-            </w:pPr>
-            <w:r>
-              <w:rPr>
-                <w:rFonts w:ascii="Calibri" w:hAnsi="Calibri"/>
-                <w:b/>
-                <w:color w:val="FFFFFF"/>
-                <w:sz w:val="17"/>
-              </w:rPr>
-              <w:t>Ce qu'il doit apprendre</w:t>
-            </w:r>
-          </w:p>
-        </w:tc>
-        <w:tc>
-          <w:tcPr>
-            <w:tcW w:type="dxa" w:w="2268"/>
-            <w:shd w:val="clear" w:color="auto" w:fill="1F2937"/>
-          </w:tcPr>
-          <w:p>
-            <w:pPr>
-              <w:spacing w:after="0"/>
-            </w:pPr>
-            <w:r>
-              <w:rPr>
-                <w:rFonts w:ascii="Calibri" w:hAnsi="Calibri"/>
-                <w:b/>
-                <w:color w:val="FFFFFF"/>
-                <w:sz w:val="17"/>
-              </w:rPr>
-              <w:t>Difficulté anticipée</w:t>
-            </w:r>
-          </w:p>
-        </w:tc>
-      </w:tr>
-      <w:tr>
-        <w:trPr>
-          <w:cantSplit/>
-        </w:trPr>
-        <w:tc>
-          <w:tcPr>
-            <w:tcW w:type="dxa" w:w="1701"/>
           </w:tcPr>
           <w:p>
             <w:pPr>
@@ -7728,13 +9103,14 @@
                 <w:color w:val="333333"/>
                 <w:sz w:val="17"/>
               </w:rPr>
-              <w:t>Service achats</w:t>
-            </w:r>
-          </w:p>
-        </w:tc>
-        <w:tc>
-          <w:tcPr>
-            <w:tcW w:type="dxa" w:w="2381"/>
+              <w:t>4. Utiliser les recommandations de réassort</w:t>
+            </w:r>
+          </w:p>
+        </w:tc>
+        <w:tc>
+          <w:tcPr>
+            <w:tcW w:type="dxa" w:w="1587"/>
+            <w:shd w:val="clear" w:color="auto" w:fill="F1F5F9"/>
           </w:tcPr>
           <w:p>
             <w:pPr>
@@ -7748,13 +9124,14 @@
                 <w:color w:val="333333"/>
                 <w:sz w:val="17"/>
               </w:rPr>
-              <w:t>Lire un tableau de références et de stocks</w:t>
-            </w:r>
-          </w:p>
-        </w:tc>
-        <w:tc>
-          <w:tcPr>
-            <w:tcW w:type="dxa" w:w="2948"/>
+              <w:t>Achats</w:t>
+            </w:r>
+          </w:p>
+        </w:tc>
+        <w:tc>
+          <w:tcPr>
+            <w:tcW w:type="dxa" w:w="2154"/>
+            <w:shd w:val="clear" w:color="auto" w:fill="F1F5F9"/>
           </w:tcPr>
           <w:p>
             <w:pPr>
@@ -7768,13 +9145,14 @@
                 <w:color w:val="333333"/>
                 <w:sz w:val="17"/>
               </w:rPr>
-              <w:t>Interpréter une concentration de chiffre d'affaires, comprendre un signalement d'anomalie</w:t>
-            </w:r>
-          </w:p>
-        </w:tc>
-        <w:tc>
-          <w:tcPr>
-            <w:tcW w:type="dxa" w:w="2268"/>
+              <w:t>Accompagnement individuel de 30 minutes</w:t>
+            </w:r>
+          </w:p>
+        </w:tc>
+        <w:tc>
+          <w:tcPr>
+            <w:tcW w:type="dxa" w:w="2948"/>
+            <w:shd w:val="clear" w:color="auto" w:fill="F1F5F9"/>
           </w:tcPr>
           <w:p>
             <w:pPr>
@@ -7788,181 +9166,7 @@
                 <w:color w:val="333333"/>
                 <w:sz w:val="17"/>
               </w:rPr>
-              <w:t xml:space="preserve">Le mot « anomalie » sera compris comme une erreur avérée alors qu'il signale un doute</w:t>
-            </w:r>
-          </w:p>
-        </w:tc>
-      </w:tr>
-      <w:tr>
-        <w:trPr>
-          <w:cantSplit/>
-        </w:trPr>
-        <w:tc>
-          <w:tcPr>
-            <w:tcW w:type="dxa" w:w="1701"/>
-            <w:shd w:val="clear" w:color="auto" w:fill="F1F5F9"/>
-          </w:tcPr>
-          <w:p>
-            <w:pPr>
-              <w:spacing w:after="0" w:line="252" w:lineRule="auto"/>
-            </w:pPr>
-            <w:r>
-              <w:rPr>
-                <w:rFonts w:ascii="Calibri" w:hAnsi="Calibri"/>
-                <w:b w:val="0"/>
-                <w:i w:val="0"/>
-                <w:color w:val="333333"/>
-                <w:sz w:val="17"/>
-              </w:rPr>
-              <w:t xml:space="preserve">Comité de direction et Nicolas</w:t>
-            </w:r>
-          </w:p>
-        </w:tc>
-        <w:tc>
-          <w:tcPr>
-            <w:tcW w:type="dxa" w:w="2381"/>
-            <w:shd w:val="clear" w:color="auto" w:fill="F1F5F9"/>
-          </w:tcPr>
-          <w:p>
-            <w:pPr>
-              <w:spacing w:after="0" w:line="252" w:lineRule="auto"/>
-            </w:pPr>
-            <w:r>
-              <w:rPr>
-                <w:rFonts w:ascii="Calibri" w:hAnsi="Calibri"/>
-                <w:b w:val="0"/>
-                <w:i w:val="0"/>
-                <w:color w:val="333333"/>
-                <w:sz w:val="17"/>
-              </w:rPr>
-              <w:t>Lire un indicateur de synthèse</w:t>
-            </w:r>
-          </w:p>
-        </w:tc>
-        <w:tc>
-          <w:tcPr>
-            <w:tcW w:type="dxa" w:w="2948"/>
-            <w:shd w:val="clear" w:color="auto" w:fill="F1F5F9"/>
-          </w:tcPr>
-          <w:p>
-            <w:pPr>
-              <w:spacing w:after="0" w:line="252" w:lineRule="auto"/>
-            </w:pPr>
-            <w:r>
-              <w:rPr>
-                <w:rFonts w:ascii="Calibri" w:hAnsi="Calibri"/>
-                <w:b w:val="0"/>
-                <w:i w:val="0"/>
-                <w:color w:val="333333"/>
-                <w:sz w:val="17"/>
-              </w:rPr>
-              <w:t>Situer le degré de confiance à accorder à un chiffre issu d'un modèle</w:t>
-            </w:r>
-          </w:p>
-        </w:tc>
-        <w:tc>
-          <w:tcPr>
-            <w:tcW w:type="dxa" w:w="2268"/>
-            <w:shd w:val="clear" w:color="auto" w:fill="F1F5F9"/>
-          </w:tcPr>
-          <w:p>
-            <w:pPr>
-              <w:spacing w:after="0" w:line="252" w:lineRule="auto"/>
-            </w:pPr>
-            <w:r>
-              <w:rPr>
-                <w:rFonts w:ascii="Calibri" w:hAnsi="Calibri"/>
-                <w:b w:val="0"/>
-                <w:i w:val="0"/>
-                <w:color w:val="333333"/>
-                <w:sz w:val="17"/>
-              </w:rPr>
-              <w:t>La tentation de traiter un résultat de modèle comme une certitude</w:t>
-            </w:r>
-          </w:p>
-        </w:tc>
-      </w:tr>
-      <w:tr>
-        <w:trPr>
-          <w:cantSplit/>
-        </w:trPr>
-        <w:tc>
-          <w:tcPr>
-            <w:tcW w:type="dxa" w:w="1701"/>
-          </w:tcPr>
-          <w:p>
-            <w:pPr>
-              <w:spacing w:after="0" w:line="252" w:lineRule="auto"/>
-            </w:pPr>
-            <w:r>
-              <w:rPr>
-                <w:rFonts w:ascii="Calibri" w:hAnsi="Calibri"/>
-                <w:b w:val="0"/>
-                <w:i w:val="0"/>
-                <w:color w:val="333333"/>
-                <w:sz w:val="17"/>
-              </w:rPr>
-              <w:t>Équipe commerce en ligne</w:t>
-            </w:r>
-          </w:p>
-        </w:tc>
-        <w:tc>
-          <w:tcPr>
-            <w:tcW w:type="dxa" w:w="2381"/>
-          </w:tcPr>
-          <w:p>
-            <w:pPr>
-              <w:spacing w:after="0" w:line="252" w:lineRule="auto"/>
-            </w:pPr>
-            <w:r>
-              <w:rPr>
-                <w:rFonts w:ascii="Calibri" w:hAnsi="Calibri"/>
-                <w:b w:val="0"/>
-                <w:i w:val="0"/>
-                <w:color w:val="333333"/>
-                <w:sz w:val="17"/>
-              </w:rPr>
-              <w:t>Manipuler le catalogue en ligne</w:t>
-            </w:r>
-          </w:p>
-        </w:tc>
-        <w:tc>
-          <w:tcPr>
-            <w:tcW w:type="dxa" w:w="2948"/>
-          </w:tcPr>
-          <w:p>
-            <w:pPr>
-              <w:spacing w:after="0" w:line="252" w:lineRule="auto"/>
-            </w:pPr>
-            <w:r>
-              <w:rPr>
-                <w:rFonts w:ascii="Calibri" w:hAnsi="Calibri"/>
-                <w:b w:val="0"/>
-                <w:i w:val="0"/>
-                <w:color w:val="333333"/>
-                <w:sz w:val="17"/>
-              </w:rPr>
-              <w:t>Comprendre l'origine des écarts entre les deux systèmes</w:t>
-            </w:r>
-          </w:p>
-        </w:tc>
-        <w:tc>
-          <w:tcPr>
-            <w:tcW w:type="dxa" w:w="2268"/>
-          </w:tcPr>
-          <w:p>
-            <w:pPr>
-              <w:spacing w:after="0" w:line="252" w:lineRule="auto"/>
-            </w:pPr>
-            <w:r>
-              <w:rPr>
-                <w:rFonts w:ascii="Calibri" w:hAnsi="Calibri"/>
-                <w:b w:val="0"/>
-                <w:i w:val="0"/>
-                <w:color w:val="333333"/>
-                <w:sz w:val="17"/>
-              </w:rPr>
-              <w:t>Attribuer les écarts à l'autre système plutôt qu'aux règles de saisie</w:t>
+              <w:t>Procédure pas à pas, sous-titres si la session est à distance</w:t>
             </w:r>
           </w:p>
         </w:tc>
@@ -7977,484 +9181,11 @@
       <w:pPr>
         <w:pStyle w:val="Heading2"/>
       </w:pPr>
-      <w:r>
-        <w:t xml:space="preserve">7.2 Mini-plan de formation en quatre séquences</w:t>
-      </w:r>
-    </w:p>
-    <w:tbl>
-      <w:tblPr>
-        <w:tblW w:type="auto" w:w="0"/>
-        <w:jc w:val="left"/>
-        <w:tblBorders>
-          <w:top w:val="single" w:sz="4" w:space="0" w:color="D6DEE8"/>
-          <w:left w:val="single" w:sz="4" w:space="0" w:color="D6DEE8"/>
-          <w:bottom w:val="single" w:sz="4" w:space="0" w:color="D6DEE8"/>
-          <w:right w:val="single" w:sz="4" w:space="0" w:color="D6DEE8"/>
-          <w:insideH w:val="single" w:sz="4" w:space="0" w:color="D6DEE8"/>
-          <w:insideV w:val="single" w:sz="4" w:space="0" w:color="D6DEE8"/>
-        </w:tblBorders>
-        <w:tblLayout w:type="fixed"/>
-        <w:tblCellMar>
-          <w:top w:w="60" w:type="dxa"/>
-          <w:left w:w="100" w:type="dxa"/>
-          <w:bottom w:w="60" w:type="dxa"/>
-          <w:right w:w="100" w:type="dxa"/>
-        </w:tblCellMar>
-        <w:tblLook w:firstColumn="1" w:firstRow="1" w:lastColumn="0" w:lastRow="0" w:noHBand="0" w:noVBand="1" w:val="04A0"/>
-      </w:tblPr>
-      <w:tblGrid>
-        <w:gridCol w:w="2324"/>
-        <w:gridCol w:w="2324"/>
-        <w:gridCol w:w="2324"/>
-        <w:gridCol w:w="2324"/>
-      </w:tblGrid>
-      <w:tr>
-        <w:trPr>
-          <w:cantSplit/>
-          <w:tblHeader w:val="true"/>
-        </w:trPr>
-        <w:tc>
-          <w:tcPr>
-            <w:tcW w:type="dxa" w:w="2608"/>
-            <w:shd w:val="clear" w:color="auto" w:fill="1F2937"/>
-          </w:tcPr>
-          <w:p>
-            <w:pPr>
-              <w:spacing w:after="0"/>
-            </w:pPr>
-            <w:r>
-              <w:rPr>
-                <w:rFonts w:ascii="Calibri" w:hAnsi="Calibri"/>
-                <w:b/>
-                <w:color w:val="FFFFFF"/>
-                <w:sz w:val="17"/>
-              </w:rPr>
-              <w:t>Séquence</w:t>
-            </w:r>
-          </w:p>
-        </w:tc>
-        <w:tc>
-          <w:tcPr>
-            <w:tcW w:type="dxa" w:w="1587"/>
-            <w:shd w:val="clear" w:color="auto" w:fill="1F2937"/>
-          </w:tcPr>
-          <w:p>
-            <w:pPr>
-              <w:spacing w:after="0"/>
-            </w:pPr>
-            <w:r>
-              <w:rPr>
-                <w:rFonts w:ascii="Calibri" w:hAnsi="Calibri"/>
-                <w:b/>
-                <w:color w:val="FFFFFF"/>
-                <w:sz w:val="17"/>
-              </w:rPr>
-              <w:t>Public</w:t>
-            </w:r>
-          </w:p>
-        </w:tc>
-        <w:tc>
-          <w:tcPr>
-            <w:tcW w:type="dxa" w:w="2154"/>
-            <w:shd w:val="clear" w:color="auto" w:fill="1F2937"/>
-          </w:tcPr>
-          <w:p>
-            <w:pPr>
-              <w:spacing w:after="0"/>
-            </w:pPr>
-            <w:r>
-              <w:rPr>
-                <w:rFonts w:ascii="Calibri" w:hAnsi="Calibri"/>
-                <w:b/>
-                <w:color w:val="FFFFFF"/>
-                <w:sz w:val="17"/>
-              </w:rPr>
-              <w:t>Format et durée</w:t>
-            </w:r>
-          </w:p>
-        </w:tc>
-        <w:tc>
-          <w:tcPr>
-            <w:tcW w:type="dxa" w:w="2948"/>
-            <w:shd w:val="clear" w:color="auto" w:fill="1F2937"/>
-          </w:tcPr>
-          <w:p>
-            <w:pPr>
-              <w:spacing w:after="0"/>
-            </w:pPr>
-            <w:r>
-              <w:rPr>
-                <w:rFonts w:ascii="Calibri" w:hAnsi="Calibri"/>
-                <w:b/>
-                <w:color w:val="FFFFFF"/>
-                <w:sz w:val="17"/>
-              </w:rPr>
-              <w:t>Dispositions d'accessibilité</w:t>
-            </w:r>
-          </w:p>
-        </w:tc>
-      </w:tr>
-      <w:tr>
-        <w:trPr>
-          <w:cantSplit/>
-        </w:trPr>
-        <w:tc>
-          <w:tcPr>
-            <w:tcW w:type="dxa" w:w="2608"/>
-          </w:tcPr>
-          <w:p>
-            <w:pPr>
-              <w:spacing w:after="0" w:line="252" w:lineRule="auto"/>
-            </w:pPr>
-            <w:r>
-              <w:rPr>
-                <w:rFonts w:ascii="Calibri" w:hAnsi="Calibri"/>
-                <w:b w:val="0"/>
-                <w:i w:val="0"/>
-                <w:color w:val="333333"/>
-                <w:sz w:val="17"/>
-              </w:rPr>
-              <w:t>1. Lire la vue produit unifiée et le chiffre d'affaires</w:t>
-            </w:r>
-          </w:p>
-        </w:tc>
-        <w:tc>
-          <w:tcPr>
-            <w:tcW w:type="dxa" w:w="1587"/>
-          </w:tcPr>
-          <w:p>
-            <w:pPr>
-              <w:spacing w:after="0" w:line="252" w:lineRule="auto"/>
-            </w:pPr>
-            <w:r>
-              <w:rPr>
-                <w:rFonts w:ascii="Calibri" w:hAnsi="Calibri"/>
-                <w:b w:val="0"/>
-                <w:i w:val="0"/>
-                <w:color w:val="333333"/>
-                <w:sz w:val="17"/>
-              </w:rPr>
-              <w:t>Achats et direction</w:t>
-            </w:r>
-          </w:p>
-        </w:tc>
-        <w:tc>
-          <w:tcPr>
-            <w:tcW w:type="dxa" w:w="2154"/>
-          </w:tcPr>
-          <w:p>
-            <w:pPr>
-              <w:spacing w:after="0" w:line="252" w:lineRule="auto"/>
-            </w:pPr>
-            <w:r>
-              <w:rPr>
-                <w:rFonts w:ascii="Calibri" w:hAnsi="Calibri"/>
-                <w:b w:val="0"/>
-                <w:i w:val="0"/>
-                <w:color w:val="333333"/>
-                <w:sz w:val="17"/>
-              </w:rPr>
-              <w:t>Atelier de 45 minutes et fiche d'une page</w:t>
-            </w:r>
-          </w:p>
-        </w:tc>
-        <w:tc>
-          <w:tcPr>
-            <w:tcW w:type="dxa" w:w="2948"/>
-          </w:tcPr>
-          <w:p>
-            <w:pPr>
-              <w:spacing w:after="0" w:line="252" w:lineRule="auto"/>
-            </w:pPr>
-            <w:r>
-              <w:rPr>
-                <w:rFonts w:ascii="Calibri" w:hAnsi="Calibri"/>
-                <w:b w:val="0"/>
-                <w:i w:val="0"/>
-                <w:color w:val="333333"/>
-                <w:sz w:val="17"/>
-              </w:rPr>
-              <w:t>Police lisible, contrastes renforcés, fiche imprimable en noir et blanc</w:t>
-            </w:r>
-          </w:p>
-        </w:tc>
-      </w:tr>
-      <w:tr>
-        <w:trPr>
-          <w:cantSplit/>
-        </w:trPr>
-        <w:tc>
-          <w:tcPr>
-            <w:tcW w:type="dxa" w:w="2608"/>
-            <w:shd w:val="clear" w:color="auto" w:fill="F1F5F9"/>
-          </w:tcPr>
-          <w:p>
-            <w:pPr>
-              <w:spacing w:after="0" w:line="252" w:lineRule="auto"/>
-            </w:pPr>
-            <w:r>
-              <w:rPr>
-                <w:rFonts w:ascii="Calibri" w:hAnsi="Calibri"/>
-                <w:b w:val="0"/>
-                <w:i w:val="0"/>
-                <w:color w:val="333333"/>
-                <w:sz w:val="17"/>
-              </w:rPr>
-              <w:t>2. Comprendre les références qui portent la performance</w:t>
-            </w:r>
-          </w:p>
-        </w:tc>
-        <w:tc>
-          <w:tcPr>
-            <w:tcW w:type="dxa" w:w="1587"/>
-            <w:shd w:val="clear" w:color="auto" w:fill="F1F5F9"/>
-          </w:tcPr>
-          <w:p>
-            <w:pPr>
-              <w:spacing w:after="0" w:line="252" w:lineRule="auto"/>
-            </w:pPr>
-            <w:r>
-              <w:rPr>
-                <w:rFonts w:ascii="Calibri" w:hAnsi="Calibri"/>
-                <w:b w:val="0"/>
-                <w:i w:val="0"/>
-                <w:color w:val="333333"/>
-                <w:sz w:val="17"/>
-              </w:rPr>
-              <w:t>Achats</w:t>
-            </w:r>
-          </w:p>
-        </w:tc>
-        <w:tc>
-          <w:tcPr>
-            <w:tcW w:type="dxa" w:w="2154"/>
-            <w:shd w:val="clear" w:color="auto" w:fill="F1F5F9"/>
-          </w:tcPr>
-          <w:p>
-            <w:pPr>
-              <w:spacing w:after="0" w:line="252" w:lineRule="auto"/>
-            </w:pPr>
-            <w:r>
-              <w:rPr>
-                <w:rFonts w:ascii="Calibri" w:hAnsi="Calibri"/>
-                <w:b w:val="0"/>
-                <w:i w:val="0"/>
-                <w:color w:val="333333"/>
-                <w:sz w:val="17"/>
-              </w:rPr>
-              <w:t>Démonstration de 30 minutes sur cas réels</w:t>
-            </w:r>
-          </w:p>
-        </w:tc>
-        <w:tc>
-          <w:tcPr>
-            <w:tcW w:type="dxa" w:w="2948"/>
-            <w:shd w:val="clear" w:color="auto" w:fill="F1F5F9"/>
-          </w:tcPr>
-          <w:p>
-            <w:pPr>
-              <w:spacing w:after="0" w:line="252" w:lineRule="auto"/>
-            </w:pPr>
-            <w:r>
-              <w:rPr>
-                <w:rFonts w:ascii="Calibri" w:hAnsi="Calibri"/>
-                <w:b w:val="0"/>
-                <w:i w:val="0"/>
-                <w:color w:val="333333"/>
-                <w:sz w:val="17"/>
-              </w:rPr>
-              <w:t>Graphiques commentés à voix haute, chiffres également donnés en texte</w:t>
-            </w:r>
-          </w:p>
-        </w:tc>
-      </w:tr>
-      <w:tr>
-        <w:trPr>
-          <w:cantSplit/>
-        </w:trPr>
-        <w:tc>
-          <w:tcPr>
-            <w:tcW w:type="dxa" w:w="2608"/>
-          </w:tcPr>
-          <w:p>
-            <w:pPr>
-              <w:spacing w:after="0" w:line="252" w:lineRule="auto"/>
-            </w:pPr>
-            <w:r>
-              <w:rPr>
-                <w:rFonts w:ascii="Calibri" w:hAnsi="Calibri"/>
-                <w:b w:val="0"/>
-                <w:i w:val="0"/>
-                <w:color w:val="333333"/>
-                <w:sz w:val="17"/>
-              </w:rPr>
-              <w:t>3. Interpréter les anomalies signalées</w:t>
-            </w:r>
-          </w:p>
-        </w:tc>
-        <w:tc>
-          <w:tcPr>
-            <w:tcW w:type="dxa" w:w="1587"/>
-          </w:tcPr>
-          <w:p>
-            <w:pPr>
-              <w:spacing w:after="0" w:line="252" w:lineRule="auto"/>
-            </w:pPr>
-            <w:r>
-              <w:rPr>
-                <w:rFonts w:ascii="Calibri" w:hAnsi="Calibri"/>
-                <w:b w:val="0"/>
-                <w:i w:val="0"/>
-                <w:color w:val="333333"/>
-                <w:sz w:val="17"/>
-              </w:rPr>
-              <w:t>Achats et commerce en ligne</w:t>
-            </w:r>
-          </w:p>
-        </w:tc>
-        <w:tc>
-          <w:tcPr>
-            <w:tcW w:type="dxa" w:w="2154"/>
-          </w:tcPr>
-          <w:p>
-            <w:pPr>
-              <w:spacing w:after="0" w:line="252" w:lineRule="auto"/>
-            </w:pPr>
-            <w:r>
-              <w:rPr>
-                <w:rFonts w:ascii="Calibri" w:hAnsi="Calibri"/>
-                <w:b w:val="0"/>
-                <w:i w:val="0"/>
-                <w:color w:val="333333"/>
-                <w:sz w:val="17"/>
-              </w:rPr>
-              <w:t>Atelier de 30 minutes</w:t>
-            </w:r>
-          </w:p>
-        </w:tc>
-        <w:tc>
-          <w:tcPr>
-            <w:tcW w:type="dxa" w:w="2948"/>
-          </w:tcPr>
-          <w:p>
-            <w:pPr>
-              <w:spacing w:after="0" w:line="252" w:lineRule="auto"/>
-            </w:pPr>
-            <w:r>
-              <w:rPr>
-                <w:rFonts w:ascii="Calibri" w:hAnsi="Calibri"/>
-                <w:b w:val="0"/>
-                <w:i w:val="0"/>
-                <w:color w:val="333333"/>
-                <w:sz w:val="17"/>
-              </w:rPr>
-              <w:t>Exemples concrets, glossaire visuel, aucune information portée par la seule couleur</w:t>
-            </w:r>
-          </w:p>
-        </w:tc>
-      </w:tr>
-      <w:tr>
-        <w:trPr>
-          <w:cantSplit/>
-        </w:trPr>
-        <w:tc>
-          <w:tcPr>
-            <w:tcW w:type="dxa" w:w="2608"/>
-            <w:shd w:val="clear" w:color="auto" w:fill="F1F5F9"/>
-          </w:tcPr>
-          <w:p>
-            <w:pPr>
-              <w:spacing w:after="0" w:line="252" w:lineRule="auto"/>
-            </w:pPr>
-            <w:r>
-              <w:rPr>
-                <w:rFonts w:ascii="Calibri" w:hAnsi="Calibri"/>
-                <w:b w:val="0"/>
-                <w:i w:val="0"/>
-                <w:color w:val="333333"/>
-                <w:sz w:val="17"/>
-              </w:rPr>
-              <w:t>4. Utiliser les recommandations de réassort</w:t>
-            </w:r>
-          </w:p>
-        </w:tc>
-        <w:tc>
-          <w:tcPr>
-            <w:tcW w:type="dxa" w:w="1587"/>
-            <w:shd w:val="clear" w:color="auto" w:fill="F1F5F9"/>
-          </w:tcPr>
-          <w:p>
-            <w:pPr>
-              <w:spacing w:after="0" w:line="252" w:lineRule="auto"/>
-            </w:pPr>
-            <w:r>
-              <w:rPr>
-                <w:rFonts w:ascii="Calibri" w:hAnsi="Calibri"/>
-                <w:b w:val="0"/>
-                <w:i w:val="0"/>
-                <w:color w:val="333333"/>
-                <w:sz w:val="17"/>
-              </w:rPr>
-              <w:t>Achats</w:t>
-            </w:r>
-          </w:p>
-        </w:tc>
-        <w:tc>
-          <w:tcPr>
-            <w:tcW w:type="dxa" w:w="2154"/>
-            <w:shd w:val="clear" w:color="auto" w:fill="F1F5F9"/>
-          </w:tcPr>
-          <w:p>
-            <w:pPr>
-              <w:spacing w:after="0" w:line="252" w:lineRule="auto"/>
-            </w:pPr>
-            <w:r>
-              <w:rPr>
-                <w:rFonts w:ascii="Calibri" w:hAnsi="Calibri"/>
-                <w:b w:val="0"/>
-                <w:i w:val="0"/>
-                <w:color w:val="333333"/>
-                <w:sz w:val="17"/>
-              </w:rPr>
-              <w:t>Accompagnement individuel de 30 minutes</w:t>
-            </w:r>
-          </w:p>
-        </w:tc>
-        <w:tc>
-          <w:tcPr>
-            <w:tcW w:type="dxa" w:w="2948"/>
-            <w:shd w:val="clear" w:color="auto" w:fill="F1F5F9"/>
-          </w:tcPr>
-          <w:p>
-            <w:pPr>
-              <w:spacing w:after="0" w:line="252" w:lineRule="auto"/>
-            </w:pPr>
-            <w:r>
-              <w:rPr>
-                <w:rFonts w:ascii="Calibri" w:hAnsi="Calibri"/>
-                <w:b w:val="0"/>
-                <w:i w:val="0"/>
-                <w:color w:val="333333"/>
-                <w:sz w:val="17"/>
-              </w:rPr>
-              <w:t>Procédure pas à pas, sous-titres si la session est à distance</w:t>
-            </w:r>
-          </w:p>
-        </w:tc>
-      </w:tr>
-    </w:tbl>
-    <w:p>
-      <w:pPr>
-        <w:spacing w:after="40"/>
-      </w:pPr>
-    </w:p>
-    <w:p>
-      <w:pPr>
-        <w:pStyle w:val="Heading2"/>
-      </w:pPr>
+      <w:bookmarkStart w:id="7018" w:name="_TocP130018"/>
       <w:r>
         <w:t>7.3 Principe d'accessibilité retenu</w:t>
       </w:r>
+      <w:bookmarkEnd w:id="7018"/>
     </w:p>
     <w:p>
       <w:r>
@@ -8778,9 +9509,11 @@
       <w:pPr>
         <w:pStyle w:val="Heading1"/>
       </w:pPr>
+      <w:bookmarkStart w:id="7019" w:name="_TocP130019"/>
       <w:r>
         <w:t>8. Ressources et budget indicatif</w:t>
       </w:r>
+      <w:bookmarkEnd w:id="7019"/>
     </w:p>
     <w:tbl>
       <w:tblPr>
@@ -9240,9 +9973,11 @@
       <w:pPr>
         <w:pStyle w:val="Heading1"/>
       </w:pPr>
+      <w:bookmarkStart w:id="7020" w:name="_TocP130020"/>
       <w:r>
         <w:t xml:space="preserve">Annexe A. Documents de référence</w:t>
       </w:r>
+      <w:bookmarkEnd w:id="7020"/>
     </w:p>
     <w:p>
       <w:r>

--- a/livrables/Lippens_Charles_2_cahier_des_charges_092026.docx
+++ b/livrables/Lippens_Charles_2_cahier_des_charges_092026.docx
@@ -155,7 +155,7 @@
           <w:color w:val="333333"/>
           <w:sz w:val="20"/>
         </w:rPr>
-        <w:t xml:space="preserve">2.10, jalon J4 validé en séance 3, le 2 octobre 2026 ; 2.9, mise à jour du 1er octobre 2026 (jalon J4 réussi le 30 septembre, reproductibilité, date du dépôt, typographie) ; 2.8, fonctionnalité F8 (listes de réassort) et stabilité du modèle mesurée (essais C et D du notebook complémentaire), puis relecture finale (couverture de stock, annexe A), le 25 septembre 2026, et mise à jour du 28 septembre 2026 (jalons validés et soutenance, problématique, performance datée, reproductibilité, texte allégé) ; 2.7, relecture après l'audit de l'énoncé : chronologie des seuils, portée du contrat de qualité, facteurs de performance, temps de travail, rédaction allégée, puis relecture indépendante (portée de la cellule d'audit, stabilité en partiel), le 25 septembre 2026 ; 2.6, structure calée sur l'étape 2 de l'énoncé (décisions des parties prenantes, périmètre par dimension, valeurs manquantes et stabilité), le 25 septembre 2026 ; 2.5, problématique et besoins métier reformulés plus simplement, commanditaire et période précisés, le 24 septembre 2026 ; 2.4, dates réelles des séances de mentorat et de la soutenance reportées le 17 septembre 2026 ; 2.3, cadrage en une page et fonctionnalités avec critères d'acceptation ; 2.2, corrigée après les deux passages d'audit</w:t>
+        <w:t xml:space="preserve">2.11, le 7 octobre 2026 : mise en situation faite, clarté de la restitution atteinte ; 2.10, jalon J4 validé en séance 3, le 2 octobre 2026 ; 2.9, mise à jour du 1er octobre 2026 (jalon J4 réussi le 30 septembre, reproductibilité, date du dépôt, typographie) ; 2.8, fonctionnalité F8 (listes de réassort) et stabilité du modèle mesurée (essais C et D du notebook complémentaire), puis relecture finale (couverture de stock, annexe A), le 25 septembre 2026, et mise à jour du 28 septembre 2026 (jalons validés et soutenance, problématique, performance datée, reproductibilité, texte allégé) ; 2.7, relecture après l'audit de l'énoncé : chronologie des seuils, portée du contrat de qualité, facteurs de performance, temps de travail, rédaction allégée, puis relecture indépendante (portée de la cellule d'audit, stabilité en partiel), le 25 septembre 2026 ; 2.6, structure calée sur l'étape 2 de l'énoncé (décisions des parties prenantes, périmètre par dimension, valeurs manquantes et stabilité), le 25 septembre 2026 ; 2.5, problématique et besoins métier reformulés plus simplement, commanditaire et période précisés, le 24 septembre 2026 ; 2.4, dates réelles des séances de mentorat et de la soutenance reportées le 17 septembre 2026 ; 2.3, cadrage en une page et fonctionnalités avec critères d'acceptation ; 2.2, corrigée après les deux passages d'audit</w:t>
       </w:r>
     </w:p>
     <w:p>
@@ -7684,7 +7684,7 @@
                 <w:color w:val="333333"/>
                 <w:sz w:val="18"/>
               </w:rPr>
-              <w:t xml:space="preserve">Notebook narratif, guide de prise en main, glossaire ; à vérifier par la mise en situation de la séquence 4</w:t>
+              <w:t xml:space="preserve">Notebook narratif, guide, glossaire ; mise en situation du 7 octobre : cinq critères sur cinq</w:t>
             </w:r>
           </w:p>
         </w:tc>
@@ -7705,7 +7705,7 @@
                 <w:color w:val="333333"/>
                 <w:sz w:val="18"/>
               </w:rPr>
-              <w:t xml:space="preserve">En cours</w:t>
+              <w:t xml:space="preserve">Oui</w:t>
             </w:r>
           </w:p>
         </w:tc>

--- a/livrables/Lippens_Charles_2_cahier_des_charges_092026.docx
+++ b/livrables/Lippens_Charles_2_cahier_des_charges_092026.docx
@@ -110,7 +110,7 @@
           <w:color w:val="333333"/>
           <w:sz w:val="20"/>
         </w:rPr>
-        <w:t xml:space="preserve">Passer du notebook technique du projet 6 à une réponse utile à la direction et mesurable</w:t>
+        <w:t xml:space="preserve">Passer du notebook technique du projet 6 à une réponse mesurable et utile à la direction</w:t>
       </w:r>
     </w:p>
     <w:p>
@@ -132,7 +132,7 @@
           <w:color w:val="333333"/>
           <w:sz w:val="20"/>
         </w:rPr>
-        <w:t xml:space="preserve">Octobre 2026, dépôt du projet (première version en juillet 2026)</w:t>
+        <w:t xml:space="preserve">Octobre 2026, dépôt du projet</w:t>
       </w:r>
     </w:p>
     <w:p>
@@ -1016,7 +1016,7 @@
                 <w:color w:val="333333"/>
                 <w:sz w:val="18"/>
               </w:rPr>
-              <w:t xml:space="preserve">Chaque mois, des chiffres fiables de ventes, de marges et de stocks, tirés de l'ERP et du site. La direction et les services de BottleNeck y décident quelles références réassortir en priorité et quelles erreurs faire corriger dans ces deux outils. Concrètement : un tableau unique par produit, contrôlé à chaque extraction, et une analyse rejouable, même avec plus de produits ou de ventes</w:t>
+              <w:t xml:space="preserve">Chaque mois, des chiffres fiables de ventes, de marges et de stocks, tirés de l'ERP et du site. Sur cette base, la direction et les services de BottleNeck décident quelles références réassortir en priorité et quelles erreurs faire corriger dans ces deux outils. Concrètement : une vue produit unifiée, contrôlée à chaque extraction, et une analyse rejouable, même avec plus de produits ou de ventes</w:t>
             </w:r>
           </w:p>
         </w:tc>
@@ -1182,7 +1182,7 @@
                 <w:color w:val="333333"/>
                 <w:sz w:val="18"/>
               </w:rPr>
-              <w:t xml:space="preserve">Au moins 8 types d'anomalies (9). Lignes en infraction signalées (9 sur 825). Contrat rejouable. Anomalies multivariées en plus (26). Pouvoir explicatif supérieur à 0,60 (0,72 sur le jeu de test ; 0,53 à 0,76 selon le découpage, 0,67 en moyenne). Erreur moyenne inférieure à 3 unités (1,54). Exécution en moins d'une seconde (moins de 40 ms). Accélération d'au moins 3 à gros volume (Polars : 4,1 le 4 août, 8,1 sur mon poste). Résultats rejouables. Restitution lisible par un non-technicien</w:t>
+              <w:t xml:space="preserve">Au moins 8 types d'anomalies (9). Lignes en infraction signalées (9 sur 825). Contrat rejouable. Anomalies multivariées en plus (26). Pouvoir explicatif supérieur à 0,60 (0,72 sur le jeu de test ; 0,53 à 0,76 selon le découpage, 0,67 en moyenne). Erreur moyenne inférieure à 3 unités (1,54). Exécution en moins d'une seconde (moins de 40 ms). Accélération d'au moins 3 à gros volume (Polars : 4,1 dans l'exécution livrée, 8,1 sur mon poste). Résultats rejouables. Restitution lisible par un non-technicien</w:t>
             </w:r>
           </w:p>
         </w:tc>
@@ -1882,7 +1882,7 @@
           <w:color w:val="333333"/>
           <w:sz w:val="21"/>
         </w:rPr>
-        <w:t xml:space="preserve">La solution doit être fiable, facile à reprendre par un tiers et prête pour la croissance annoncée.</w:t>
+        <w:t xml:space="preserve">La solution doit être fiable, facile à reprendre par un tiers et prête pour la croissance attendue.</w:t>
       </w:r>
     </w:p>
     <w:p>
@@ -2691,7 +2691,7 @@
           <w:color w:val="333333"/>
           <w:sz w:val="20"/>
         </w:rPr>
-        <w:t xml:space="preserve"> Un tableau unique par produit, la vue produit unifiée, qui réunit l'ERP et le site et se contrôle à chaque extraction. La direction et les services y lisent le chiffre d'affaires réel, les références qui le portent, le réassort et les corrections prioritaires. L'analyse se refait chaque mois à l'identique, même avec plus de produits ou de ventes.</w:t>
+        <w:t xml:space="preserve"> Un tableau unique par produit, la vue produit unifiée, qui réunit l'ERP et le site et se contrôle à chaque extraction. La direction et les services y lisent le chiffre d'affaires réel, les références qui le portent, les priorités de réassort et de correction. L'analyse se refait chaque mois à l'identique, même avec plus de produits ou de ventes.</w:t>
       </w:r>
     </w:p>
     <w:p>
@@ -2708,7 +2708,7 @@
           <w:color w:val="333333"/>
           <w:sz w:val="21"/>
         </w:rPr>
-        <w:t xml:space="preserve">Un notebook technique est réussi s'il s'exécute sans erreur. Ici, il faut en plus que la direction puisse décider sur ses chiffres. Je mesure donc la fiabilité, la reproductibilité et la clarté de la restitution, pas seulement l'exactitude du calcul. Le rythme mensuel est mon choix ; dans une mission réelle, Nicolas le validerait.</w:t>
+        <w:t xml:space="preserve">Un notebook technique est réussi s'il s'exécute sans erreur. Ici, il faut en plus que la direction puisse s'y fier pour décider. Je mesure donc la fiabilité, la reproductibilité et la clarté de la restitution, pas seulement l'exactitude du calcul. Le rythme mensuel est mon choix ; dans une mission réelle, Nicolas le validerait.</w:t>
       </w:r>
     </w:p>
     <w:p>
@@ -2752,7 +2752,7 @@
           <w:color w:val="333333"/>
           <w:sz w:val="21"/>
         </w:rPr>
-        <w:t xml:space="preserve"> C'est la demande de Nicolas au projet 6, rendue mesurable et rejouable. C'est aussi le seul besoin étudié qui améliore le notebook, sert ceux qui décident, se mesure et tient avec les données disponibles. Les autres pistes ont été comparées sur les mêmes critères. La couverture de stock est désormais outillée (fonctionnalité F8, essai C) ; la politique de prix et l'enrichissement du catalogue par l'open data se branchent sur le même tableau et restent des pistes d'évolution. Un chatbot pour les clients ou la collecte d'avis de concurrents visent les clients plutôt que la direction, ou demandent des données dont BottleNeck ne dispose pas. Quant aux avis du site, ils sont désactivés : il n'y en a aucun à analyser.</w:t>
+        <w:t xml:space="preserve"> C'est la demande de Nicolas au projet 6, rendue mesurable et rejouable. C'est aussi le seul besoin étudié qui améliore le notebook, sert ceux qui décident, se mesure et reste faisable avec les données disponibles. Les autres pistes ont été comparées sur les mêmes critères. La couverture de stock est désormais outillée (fonctionnalité F8, essai C) ; la politique de prix et l'enrichissement du catalogue par des données ouvertes se branchent sur le même tableau et restent des pistes d'évolution. Un chatbot pour les clients ou la collecte d'avis de concurrents visent les clients plutôt que la direction, ou demandent des données dont BottleNeck ne dispose pas. Quant aux avis du site, ils sont désactivés : il n'y en a aucun à analyser.</w:t>
       </w:r>
     </w:p>
     <w:p>
@@ -3213,7 +3213,7 @@
           <w:color w:val="333333"/>
           <w:sz w:val="21"/>
         </w:rPr>
-        <w:t xml:space="preserve">Par ordre de priorité décroissante. Cet ordre, proposé au cadrage et validé en séance 1 le 18 septembre, fixe l'ordre de réalisation ; dans une mission réelle, Nicolas le validerait.</w:t>
+        <w:t xml:space="preserve">Par ordre de priorité décroissante. Ce classement, proposé au cadrage et validé en séance 1 le 18 septembre, fixe l'ordre de réalisation ; dans une mission réelle, Nicolas le validerait.</w:t>
       </w:r>
     </w:p>
     <w:tbl>
@@ -3822,7 +3822,7 @@
                 <w:color w:val="333333"/>
                 <w:sz w:val="17"/>
               </w:rPr>
-              <w:t xml:space="preserve">Données clients ou personnelles ; historique des ventes, qui n'existe pas ; données externes (avis de concurrents, open data), gardées en pistes</w:t>
+              <w:t xml:space="preserve">Données clients ou personnelles ; historique des ventes, qui n'existe pas ; données externes (avis de concurrents, sources ouvertes), gardées en pistes</w:t>
             </w:r>
           </w:p>
         </w:tc>
@@ -4638,7 +4638,7 @@
                 <w:color w:val="333333"/>
                 <w:sz w:val="18"/>
               </w:rPr>
-              <w:t xml:space="preserve">Le contrat contrôle les trois règles de l'ERP (prix, stocks, marges) : 9 lignes sur 825 en infraction. La cellule d'audit compte les autres types (site, table de liaison), sauf les 3 formats non standard, saisis à la main. Deux statuts de stock contraires à la quantité, relevés le 25 septembre, restent à ajouter au contrat. Tout se rejoue à chaque extraction</w:t>
+              <w:t xml:space="preserve">Le contrat contrôle les trois règles de l'ERP (prix, stocks, marges) : 9 lignes sur 825 en infraction. La cellule d'audit compte les autres types (site, table de liaison), sauf les 3 formats non standard, dont le nombre est saisi à la main. Deux statuts de stock contraires à la quantité, relevés le 25 septembre, restent à ajouter au contrat. Tout se rejoue à chaque extraction</w:t>
             </w:r>
           </w:p>
         </w:tc>
@@ -5100,7 +5100,7 @@
                 <w:color w:val="333333"/>
                 <w:sz w:val="18"/>
               </w:rPr>
-              <w:t xml:space="preserve">Exécution complète sur un poste vierge, versions listées, graine fixée, chemins relatifs. Deux moteurs alternatifs mesurés, dont au moins un avec un facteur d'au moins 3, et une condition de bascule écrite ; le seuil chiffré reste à mesurer</w:t>
+              <w:t xml:space="preserve">Exécution complète sur un poste vierge, versions listées, graine fixée, chemins relatifs. Deux moteurs alternatifs mesurés, dont au moins un accélère le calcul d'un facteur 3 ou plus, et une condition de bascule écrite ; le seuil chiffré reste à mesurer</w:t>
             </w:r>
           </w:p>
         </w:tc>
@@ -5934,7 +5934,7 @@
           <w:color w:val="333333"/>
           <w:sz w:val="21"/>
         </w:rPr>
-        <w:t xml:space="preserve">Les indicateurs suivent les trois familles de l'énoncé : données, modèle et analyse, opérationnel. Chacun a un seuil et une valeur mesurée. J'ai posé les seuils pendant la phase préparatoire (26 juin au 4 août 2026), avec les premiers essais. Ils ne sont donc pas indépendants des premières mesures ; ils servent pour les prochaines extractions. Le 25 septembre, j'ai ajouté les valeurs manquantes et la stabilité, pour couvrir les exemples de l'énoncé. Les valeurs viennent de l'exécution livrée du 4 août 2026 et du notebook complémentaire (17 et 25 septembre).</w:t>
+        <w:t xml:space="preserve">Les indicateurs suivent les trois familles de l'énoncé : données, modèle et analyse, opérationnel. Chacun a un seuil et une valeur mesurée. J'ai posé les seuils pendant la phase préparatoire, en même temps que les premiers essais. Ils ne sont donc pas indépendants des premières mesures ; ils servent pour les prochaines extractions. Le 25 septembre, j'ai ajouté les valeurs manquantes et la stabilité, pour couvrir les exemples de l'énoncé. Les valeurs viennent du notebook amélioré (exécution livrée) et du notebook complémentaire (17 et 25 septembre).</w:t>
       </w:r>
     </w:p>
     <w:p>
@@ -7422,7 +7422,7 @@
                 <w:color w:val="333333"/>
                 <w:sz w:val="18"/>
               </w:rPr>
-              <w:t xml:space="preserve">Moins de 40 millisecondes pour les trois moteurs testés (9,9, 2,5 et 32,3 ms le 4 août)</w:t>
+              <w:t xml:space="preserve">Moins de 40 millisecondes pour les trois moteurs testés (9,9, 2,5 et 32,3 ms dans l'exécution livrée)</w:t>
             </w:r>
           </w:p>
         </w:tc>
@@ -7510,7 +7510,7 @@
                 <w:color w:val="333333"/>
                 <w:sz w:val="18"/>
               </w:rPr>
-              <w:t xml:space="preserve">À deux millions de lignes, Polars 4,1 fois et DuckDB 2,9 fois plus rapides que pandas le 4 août (exécution livrée) ; 8,1 et 5,7 fois sur mon poste le 25 septembre. Le gain dépend de la machine</w:t>
+              <w:t xml:space="preserve">À deux millions de lignes, Polars 4,1 fois et DuckDB 2,9 fois plus rapides que pandas dans l'exécution livrée ; 8,1 et 5,7 fois sur mon poste le 25 septembre. Le gain dépend de la machine</w:t>
             </w:r>
           </w:p>
         </w:tc>
@@ -7735,7 +7735,7 @@
           <w:color w:val="333333"/>
           <w:sz w:val="21"/>
         </w:rPr>
-        <w:t xml:space="preserve">Cinq jalons sur quatre semaines de travail, du 14 septembre au 9 octobre 2026. Les séances de mentorat ont lieu en fin de semaines 1, 2 et 3, les vendredis 18 septembre, 25 septembre et 2 octobre ; la soutenance, la semaine du 12 octobre. Aucun jalon n'est validé avant le précédent : J1 l'a été en séance 1, J2 et J3 en séance 2, J4 en séance 3, après sa réussite sur mon poste le 30 septembre ; J5 le sera à la soutenance. La gestion de projet reprend cette numérotation (frise, figure 3).</w:t>
+        <w:t xml:space="preserve">Cinq jalons sur quatre semaines de travail, du 14 septembre au 9 octobre 2026. Les séances de mentorat ont eu lieu en fin de semaines 1, 2 et 3, les vendredis 18 septembre, 25 septembre et 2 octobre ; la soutenance, la semaine du 12 octobre. Aucun jalon n'est validé avant le précédent : J1 l'a été en séance 1, J2 et J3 en séance 2, J4 en séance 3, après sa réussite sur mon poste le 30 septembre ; J5 le sera à la soutenance. La gestion de projet reprend cette numérotation (frise, figure 3).</w:t>
       </w:r>
     </w:p>
     <w:tbl>
@@ -8309,7 +8309,7 @@
           <w:color w:val="333333"/>
           <w:sz w:val="21"/>
         </w:rPr>
-        <w:t xml:space="preserve">L'accompagnement fait partie du cahier des charges. Sans lui, les utilisateurs non techniques ne sauront pas lire les résultats. Le but : les rendre autonomes sur la lecture des résultats, sans en faire des analystes.</w:t>
+        <w:t xml:space="preserve">L'accompagnement fait partie du cahier des charges. Sans lui, les utilisateurs non techniques ne sauront pas lire les résultats. Le but est de les rendre autonomes sur cette lecture, sans en faire des analystes.</w:t>
       </w:r>
     </w:p>
     <w:p>
@@ -8515,7 +8515,7 @@
                 <w:color w:val="333333"/>
                 <w:sz w:val="17"/>
               </w:rPr>
-              <w:t xml:space="preserve">Le mot « anomalie » sera compris comme une erreur avérée alors qu'il signale un doute</w:t>
+              <w:t xml:space="preserve">Le mot « anomalie » risque d'être lu comme une erreur avérée alors qu'il signale un doute</w:t>
             </w:r>
           </w:p>
         </w:tc>

--- a/livrables/Lippens_Charles_2_cahier_des_charges_092026.docx
+++ b/livrables/Lippens_Charles_2_cahier_des_charges_092026.docx
@@ -1224,7 +1224,7 @@
                 <w:color w:val="333333"/>
                 <w:sz w:val="18"/>
               </w:rPr>
-              <w:t xml:space="preserve">J1 cadrage : validé en séance 1, vendredi 18 septembre 2026. J2 audit qualité et J3 analyse augmentée : validés en séance 2, vendredi 25 septembre. J4 documentation : réussi sur mon poste le 30 septembre, validé en séance 3, vendredi 2 octobre. J5 restitution : à la soutenance, la semaine du 12 octobre 2026, après une répétition chronométrée</w:t>
+              <w:t xml:space="preserve">J1 cadrage : validé en séance 1, vendredi 18 septembre 2026. J2 audit qualité et J3 analyse augmentée : validés en séance 2, vendredi 25 septembre. J4 documentation : réussi sur mon poste le 30 septembre, validé en séance 3, vendredi 2 octobre. J5 restitution : à la soutenance, le vendredi 16 octobre 2026, après une répétition chronométrée</w:t>
             </w:r>
           </w:p>
         </w:tc>
@@ -1363,7 +1363,7 @@
           <w:color w:val="333333"/>
           <w:sz w:val="21"/>
         </w:rPr>
-        <w:t xml:space="preserve"> L'existant, c'est le notebook du projet 6. Il s'exécute et produit un chiffre d'affaires. Mais ses contrôles de qualité sont écrits à la main et ne se rejouent pas, son moteur de calcul n'a jamais été questionné, sa détection d'anomalies ne regarde qu'une variable, et rien n'explique les ventes. L'ERP et le site restent en place : le projet ne les modifie pas.</w:t>
+        <w:t xml:space="preserve"> L'existant, c'est le notebook du projet 6. Il s'exécute et produit un chiffre d'affaires. Mais ses contrôles de qualité sont écrits à la main et ne se rejouent pas, son outil de calcul n'a jamais été questionné, sa détection d'anomalies ne regarde qu'une variable, et rien n'explique les ventes. L'ERP et le site restent en place : le projet ne les modifie pas.</w:t>
       </w:r>
     </w:p>
     <w:p>
@@ -5100,7 +5100,7 @@
                 <w:color w:val="333333"/>
                 <w:sz w:val="18"/>
               </w:rPr>
-              <w:t xml:space="preserve">Exécution complète sur un poste vierge, versions listées, graine fixée, chemins relatifs. Deux moteurs alternatifs mesurés, dont au moins un accélère le calcul d'un facteur 3 ou plus, et une condition de bascule écrite ; le seuil chiffré reste à mesurer</w:t>
+              <w:t xml:space="preserve">Exécution complète sur un poste vierge, versions listées, graine fixée, chemins relatifs. Deux outils alternatifs mesurés, dont au moins un accélère le calcul d'un facteur 3 ou plus, et une condition de bascule écrite ; le seuil chiffré reste à mesurer</w:t>
             </w:r>
           </w:p>
         </w:tc>
@@ -5638,7 +5638,7 @@
                 <w:color w:val="333333"/>
                 <w:sz w:val="17"/>
               </w:rPr>
-              <w:t xml:space="preserve">Deux moteurs alternatifs évalués et gardés en réserve, avec une condition de bascule écrite (seuil non mesuré)</w:t>
+              <w:t xml:space="preserve">Deux outils alternatifs évalués et gardés en réserve, avec une condition de bascule écrite (seuil non mesuré)</w:t>
             </w:r>
           </w:p>
         </w:tc>
@@ -5685,7 +5685,7 @@
                 <w:color w:val="333333"/>
                 <w:sz w:val="17"/>
               </w:rPr>
-              <w:t xml:space="preserve">Quatre semaines de travail, du 14 septembre au 9 octobre 2026, puis la soutenance, la semaine du 12 octobre ; environ 70 heures de travail supervisé, plus autant de travail personnel</w:t>
+              <w:t xml:space="preserve">Quatre semaines de travail, du 14 septembre au 9 octobre 2026, puis la soutenance, le vendredi 16 octobre ; environ 70 heures de travail supervisé, plus autant de travail personnel</w:t>
             </w:r>
           </w:p>
         </w:tc>
@@ -7422,7 +7422,7 @@
                 <w:color w:val="333333"/>
                 <w:sz w:val="18"/>
               </w:rPr>
-              <w:t xml:space="preserve">Moins de 40 millisecondes pour les trois moteurs testés (9,9, 2,5 et 32,3 ms dans l'exécution livrée)</w:t>
+              <w:t xml:space="preserve">Moins de 40 millisecondes pour les trois outils testés (9,9, 2,5 et 32,3 ms dans l'exécution livrée)</w:t>
             </w:r>
           </w:p>
         </w:tc>
@@ -7735,7 +7735,7 @@
           <w:color w:val="333333"/>
           <w:sz w:val="21"/>
         </w:rPr>
-        <w:t xml:space="preserve">Cinq jalons sur quatre semaines de travail, du 14 septembre au 9 octobre 2026. Les séances de mentorat ont eu lieu en fin de semaines 1, 2 et 3, les vendredis 18 septembre, 25 septembre et 2 octobre ; la soutenance, la semaine du 12 octobre. Aucun jalon n'est validé avant le précédent : J1 l'a été en séance 1, J2 et J3 en séance 2, J4 en séance 3, après sa réussite sur mon poste le 30 septembre ; J5 le sera à la soutenance. La gestion de projet reprend cette numérotation (frise, figure 3).</w:t>
+        <w:t xml:space="preserve">Cinq jalons sur quatre semaines de travail, du 14 septembre au 9 octobre 2026. Les séances de mentorat ont eu lieu en fin de semaines 1, 2 et 3, les vendredis 18 septembre, 25 septembre et 2 octobre ; la soutenance, le vendredi 16 octobre. Aucun jalon n'est validé avant le précédent : J1 l'a été en séance 1, J2 et J3 en séance 2, J4 en séance 3, après sa réussite sur mon poste le 30 septembre ; J5 le sera à la soutenance. La gestion de projet reprend cette numérotation (frise, figure 3).</w:t>
       </w:r>
     </w:p>
     <w:tbl>
@@ -8279,7 +8279,7 @@
                 <w:color w:val="333333"/>
                 <w:sz w:val="18"/>
               </w:rPr>
-              <w:t xml:space="preserve">3 et 4, à la soutenance, la semaine du 12 octobre</w:t>
+              <w:t xml:space="preserve">3 et 4, à la soutenance, le vendredi 16 octobre</w:t>
             </w:r>
           </w:p>
         </w:tc>
